--- a/docs/客户沟通与确认_client_communication/数字人直播内容互动成交思路确认_client_livestream_strategy_confirmation/澜心社-数字人直播内容互动成交思路确认书_client_livestream_strategy_confirmation.docx
+++ b/docs/客户沟通与确认_client_communication/数字人直播内容互动成交思路确认_client_livestream_strategy_confirmation/澜心社-数字人直播内容互动成交思路确认书_client_livestream_strategy_confirmation.docx
@@ -9,13 +9,13 @@
       </w:pPr>
       <w:r>
         <w:rPr>
-          <w:rFonts w:ascii="Noto Sans CJK SC" w:hAnsi="Noto Sans CJK SC" w:eastAsia="Noto Sans CJK SC"/>
+          <w:rFonts w:ascii="Hiragino Sans GB" w:hAnsi="Hiragino Sans GB" w:eastAsia="Hiragino Sans GB"/>
           <w:b/>
           <w:i w:val="0"/>
           <w:color w:val="1F4E79"/>
           <w:sz w:val="22"/>
         </w:rPr>
-        <w:t>客户确认稿</w:t>
+        <w:t>主播确认参考稿</w:t>
       </w:r>
     </w:p>
     <w:p>
@@ -26,7 +26,7 @@
       </w:pPr>
       <w:r>
         <w:rPr>
-          <w:rFonts w:ascii="Noto Sans CJK SC" w:hAnsi="Noto Sans CJK SC" w:eastAsia="Noto Sans CJK SC"/>
+          <w:rFonts w:ascii="Hiragino Sans GB" w:hAnsi="Hiragino Sans GB" w:eastAsia="Hiragino Sans GB"/>
           <w:b/>
           <w:i w:val="0"/>
           <w:color w:val="1F4E79"/>
@@ -42,7 +42,7 @@
       </w:pPr>
       <w:r>
         <w:rPr>
-          <w:rFonts w:ascii="Noto Sans CJK SC" w:hAnsi="Noto Sans CJK SC" w:eastAsia="Noto Sans CJK SC"/>
+          <w:rFonts w:ascii="Hiragino Sans GB" w:hAnsi="Hiragino Sans GB" w:eastAsia="Hiragino Sans GB"/>
           <w:b w:val="0"/>
           <w:i w:val="0"/>
           <w:color w:val="5B5B5B"/>
@@ -96,7 +96,7 @@
             <w:r/>
             <w:r>
               <w:rPr>
-                <w:rFonts w:ascii="Noto Sans CJK SC" w:hAnsi="Noto Sans CJK SC" w:eastAsia="Noto Sans CJK SC"/>
+                <w:rFonts w:ascii="Hiragino Sans GB" w:hAnsi="Hiragino Sans GB" w:eastAsia="Hiragino Sans GB"/>
                 <w:b/>
                 <w:color w:val="262626"/>
                 <w:sz w:val="19"/>
@@ -126,7 +126,7 @@
             <w:r/>
             <w:r>
               <w:rPr>
-                <w:rFonts w:ascii="Noto Sans CJK SC" w:hAnsi="Noto Sans CJK SC" w:eastAsia="Noto Sans CJK SC"/>
+                <w:rFonts w:ascii="Hiragino Sans GB" w:hAnsi="Hiragino Sans GB" w:eastAsia="Hiragino Sans GB"/>
                 <w:b/>
                 <w:color w:val="262626"/>
                 <w:sz w:val="19"/>
@@ -156,7 +156,7 @@
             <w:r/>
             <w:r>
               <w:rPr>
-                <w:rFonts w:ascii="Noto Sans CJK SC" w:hAnsi="Noto Sans CJK SC" w:eastAsia="Noto Sans CJK SC"/>
+                <w:rFonts w:ascii="Hiragino Sans GB" w:hAnsi="Hiragino Sans GB" w:eastAsia="Hiragino Sans GB"/>
                 <w:b w:val="0"/>
                 <w:color w:val="262626"/>
                 <w:sz w:val="19"/>
@@ -184,7 +184,7 @@
             <w:r/>
             <w:r>
               <w:rPr>
-                <w:rFonts w:ascii="Noto Sans CJK SC" w:hAnsi="Noto Sans CJK SC" w:eastAsia="Noto Sans CJK SC"/>
+                <w:rFonts w:ascii="Hiragino Sans GB" w:hAnsi="Hiragino Sans GB" w:eastAsia="Hiragino Sans GB"/>
                 <w:b w:val="0"/>
                 <w:color w:val="262626"/>
                 <w:sz w:val="19"/>
@@ -214,7 +214,7 @@
             <w:r/>
             <w:r>
               <w:rPr>
-                <w:rFonts w:ascii="Noto Sans CJK SC" w:hAnsi="Noto Sans CJK SC" w:eastAsia="Noto Sans CJK SC"/>
+                <w:rFonts w:ascii="Hiragino Sans GB" w:hAnsi="Hiragino Sans GB" w:eastAsia="Hiragino Sans GB"/>
                 <w:b w:val="0"/>
                 <w:color w:val="262626"/>
                 <w:sz w:val="19"/>
@@ -242,12 +242,12 @@
             <w:r/>
             <w:r>
               <w:rPr>
-                <w:rFonts w:ascii="Noto Sans CJK SC" w:hAnsi="Noto Sans CJK SC" w:eastAsia="Noto Sans CJK SC"/>
+                <w:rFonts w:ascii="Hiragino Sans GB" w:hAnsi="Hiragino Sans GB" w:eastAsia="Hiragino Sans GB"/>
                 <w:b w:val="0"/>
                 <w:color w:val="262626"/>
                 <w:sz w:val="19"/>
               </w:rPr>
-              <w:t>V1.0 客户确认稿</w:t>
+              <w:t>V1.0 主播确认参考稿</w:t>
             </w:r>
           </w:p>
         </w:tc>
@@ -272,7 +272,7 @@
             <w:r/>
             <w:r>
               <w:rPr>
-                <w:rFonts w:ascii="Noto Sans CJK SC" w:hAnsi="Noto Sans CJK SC" w:eastAsia="Noto Sans CJK SC"/>
+                <w:rFonts w:ascii="Hiragino Sans GB" w:hAnsi="Hiragino Sans GB" w:eastAsia="Hiragino Sans GB"/>
                 <w:b w:val="0"/>
                 <w:color w:val="262626"/>
                 <w:sz w:val="19"/>
@@ -300,7 +300,7 @@
             <w:r/>
             <w:r>
               <w:rPr>
-                <w:rFonts w:ascii="Noto Sans CJK SC" w:hAnsi="Noto Sans CJK SC" w:eastAsia="Noto Sans CJK SC"/>
+                <w:rFonts w:ascii="Hiragino Sans GB" w:hAnsi="Hiragino Sans GB" w:eastAsia="Hiragino Sans GB"/>
                 <w:b w:val="0"/>
                 <w:color w:val="262626"/>
                 <w:sz w:val="19"/>
@@ -330,7 +330,7 @@
             <w:r/>
             <w:r>
               <w:rPr>
-                <w:rFonts w:ascii="Noto Sans CJK SC" w:hAnsi="Noto Sans CJK SC" w:eastAsia="Noto Sans CJK SC"/>
+                <w:rFonts w:ascii="Hiragino Sans GB" w:hAnsi="Hiragino Sans GB" w:eastAsia="Hiragino Sans GB"/>
                 <w:b w:val="0"/>
                 <w:color w:val="262626"/>
                 <w:sz w:val="19"/>
@@ -358,7 +358,7 @@
             <w:r/>
             <w:r>
               <w:rPr>
-                <w:rFonts w:ascii="Noto Sans CJK SC" w:hAnsi="Noto Sans CJK SC" w:eastAsia="Noto Sans CJK SC"/>
+                <w:rFonts w:ascii="Hiragino Sans GB" w:hAnsi="Hiragino Sans GB" w:eastAsia="Hiragino Sans GB"/>
                 <w:b w:val="0"/>
                 <w:color w:val="262626"/>
                 <w:sz w:val="19"/>
@@ -388,7 +388,7 @@
             <w:r/>
             <w:r>
               <w:rPr>
-                <w:rFonts w:ascii="Noto Sans CJK SC" w:hAnsi="Noto Sans CJK SC" w:eastAsia="Noto Sans CJK SC"/>
+                <w:rFonts w:ascii="Hiragino Sans GB" w:hAnsi="Hiragino Sans GB" w:eastAsia="Hiragino Sans GB"/>
                 <w:b w:val="0"/>
                 <w:color w:val="262626"/>
                 <w:sz w:val="19"/>
@@ -416,7 +416,7 @@
             <w:r/>
             <w:r>
               <w:rPr>
-                <w:rFonts w:ascii="Noto Sans CJK SC" w:hAnsi="Noto Sans CJK SC" w:eastAsia="Noto Sans CJK SC"/>
+                <w:rFonts w:ascii="Hiragino Sans GB" w:hAnsi="Hiragino Sans GB" w:eastAsia="Hiragino Sans GB"/>
                 <w:b w:val="0"/>
                 <w:color w:val="262626"/>
                 <w:sz w:val="19"/>
@@ -446,7 +446,7 @@
             <w:r/>
             <w:r>
               <w:rPr>
-                <w:rFonts w:ascii="Noto Sans CJK SC" w:hAnsi="Noto Sans CJK SC" w:eastAsia="Noto Sans CJK SC"/>
+                <w:rFonts w:ascii="Hiragino Sans GB" w:hAnsi="Hiragino Sans GB" w:eastAsia="Hiragino Sans GB"/>
                 <w:b w:val="0"/>
                 <w:color w:val="262626"/>
                 <w:sz w:val="19"/>
@@ -474,7 +474,7 @@
             <w:r/>
             <w:r>
               <w:rPr>
-                <w:rFonts w:ascii="Noto Sans CJK SC" w:hAnsi="Noto Sans CJK SC" w:eastAsia="Noto Sans CJK SC"/>
+                <w:rFonts w:ascii="Hiragino Sans GB" w:hAnsi="Hiragino Sans GB" w:eastAsia="Hiragino Sans GB"/>
                 <w:b w:val="0"/>
                 <w:color w:val="262626"/>
                 <w:sz w:val="19"/>
@@ -528,7 +528,7 @@
             </w:pPr>
             <w:r>
               <w:rPr>
-                <w:rFonts w:ascii="Noto Sans CJK SC" w:hAnsi="Noto Sans CJK SC" w:eastAsia="Noto Sans CJK SC"/>
+                <w:rFonts w:ascii="Hiragino Sans GB" w:hAnsi="Hiragino Sans GB" w:eastAsia="Hiragino Sans GB"/>
                 <w:b/>
                 <w:color w:val="1F4E79"/>
                 <w:sz w:val="21"/>
@@ -543,11 +543,11 @@
             </w:pPr>
             <w:r>
               <w:rPr>
-                <w:rFonts w:ascii="Noto Sans CJK SC" w:hAnsi="Noto Sans CJK SC" w:eastAsia="Noto Sans CJK SC"/>
+                <w:rFonts w:ascii="Hiragino Sans GB" w:hAnsi="Hiragino Sans GB" w:eastAsia="Hiragino Sans GB"/>
                 <w:color w:val="262626"/>
                 <w:sz w:val="20"/>
               </w:rPr>
-              <w:t>本文件的作用是确认“这种直播思路是否可以继续做”。客户确认后，项目方将把确认内容作为后续数字人直播大脑、直播脚本、评论回复、动作语气和人工兜底设计的重要输入；它不代表系统已经最终上线，也不代表可以脱离人工监督长期运行。</w:t>
+              <w:t>本文件的作用是确认“这种直播思路是否可以继续做”。主播确认后，项目方将把确认内容作为后续数字人直播大脑、直播脚本、评论回复、动作语气和人工兜底设计的重要输入；它不代表系统已经最终上线，也不代表可以脱离人工监督长期运行。</w:t>
             </w:r>
           </w:p>
         </w:tc>
@@ -566,13 +566,13 @@
       </w:pPr>
       <w:r>
         <w:rPr>
-          <w:rFonts w:ascii="Noto Sans CJK SC" w:hAnsi="Noto Sans CJK SC" w:eastAsia="Noto Sans CJK SC"/>
+          <w:rFonts w:ascii="Hiragino Sans GB" w:hAnsi="Hiragino Sans GB" w:eastAsia="Hiragino Sans GB"/>
           <w:b w:val="0"/>
           <w:i w:val="0"/>
           <w:color w:val="262626"/>
           <w:sz w:val="21"/>
         </w:rPr>
-        <w:t>客户确认人：________________    项目方确认人：________________    确认日期：________________</w:t>
+        <w:t>主播确认人：________________    项目方确认人：________________    确认日期：________________</w:t>
       </w:r>
     </w:p>
     <w:p>
@@ -588,7 +588,7 @@
       </w:pPr>
       <w:r>
         <w:rPr>
-          <w:rFonts w:ascii="Noto Sans CJK SC" w:hAnsi="Noto Sans CJK SC" w:eastAsia="Noto Sans CJK SC"/>
+          <w:rFonts w:ascii="Hiragino Sans GB" w:hAnsi="Hiragino Sans GB" w:eastAsia="Hiragino Sans GB"/>
           <w:b/>
           <w:color w:val="1F4E79"/>
           <w:sz w:val="32"/>
@@ -616,7 +616,7 @@
       </w:pPr>
       <w:r>
         <w:rPr>
-          <w:rFonts w:ascii="Noto Sans CJK SC" w:hAnsi="Noto Sans CJK SC" w:eastAsia="Noto Sans CJK SC"/>
+          <w:rFonts w:ascii="Hiragino Sans GB" w:hAnsi="Hiragino Sans GB" w:eastAsia="Hiragino Sans GB"/>
           <w:b w:val="0"/>
           <w:i/>
           <w:color w:val="5B5B5B"/>
@@ -638,7 +638,7 @@
       </w:pPr>
       <w:r>
         <w:rPr>
-          <w:rFonts w:ascii="Noto Sans CJK SC" w:hAnsi="Noto Sans CJK SC" w:eastAsia="Noto Sans CJK SC"/>
+          <w:rFonts w:ascii="Hiragino Sans GB" w:hAnsi="Hiragino Sans GB" w:eastAsia="Hiragino Sans GB"/>
           <w:b/>
           <w:color w:val="1F4E79"/>
           <w:sz w:val="32"/>
@@ -653,13 +653,13 @@
       </w:pPr>
       <w:r>
         <w:rPr>
-          <w:rFonts w:ascii="Noto Sans CJK SC" w:hAnsi="Noto Sans CJK SC" w:eastAsia="Noto Sans CJK SC"/>
+          <w:rFonts w:ascii="Hiragino Sans GB" w:hAnsi="Hiragino Sans GB" w:eastAsia="Hiragino Sans GB"/>
           <w:b w:val="0"/>
           <w:i w:val="0"/>
           <w:color w:val="262626"/>
           <w:sz w:val="21"/>
         </w:rPr>
-        <w:t>本文件用于确认澜心社数字人直播的内容方向、主播表现、互动方式、促单节奏和人工兜底边界。确认后，后续脚本、直播大脑、评论回复和数字人表现，将以客户确认过的方向为主要依据。</w:t>
+        <w:t>本文件用于确认澜心社数字人直播的内容方向、主播表现、互动方式、促单节奏和人工兜底边界。确认后，后续脚本、直播大脑、评论回复和数字人表现，将以主播确认过的方向为主要依据。</w:t>
       </w:r>
     </w:p>
     <w:tbl>
@@ -699,7 +699,7 @@
             </w:pPr>
             <w:r>
               <w:rPr>
-                <w:rFonts w:ascii="Noto Sans CJK SC" w:hAnsi="Noto Sans CJK SC" w:eastAsia="Noto Sans CJK SC"/>
+                <w:rFonts w:ascii="Hiragino Sans GB" w:hAnsi="Hiragino Sans GB" w:eastAsia="Hiragino Sans GB"/>
                 <w:b/>
                 <w:color w:val="1F4E79"/>
                 <w:sz w:val="21"/>
@@ -714,7 +714,7 @@
             </w:pPr>
             <w:r>
               <w:rPr>
-                <w:rFonts w:ascii="Noto Sans CJK SC" w:hAnsi="Noto Sans CJK SC" w:eastAsia="Noto Sans CJK SC"/>
+                <w:rFonts w:ascii="Hiragino Sans GB" w:hAnsi="Hiragino Sans GB" w:eastAsia="Hiragino Sans GB"/>
                 <w:color w:val="262626"/>
                 <w:sz w:val="20"/>
               </w:rPr>
@@ -775,7 +775,7 @@
             <w:r/>
             <w:r>
               <w:rPr>
-                <w:rFonts w:ascii="Noto Sans CJK SC" w:hAnsi="Noto Sans CJK SC" w:eastAsia="Noto Sans CJK SC"/>
+                <w:rFonts w:ascii="Hiragino Sans GB" w:hAnsi="Hiragino Sans GB" w:eastAsia="Hiragino Sans GB"/>
                 <w:b/>
                 <w:color w:val="262626"/>
                 <w:sz w:val="18"/>
@@ -805,7 +805,7 @@
             <w:r/>
             <w:r>
               <w:rPr>
-                <w:rFonts w:ascii="Noto Sans CJK SC" w:hAnsi="Noto Sans CJK SC" w:eastAsia="Noto Sans CJK SC"/>
+                <w:rFonts w:ascii="Hiragino Sans GB" w:hAnsi="Hiragino Sans GB" w:eastAsia="Hiragino Sans GB"/>
                 <w:b/>
                 <w:color w:val="262626"/>
                 <w:sz w:val="18"/>
@@ -835,7 +835,7 @@
             <w:r/>
             <w:r>
               <w:rPr>
-                <w:rFonts w:ascii="Noto Sans CJK SC" w:hAnsi="Noto Sans CJK SC" w:eastAsia="Noto Sans CJK SC"/>
+                <w:rFonts w:ascii="Hiragino Sans GB" w:hAnsi="Hiragino Sans GB" w:eastAsia="Hiragino Sans GB"/>
                 <w:b w:val="0"/>
                 <w:color w:val="262626"/>
                 <w:sz w:val="18"/>
@@ -863,7 +863,7 @@
             <w:r/>
             <w:r>
               <w:rPr>
-                <w:rFonts w:ascii="Noto Sans CJK SC" w:hAnsi="Noto Sans CJK SC" w:eastAsia="Noto Sans CJK SC"/>
+                <w:rFonts w:ascii="Hiragino Sans GB" w:hAnsi="Hiragino Sans GB" w:eastAsia="Hiragino Sans GB"/>
                 <w:b w:val="0"/>
                 <w:color w:val="262626"/>
                 <w:sz w:val="18"/>
@@ -893,7 +893,7 @@
             <w:r/>
             <w:r>
               <w:rPr>
-                <w:rFonts w:ascii="Noto Sans CJK SC" w:hAnsi="Noto Sans CJK SC" w:eastAsia="Noto Sans CJK SC"/>
+                <w:rFonts w:ascii="Hiragino Sans GB" w:hAnsi="Hiragino Sans GB" w:eastAsia="Hiragino Sans GB"/>
                 <w:b w:val="0"/>
                 <w:color w:val="262626"/>
                 <w:sz w:val="18"/>
@@ -921,7 +921,7 @@
             <w:r/>
             <w:r>
               <w:rPr>
-                <w:rFonts w:ascii="Noto Sans CJK SC" w:hAnsi="Noto Sans CJK SC" w:eastAsia="Noto Sans CJK SC"/>
+                <w:rFonts w:ascii="Hiragino Sans GB" w:hAnsi="Hiragino Sans GB" w:eastAsia="Hiragino Sans GB"/>
                 <w:b w:val="0"/>
                 <w:color w:val="262626"/>
                 <w:sz w:val="18"/>
@@ -951,7 +951,7 @@
             <w:r/>
             <w:r>
               <w:rPr>
-                <w:rFonts w:ascii="Noto Sans CJK SC" w:hAnsi="Noto Sans CJK SC" w:eastAsia="Noto Sans CJK SC"/>
+                <w:rFonts w:ascii="Hiragino Sans GB" w:hAnsi="Hiragino Sans GB" w:eastAsia="Hiragino Sans GB"/>
                 <w:b w:val="0"/>
                 <w:color w:val="262626"/>
                 <w:sz w:val="18"/>
@@ -979,7 +979,7 @@
             <w:r/>
             <w:r>
               <w:rPr>
-                <w:rFonts w:ascii="Noto Sans CJK SC" w:hAnsi="Noto Sans CJK SC" w:eastAsia="Noto Sans CJK SC"/>
+                <w:rFonts w:ascii="Hiragino Sans GB" w:hAnsi="Hiragino Sans GB" w:eastAsia="Hiragino Sans GB"/>
                 <w:b w:val="0"/>
                 <w:color w:val="262626"/>
                 <w:sz w:val="18"/>
@@ -1009,12 +1009,12 @@
             <w:r/>
             <w:r>
               <w:rPr>
-                <w:rFonts w:ascii="Noto Sans CJK SC" w:hAnsi="Noto Sans CJK SC" w:eastAsia="Noto Sans CJK SC"/>
+                <w:rFonts w:ascii="Hiragino Sans GB" w:hAnsi="Hiragino Sans GB" w:eastAsia="Hiragino Sans GB"/>
                 <w:b w:val="0"/>
                 <w:color w:val="262626"/>
                 <w:sz w:val="18"/>
               </w:rPr>
-              <w:t>客户需要补充和禁止的表达</w:t>
+              <w:t>主播方需要补充和禁止的表达</w:t>
             </w:r>
           </w:p>
         </w:tc>
@@ -1037,12 +1037,12 @@
             <w:r/>
             <w:r>
               <w:rPr>
-                <w:rFonts w:ascii="Noto Sans CJK SC" w:hAnsi="Noto Sans CJK SC" w:eastAsia="Noto Sans CJK SC"/>
+                <w:rFonts w:ascii="Hiragino Sans GB" w:hAnsi="Hiragino Sans GB" w:eastAsia="Hiragino Sans GB"/>
                 <w:b w:val="0"/>
                 <w:color w:val="262626"/>
                 <w:sz w:val="18"/>
               </w:rPr>
-              <w:t>最终客户付款验收结论</w:t>
+              <w:t>最终付款验收结论</w:t>
             </w:r>
           </w:p>
         </w:tc>
@@ -1101,7 +1101,7 @@
             <w:r/>
             <w:r>
               <w:rPr>
-                <w:rFonts w:ascii="Noto Sans CJK SC" w:hAnsi="Noto Sans CJK SC" w:eastAsia="Noto Sans CJK SC"/>
+                <w:rFonts w:ascii="Hiragino Sans GB" w:hAnsi="Hiragino Sans GB" w:eastAsia="Hiragino Sans GB"/>
                 <w:b/>
                 <w:color w:val="262626"/>
                 <w:sz w:val="17"/>
@@ -1131,7 +1131,7 @@
             <w:r/>
             <w:r>
               <w:rPr>
-                <w:rFonts w:ascii="Noto Sans CJK SC" w:hAnsi="Noto Sans CJK SC" w:eastAsia="Noto Sans CJK SC"/>
+                <w:rFonts w:ascii="Hiragino Sans GB" w:hAnsi="Hiragino Sans GB" w:eastAsia="Hiragino Sans GB"/>
                 <w:b/>
                 <w:color w:val="262626"/>
                 <w:sz w:val="17"/>
@@ -1161,7 +1161,7 @@
             <w:r/>
             <w:r>
               <w:rPr>
-                <w:rFonts w:ascii="Noto Sans CJK SC" w:hAnsi="Noto Sans CJK SC" w:eastAsia="Noto Sans CJK SC"/>
+                <w:rFonts w:ascii="Hiragino Sans GB" w:hAnsi="Hiragino Sans GB" w:eastAsia="Hiragino Sans GB"/>
                 <w:b/>
                 <w:color w:val="262626"/>
                 <w:sz w:val="17"/>
@@ -1191,12 +1191,12 @@
             <w:r/>
             <w:r>
               <w:rPr>
-                <w:rFonts w:ascii="Noto Sans CJK SC" w:hAnsi="Noto Sans CJK SC" w:eastAsia="Noto Sans CJK SC"/>
+                <w:rFonts w:ascii="Hiragino Sans GB" w:hAnsi="Hiragino Sans GB" w:eastAsia="Hiragino Sans GB"/>
                 <w:b/>
                 <w:color w:val="262626"/>
                 <w:sz w:val="17"/>
               </w:rPr>
-              <w:t>客户意见</w:t>
+              <w:t>修改意见</w:t>
             </w:r>
           </w:p>
         </w:tc>
@@ -1221,7 +1221,7 @@
             <w:r/>
             <w:r>
               <w:rPr>
-                <w:rFonts w:ascii="Noto Sans CJK SC" w:hAnsi="Noto Sans CJK SC" w:eastAsia="Noto Sans CJK SC"/>
+                <w:rFonts w:ascii="Hiragino Sans GB" w:hAnsi="Hiragino Sans GB" w:eastAsia="Hiragino Sans GB"/>
                 <w:b w:val="0"/>
                 <w:color w:val="262626"/>
                 <w:sz w:val="17"/>
@@ -1250,7 +1250,7 @@
             <w:r/>
             <w:r>
               <w:rPr>
-                <w:rFonts w:ascii="Noto Sans CJK SC" w:hAnsi="Noto Sans CJK SC" w:eastAsia="Noto Sans CJK SC"/>
+                <w:rFonts w:ascii="Hiragino Sans GB" w:hAnsi="Hiragino Sans GB" w:eastAsia="Hiragino Sans GB"/>
                 <w:b w:val="0"/>
                 <w:color w:val="262626"/>
                 <w:sz w:val="17"/>
@@ -1279,7 +1279,7 @@
             <w:r/>
             <w:r>
               <w:rPr>
-                <w:rFonts w:ascii="Noto Sans CJK SC" w:hAnsi="Noto Sans CJK SC" w:eastAsia="Noto Sans CJK SC"/>
+                <w:rFonts w:ascii="Hiragino Sans GB" w:hAnsi="Hiragino Sans GB" w:eastAsia="Hiragino Sans GB"/>
                 <w:b w:val="0"/>
                 <w:color w:val="262626"/>
                 <w:sz w:val="17"/>
@@ -1308,7 +1308,7 @@
             <w:r/>
             <w:r>
               <w:rPr>
-                <w:rFonts w:ascii="Noto Sans CJK SC" w:hAnsi="Noto Sans CJK SC" w:eastAsia="Noto Sans CJK SC"/>
+                <w:rFonts w:ascii="Hiragino Sans GB" w:hAnsi="Hiragino Sans GB" w:eastAsia="Hiragino Sans GB"/>
                 <w:b w:val="0"/>
                 <w:color w:val="262626"/>
                 <w:sz w:val="17"/>
@@ -1337,7 +1337,7 @@
             <w:r/>
             <w:r>
               <w:rPr>
-                <w:rFonts w:ascii="Noto Sans CJK SC" w:hAnsi="Noto Sans CJK SC" w:eastAsia="Noto Sans CJK SC"/>
+                <w:rFonts w:ascii="Hiragino Sans GB" w:hAnsi="Hiragino Sans GB" w:eastAsia="Hiragino Sans GB"/>
                 <w:b w:val="0"/>
                 <w:color w:val="262626"/>
                 <w:sz w:val="17"/>
@@ -1366,7 +1366,7 @@
             <w:r/>
             <w:r>
               <w:rPr>
-                <w:rFonts w:ascii="Noto Sans CJK SC" w:hAnsi="Noto Sans CJK SC" w:eastAsia="Noto Sans CJK SC"/>
+                <w:rFonts w:ascii="Hiragino Sans GB" w:hAnsi="Hiragino Sans GB" w:eastAsia="Hiragino Sans GB"/>
                 <w:b w:val="0"/>
                 <w:color w:val="262626"/>
                 <w:sz w:val="17"/>
@@ -1395,7 +1395,7 @@
             <w:r/>
             <w:r>
               <w:rPr>
-                <w:rFonts w:ascii="Noto Sans CJK SC" w:hAnsi="Noto Sans CJK SC" w:eastAsia="Noto Sans CJK SC"/>
+                <w:rFonts w:ascii="Hiragino Sans GB" w:hAnsi="Hiragino Sans GB" w:eastAsia="Hiragino Sans GB"/>
                 <w:b w:val="0"/>
                 <w:color w:val="262626"/>
                 <w:sz w:val="17"/>
@@ -1424,7 +1424,7 @@
             <w:r/>
             <w:r>
               <w:rPr>
-                <w:rFonts w:ascii="Noto Sans CJK SC" w:hAnsi="Noto Sans CJK SC" w:eastAsia="Noto Sans CJK SC"/>
+                <w:rFonts w:ascii="Hiragino Sans GB" w:hAnsi="Hiragino Sans GB" w:eastAsia="Hiragino Sans GB"/>
                 <w:b w:val="0"/>
                 <w:color w:val="262626"/>
                 <w:sz w:val="17"/>
@@ -1453,7 +1453,7 @@
             <w:r/>
             <w:r>
               <w:rPr>
-                <w:rFonts w:ascii="Noto Sans CJK SC" w:hAnsi="Noto Sans CJK SC" w:eastAsia="Noto Sans CJK SC"/>
+                <w:rFonts w:ascii="Hiragino Sans GB" w:hAnsi="Hiragino Sans GB" w:eastAsia="Hiragino Sans GB"/>
                 <w:b w:val="0"/>
                 <w:color w:val="262626"/>
                 <w:sz w:val="17"/>
@@ -1482,7 +1482,7 @@
             <w:r/>
             <w:r>
               <w:rPr>
-                <w:rFonts w:ascii="Noto Sans CJK SC" w:hAnsi="Noto Sans CJK SC" w:eastAsia="Noto Sans CJK SC"/>
+                <w:rFonts w:ascii="Hiragino Sans GB" w:hAnsi="Hiragino Sans GB" w:eastAsia="Hiragino Sans GB"/>
                 <w:b w:val="0"/>
                 <w:color w:val="262626"/>
                 <w:sz w:val="17"/>
@@ -1511,7 +1511,7 @@
             <w:r/>
             <w:r>
               <w:rPr>
-                <w:rFonts w:ascii="Noto Sans CJK SC" w:hAnsi="Noto Sans CJK SC" w:eastAsia="Noto Sans CJK SC"/>
+                <w:rFonts w:ascii="Hiragino Sans GB" w:hAnsi="Hiragino Sans GB" w:eastAsia="Hiragino Sans GB"/>
                 <w:b w:val="0"/>
                 <w:color w:val="262626"/>
                 <w:sz w:val="17"/>
@@ -1540,7 +1540,7 @@
             <w:r/>
             <w:r>
               <w:rPr>
-                <w:rFonts w:ascii="Noto Sans CJK SC" w:hAnsi="Noto Sans CJK SC" w:eastAsia="Noto Sans CJK SC"/>
+                <w:rFonts w:ascii="Hiragino Sans GB" w:hAnsi="Hiragino Sans GB" w:eastAsia="Hiragino Sans GB"/>
                 <w:b w:val="0"/>
                 <w:color w:val="262626"/>
                 <w:sz w:val="17"/>
@@ -1569,7 +1569,7 @@
       </w:pPr>
       <w:r>
         <w:rPr>
-          <w:rFonts w:ascii="Noto Sans CJK SC" w:hAnsi="Noto Sans CJK SC" w:eastAsia="Noto Sans CJK SC"/>
+          <w:rFonts w:ascii="Hiragino Sans GB" w:hAnsi="Hiragino Sans GB" w:eastAsia="Hiragino Sans GB"/>
           <w:b/>
           <w:color w:val="1F4E79"/>
           <w:sz w:val="32"/>
@@ -1584,7 +1584,7 @@
       </w:pPr>
       <w:r>
         <w:rPr>
-          <w:rFonts w:ascii="Noto Sans CJK SC" w:hAnsi="Noto Sans CJK SC" w:eastAsia="Noto Sans CJK SC"/>
+          <w:rFonts w:ascii="Hiragino Sans GB" w:hAnsi="Hiragino Sans GB" w:eastAsia="Hiragino Sans GB"/>
           <w:b w:val="0"/>
           <w:i w:val="0"/>
           <w:color w:val="262626"/>
@@ -1639,7 +1639,7 @@
             <w:r/>
             <w:r>
               <w:rPr>
-                <w:rFonts w:ascii="Noto Sans CJK SC" w:hAnsi="Noto Sans CJK SC" w:eastAsia="Noto Sans CJK SC"/>
+                <w:rFonts w:ascii="Hiragino Sans GB" w:hAnsi="Hiragino Sans GB" w:eastAsia="Hiragino Sans GB"/>
                 <w:b/>
                 <w:color w:val="262626"/>
                 <w:sz w:val="17"/>
@@ -1669,7 +1669,7 @@
             <w:r/>
             <w:r>
               <w:rPr>
-                <w:rFonts w:ascii="Noto Sans CJK SC" w:hAnsi="Noto Sans CJK SC" w:eastAsia="Noto Sans CJK SC"/>
+                <w:rFonts w:ascii="Hiragino Sans GB" w:hAnsi="Hiragino Sans GB" w:eastAsia="Hiragino Sans GB"/>
                 <w:b/>
                 <w:color w:val="262626"/>
                 <w:sz w:val="17"/>
@@ -1699,12 +1699,12 @@
             <w:r/>
             <w:r>
               <w:rPr>
-                <w:rFonts w:ascii="Noto Sans CJK SC" w:hAnsi="Noto Sans CJK SC" w:eastAsia="Noto Sans CJK SC"/>
+                <w:rFonts w:ascii="Hiragino Sans GB" w:hAnsi="Hiragino Sans GB" w:eastAsia="Hiragino Sans GB"/>
                 <w:b/>
                 <w:color w:val="262626"/>
                 <w:sz w:val="17"/>
               </w:rPr>
-              <w:t>客户确认</w:t>
+              <w:t>主播确认</w:t>
             </w:r>
           </w:p>
         </w:tc>
@@ -1729,7 +1729,7 @@
             <w:r/>
             <w:r>
               <w:rPr>
-                <w:rFonts w:ascii="Noto Sans CJK SC" w:hAnsi="Noto Sans CJK SC" w:eastAsia="Noto Sans CJK SC"/>
+                <w:rFonts w:ascii="Hiragino Sans GB" w:hAnsi="Hiragino Sans GB" w:eastAsia="Hiragino Sans GB"/>
                 <w:b w:val="0"/>
                 <w:color w:val="262626"/>
                 <w:sz w:val="17"/>
@@ -1757,12 +1757,12 @@
             <w:r/>
             <w:r>
               <w:rPr>
-                <w:rFonts w:ascii="Noto Sans CJK SC" w:hAnsi="Noto Sans CJK SC" w:eastAsia="Noto Sans CJK SC"/>
+                <w:rFonts w:ascii="Hiragino Sans GB" w:hAnsi="Hiragino Sans GB" w:eastAsia="Hiragino Sans GB"/>
                 <w:b w:val="0"/>
                 <w:color w:val="262626"/>
                 <w:sz w:val="17"/>
               </w:rPr>
-              <w:t>关注女性身体状态、盆底训练、产后或熟龄状态管理、亲密关系质量提升的用户。具体适用人群仍以客户课程和合规口径为准。</w:t>
+              <w:t>关注女性身体状态、盆底训练、产后或熟龄状态管理、亲密关系质量提升的用户。具体适用人群仍以主播方课程和合规口径为准。</w:t>
             </w:r>
           </w:p>
         </w:tc>
@@ -1785,7 +1785,7 @@
             <w:r/>
             <w:r>
               <w:rPr>
-                <w:rFonts w:ascii="Noto Sans CJK SC" w:hAnsi="Noto Sans CJK SC" w:eastAsia="Noto Sans CJK SC"/>
+                <w:rFonts w:ascii="Hiragino Sans GB" w:hAnsi="Hiragino Sans GB" w:eastAsia="Hiragino Sans GB"/>
                 <w:b w:val="0"/>
                 <w:color w:val="262626"/>
                 <w:sz w:val="17"/>
@@ -1815,7 +1815,7 @@
             <w:r/>
             <w:r>
               <w:rPr>
-                <w:rFonts w:ascii="Noto Sans CJK SC" w:hAnsi="Noto Sans CJK SC" w:eastAsia="Noto Sans CJK SC"/>
+                <w:rFonts w:ascii="Hiragino Sans GB" w:hAnsi="Hiragino Sans GB" w:eastAsia="Hiragino Sans GB"/>
                 <w:b w:val="0"/>
                 <w:color w:val="262626"/>
                 <w:sz w:val="17"/>
@@ -1843,7 +1843,7 @@
             <w:r/>
             <w:r>
               <w:rPr>
-                <w:rFonts w:ascii="Noto Sans CJK SC" w:hAnsi="Noto Sans CJK SC" w:eastAsia="Noto Sans CJK SC"/>
+                <w:rFonts w:ascii="Hiragino Sans GB" w:hAnsi="Hiragino Sans GB" w:eastAsia="Hiragino Sans GB"/>
                 <w:b w:val="0"/>
                 <w:color w:val="262626"/>
                 <w:sz w:val="17"/>
@@ -1871,7 +1871,7 @@
             <w:r/>
             <w:r>
               <w:rPr>
-                <w:rFonts w:ascii="Noto Sans CJK SC" w:hAnsi="Noto Sans CJK SC" w:eastAsia="Noto Sans CJK SC"/>
+                <w:rFonts w:ascii="Hiragino Sans GB" w:hAnsi="Hiragino Sans GB" w:eastAsia="Hiragino Sans GB"/>
                 <w:b w:val="0"/>
                 <w:color w:val="262626"/>
                 <w:sz w:val="17"/>
@@ -1901,7 +1901,7 @@
             <w:r/>
             <w:r>
               <w:rPr>
-                <w:rFonts w:ascii="Noto Sans CJK SC" w:hAnsi="Noto Sans CJK SC" w:eastAsia="Noto Sans CJK SC"/>
+                <w:rFonts w:ascii="Hiragino Sans GB" w:hAnsi="Hiragino Sans GB" w:eastAsia="Hiragino Sans GB"/>
                 <w:b w:val="0"/>
                 <w:color w:val="262626"/>
                 <w:sz w:val="17"/>
@@ -1929,7 +1929,7 @@
             <w:r/>
             <w:r>
               <w:rPr>
-                <w:rFonts w:ascii="Noto Sans CJK SC" w:hAnsi="Noto Sans CJK SC" w:eastAsia="Noto Sans CJK SC"/>
+                <w:rFonts w:ascii="Hiragino Sans GB" w:hAnsi="Hiragino Sans GB" w:eastAsia="Hiragino Sans GB"/>
                 <w:b w:val="0"/>
                 <w:color w:val="262626"/>
                 <w:sz w:val="17"/>
@@ -1957,7 +1957,7 @@
             <w:r/>
             <w:r>
               <w:rPr>
-                <w:rFonts w:ascii="Noto Sans CJK SC" w:hAnsi="Noto Sans CJK SC" w:eastAsia="Noto Sans CJK SC"/>
+                <w:rFonts w:ascii="Hiragino Sans GB" w:hAnsi="Hiragino Sans GB" w:eastAsia="Hiragino Sans GB"/>
                 <w:b w:val="0"/>
                 <w:color w:val="262626"/>
                 <w:sz w:val="17"/>
@@ -1987,7 +1987,7 @@
             <w:r/>
             <w:r>
               <w:rPr>
-                <w:rFonts w:ascii="Noto Sans CJK SC" w:hAnsi="Noto Sans CJK SC" w:eastAsia="Noto Sans CJK SC"/>
+                <w:rFonts w:ascii="Hiragino Sans GB" w:hAnsi="Hiragino Sans GB" w:eastAsia="Hiragino Sans GB"/>
                 <w:b w:val="0"/>
                 <w:color w:val="262626"/>
                 <w:sz w:val="17"/>
@@ -2015,7 +2015,7 @@
             <w:r/>
             <w:r>
               <w:rPr>
-                <w:rFonts w:ascii="Noto Sans CJK SC" w:hAnsi="Noto Sans CJK SC" w:eastAsia="Noto Sans CJK SC"/>
+                <w:rFonts w:ascii="Hiragino Sans GB" w:hAnsi="Hiragino Sans GB" w:eastAsia="Hiragino Sans GB"/>
                 <w:b w:val="0"/>
                 <w:color w:val="262626"/>
                 <w:sz w:val="17"/>
@@ -2043,7 +2043,7 @@
             <w:r/>
             <w:r>
               <w:rPr>
-                <w:rFonts w:ascii="Noto Sans CJK SC" w:hAnsi="Noto Sans CJK SC" w:eastAsia="Noto Sans CJK SC"/>
+                <w:rFonts w:ascii="Hiragino Sans GB" w:hAnsi="Hiragino Sans GB" w:eastAsia="Hiragino Sans GB"/>
                 <w:b w:val="0"/>
                 <w:color w:val="262626"/>
                 <w:sz w:val="17"/>
@@ -2073,7 +2073,7 @@
             <w:r/>
             <w:r>
               <w:rPr>
-                <w:rFonts w:ascii="Noto Sans CJK SC" w:hAnsi="Noto Sans CJK SC" w:eastAsia="Noto Sans CJK SC"/>
+                <w:rFonts w:ascii="Hiragino Sans GB" w:hAnsi="Hiragino Sans GB" w:eastAsia="Hiragino Sans GB"/>
                 <w:b w:val="0"/>
                 <w:color w:val="262626"/>
                 <w:sz w:val="17"/>
@@ -2101,7 +2101,7 @@
             <w:r/>
             <w:r>
               <w:rPr>
-                <w:rFonts w:ascii="Noto Sans CJK SC" w:hAnsi="Noto Sans CJK SC" w:eastAsia="Noto Sans CJK SC"/>
+                <w:rFonts w:ascii="Hiragino Sans GB" w:hAnsi="Hiragino Sans GB" w:eastAsia="Hiragino Sans GB"/>
                 <w:b w:val="0"/>
                 <w:color w:val="262626"/>
                 <w:sz w:val="17"/>
@@ -2129,7 +2129,7 @@
             <w:r/>
             <w:r>
               <w:rPr>
-                <w:rFonts w:ascii="Noto Sans CJK SC" w:hAnsi="Noto Sans CJK SC" w:eastAsia="Noto Sans CJK SC"/>
+                <w:rFonts w:ascii="Hiragino Sans GB" w:hAnsi="Hiragino Sans GB" w:eastAsia="Hiragino Sans GB"/>
                 <w:b w:val="0"/>
                 <w:color w:val="262626"/>
                 <w:sz w:val="17"/>
@@ -2193,7 +2193,7 @@
             <w:r/>
             <w:r>
               <w:rPr>
-                <w:rFonts w:ascii="Noto Sans CJK SC" w:hAnsi="Noto Sans CJK SC" w:eastAsia="Noto Sans CJK SC"/>
+                <w:rFonts w:ascii="Hiragino Sans GB" w:hAnsi="Hiragino Sans GB" w:eastAsia="Hiragino Sans GB"/>
                 <w:b/>
                 <w:color w:val="262626"/>
                 <w:sz w:val="17"/>
@@ -2223,7 +2223,7 @@
             <w:r/>
             <w:r>
               <w:rPr>
-                <w:rFonts w:ascii="Noto Sans CJK SC" w:hAnsi="Noto Sans CJK SC" w:eastAsia="Noto Sans CJK SC"/>
+                <w:rFonts w:ascii="Hiragino Sans GB" w:hAnsi="Hiragino Sans GB" w:eastAsia="Hiragino Sans GB"/>
                 <w:b/>
                 <w:color w:val="262626"/>
                 <w:sz w:val="17"/>
@@ -2253,7 +2253,7 @@
             <w:r/>
             <w:r>
               <w:rPr>
-                <w:rFonts w:ascii="Noto Sans CJK SC" w:hAnsi="Noto Sans CJK SC" w:eastAsia="Noto Sans CJK SC"/>
+                <w:rFonts w:ascii="Hiragino Sans GB" w:hAnsi="Hiragino Sans GB" w:eastAsia="Hiragino Sans GB"/>
                 <w:b/>
                 <w:color w:val="262626"/>
                 <w:sz w:val="17"/>
@@ -2283,12 +2283,12 @@
             <w:r/>
             <w:r>
               <w:rPr>
-                <w:rFonts w:ascii="Noto Sans CJK SC" w:hAnsi="Noto Sans CJK SC" w:eastAsia="Noto Sans CJK SC"/>
+                <w:rFonts w:ascii="Hiragino Sans GB" w:hAnsi="Hiragino Sans GB" w:eastAsia="Hiragino Sans GB"/>
                 <w:b/>
                 <w:color w:val="262626"/>
                 <w:sz w:val="17"/>
               </w:rPr>
-              <w:t>客户意见</w:t>
+              <w:t>修改意见</w:t>
             </w:r>
           </w:p>
         </w:tc>
@@ -2313,7 +2313,7 @@
             <w:r/>
             <w:r>
               <w:rPr>
-                <w:rFonts w:ascii="Noto Sans CJK SC" w:hAnsi="Noto Sans CJK SC" w:eastAsia="Noto Sans CJK SC"/>
+                <w:rFonts w:ascii="Hiragino Sans GB" w:hAnsi="Hiragino Sans GB" w:eastAsia="Hiragino Sans GB"/>
                 <w:b w:val="0"/>
                 <w:color w:val="262626"/>
                 <w:sz w:val="17"/>
@@ -2342,7 +2342,7 @@
             <w:r/>
             <w:r>
               <w:rPr>
-                <w:rFonts w:ascii="Noto Sans CJK SC" w:hAnsi="Noto Sans CJK SC" w:eastAsia="Noto Sans CJK SC"/>
+                <w:rFonts w:ascii="Hiragino Sans GB" w:hAnsi="Hiragino Sans GB" w:eastAsia="Hiragino Sans GB"/>
                 <w:b w:val="0"/>
                 <w:color w:val="262626"/>
                 <w:sz w:val="17"/>
@@ -2371,7 +2371,7 @@
             <w:r/>
             <w:r>
               <w:rPr>
-                <w:rFonts w:ascii="Noto Sans CJK SC" w:hAnsi="Noto Sans CJK SC" w:eastAsia="Noto Sans CJK SC"/>
+                <w:rFonts w:ascii="Hiragino Sans GB" w:hAnsi="Hiragino Sans GB" w:eastAsia="Hiragino Sans GB"/>
                 <w:b w:val="0"/>
                 <w:color w:val="262626"/>
                 <w:sz w:val="17"/>
@@ -2400,7 +2400,7 @@
             <w:r/>
             <w:r>
               <w:rPr>
-                <w:rFonts w:ascii="Noto Sans CJK SC" w:hAnsi="Noto Sans CJK SC" w:eastAsia="Noto Sans CJK SC"/>
+                <w:rFonts w:ascii="Hiragino Sans GB" w:hAnsi="Hiragino Sans GB" w:eastAsia="Hiragino Sans GB"/>
                 <w:b w:val="0"/>
                 <w:color w:val="262626"/>
                 <w:sz w:val="17"/>
@@ -2429,7 +2429,7 @@
             <w:r/>
             <w:r>
               <w:rPr>
-                <w:rFonts w:ascii="Noto Sans CJK SC" w:hAnsi="Noto Sans CJK SC" w:eastAsia="Noto Sans CJK SC"/>
+                <w:rFonts w:ascii="Hiragino Sans GB" w:hAnsi="Hiragino Sans GB" w:eastAsia="Hiragino Sans GB"/>
                 <w:b w:val="0"/>
                 <w:color w:val="262626"/>
                 <w:sz w:val="17"/>
@@ -2458,7 +2458,7 @@
             <w:r/>
             <w:r>
               <w:rPr>
-                <w:rFonts w:ascii="Noto Sans CJK SC" w:hAnsi="Noto Sans CJK SC" w:eastAsia="Noto Sans CJK SC"/>
+                <w:rFonts w:ascii="Hiragino Sans GB" w:hAnsi="Hiragino Sans GB" w:eastAsia="Hiragino Sans GB"/>
                 <w:b w:val="0"/>
                 <w:color w:val="262626"/>
                 <w:sz w:val="17"/>
@@ -2487,7 +2487,7 @@
             <w:r/>
             <w:r>
               <w:rPr>
-                <w:rFonts w:ascii="Noto Sans CJK SC" w:hAnsi="Noto Sans CJK SC" w:eastAsia="Noto Sans CJK SC"/>
+                <w:rFonts w:ascii="Hiragino Sans GB" w:hAnsi="Hiragino Sans GB" w:eastAsia="Hiragino Sans GB"/>
                 <w:b w:val="0"/>
                 <w:color w:val="262626"/>
                 <w:sz w:val="17"/>
@@ -2516,7 +2516,7 @@
             <w:r/>
             <w:r>
               <w:rPr>
-                <w:rFonts w:ascii="Noto Sans CJK SC" w:hAnsi="Noto Sans CJK SC" w:eastAsia="Noto Sans CJK SC"/>
+                <w:rFonts w:ascii="Hiragino Sans GB" w:hAnsi="Hiragino Sans GB" w:eastAsia="Hiragino Sans GB"/>
                 <w:b w:val="0"/>
                 <w:color w:val="262626"/>
                 <w:sz w:val="17"/>
@@ -2545,7 +2545,7 @@
             <w:r/>
             <w:r>
               <w:rPr>
-                <w:rFonts w:ascii="Noto Sans CJK SC" w:hAnsi="Noto Sans CJK SC" w:eastAsia="Noto Sans CJK SC"/>
+                <w:rFonts w:ascii="Hiragino Sans GB" w:hAnsi="Hiragino Sans GB" w:eastAsia="Hiragino Sans GB"/>
                 <w:b w:val="0"/>
                 <w:color w:val="262626"/>
                 <w:sz w:val="17"/>
@@ -2574,7 +2574,7 @@
             <w:r/>
             <w:r>
               <w:rPr>
-                <w:rFonts w:ascii="Noto Sans CJK SC" w:hAnsi="Noto Sans CJK SC" w:eastAsia="Noto Sans CJK SC"/>
+                <w:rFonts w:ascii="Hiragino Sans GB" w:hAnsi="Hiragino Sans GB" w:eastAsia="Hiragino Sans GB"/>
                 <w:b w:val="0"/>
                 <w:color w:val="262626"/>
                 <w:sz w:val="17"/>
@@ -2603,7 +2603,7 @@
             <w:r/>
             <w:r>
               <w:rPr>
-                <w:rFonts w:ascii="Noto Sans CJK SC" w:hAnsi="Noto Sans CJK SC" w:eastAsia="Noto Sans CJK SC"/>
+                <w:rFonts w:ascii="Hiragino Sans GB" w:hAnsi="Hiragino Sans GB" w:eastAsia="Hiragino Sans GB"/>
                 <w:b w:val="0"/>
                 <w:color w:val="262626"/>
                 <w:sz w:val="17"/>
@@ -2632,7 +2632,7 @@
             <w:r/>
             <w:r>
               <w:rPr>
-                <w:rFonts w:ascii="Noto Sans CJK SC" w:hAnsi="Noto Sans CJK SC" w:eastAsia="Noto Sans CJK SC"/>
+                <w:rFonts w:ascii="Hiragino Sans GB" w:hAnsi="Hiragino Sans GB" w:eastAsia="Hiragino Sans GB"/>
                 <w:b w:val="0"/>
                 <w:color w:val="262626"/>
                 <w:sz w:val="17"/>
@@ -2661,7 +2661,7 @@
             <w:r/>
             <w:r>
               <w:rPr>
-                <w:rFonts w:ascii="Noto Sans CJK SC" w:hAnsi="Noto Sans CJK SC" w:eastAsia="Noto Sans CJK SC"/>
+                <w:rFonts w:ascii="Hiragino Sans GB" w:hAnsi="Hiragino Sans GB" w:eastAsia="Hiragino Sans GB"/>
                 <w:b w:val="0"/>
                 <w:color w:val="262626"/>
                 <w:sz w:val="17"/>
@@ -2690,7 +2690,7 @@
             <w:r/>
             <w:r>
               <w:rPr>
-                <w:rFonts w:ascii="Noto Sans CJK SC" w:hAnsi="Noto Sans CJK SC" w:eastAsia="Noto Sans CJK SC"/>
+                <w:rFonts w:ascii="Hiragino Sans GB" w:hAnsi="Hiragino Sans GB" w:eastAsia="Hiragino Sans GB"/>
                 <w:b w:val="0"/>
                 <w:color w:val="262626"/>
                 <w:sz w:val="17"/>
@@ -2719,7 +2719,7 @@
             <w:r/>
             <w:r>
               <w:rPr>
-                <w:rFonts w:ascii="Noto Sans CJK SC" w:hAnsi="Noto Sans CJK SC" w:eastAsia="Noto Sans CJK SC"/>
+                <w:rFonts w:ascii="Hiragino Sans GB" w:hAnsi="Hiragino Sans GB" w:eastAsia="Hiragino Sans GB"/>
                 <w:b w:val="0"/>
                 <w:color w:val="262626"/>
                 <w:sz w:val="17"/>
@@ -2748,7 +2748,7 @@
             <w:r/>
             <w:r>
               <w:rPr>
-                <w:rFonts w:ascii="Noto Sans CJK SC" w:hAnsi="Noto Sans CJK SC" w:eastAsia="Noto Sans CJK SC"/>
+                <w:rFonts w:ascii="Hiragino Sans GB" w:hAnsi="Hiragino Sans GB" w:eastAsia="Hiragino Sans GB"/>
                 <w:b w:val="0"/>
                 <w:color w:val="262626"/>
                 <w:sz w:val="17"/>
@@ -2777,7 +2777,7 @@
       </w:pPr>
       <w:r>
         <w:rPr>
-          <w:rFonts w:ascii="Noto Sans CJK SC" w:hAnsi="Noto Sans CJK SC" w:eastAsia="Noto Sans CJK SC"/>
+          <w:rFonts w:ascii="Hiragino Sans GB" w:hAnsi="Hiragino Sans GB" w:eastAsia="Hiragino Sans GB"/>
           <w:b/>
           <w:color w:val="1F4E79"/>
           <w:sz w:val="32"/>
@@ -2792,7 +2792,7 @@
       </w:pPr>
       <w:r>
         <w:rPr>
-          <w:rFonts w:ascii="Noto Sans CJK SC" w:hAnsi="Noto Sans CJK SC" w:eastAsia="Noto Sans CJK SC"/>
+          <w:rFonts w:ascii="Hiragino Sans GB" w:hAnsi="Hiragino Sans GB" w:eastAsia="Hiragino Sans GB"/>
           <w:b w:val="0"/>
           <w:i w:val="0"/>
           <w:color w:val="262626"/>
@@ -2847,7 +2847,7 @@
             <w:r/>
             <w:r>
               <w:rPr>
-                <w:rFonts w:ascii="Noto Sans CJK SC" w:hAnsi="Noto Sans CJK SC" w:eastAsia="Noto Sans CJK SC"/>
+                <w:rFonts w:ascii="Hiragino Sans GB" w:hAnsi="Hiragino Sans GB" w:eastAsia="Hiragino Sans GB"/>
                 <w:b/>
                 <w:color w:val="262626"/>
                 <w:sz w:val="17"/>
@@ -2877,7 +2877,7 @@
             <w:r/>
             <w:r>
               <w:rPr>
-                <w:rFonts w:ascii="Noto Sans CJK SC" w:hAnsi="Noto Sans CJK SC" w:eastAsia="Noto Sans CJK SC"/>
+                <w:rFonts w:ascii="Hiragino Sans GB" w:hAnsi="Hiragino Sans GB" w:eastAsia="Hiragino Sans GB"/>
                 <w:b/>
                 <w:color w:val="262626"/>
                 <w:sz w:val="17"/>
@@ -2907,12 +2907,12 @@
             <w:r/>
             <w:r>
               <w:rPr>
-                <w:rFonts w:ascii="Noto Sans CJK SC" w:hAnsi="Noto Sans CJK SC" w:eastAsia="Noto Sans CJK SC"/>
+                <w:rFonts w:ascii="Hiragino Sans GB" w:hAnsi="Hiragino Sans GB" w:eastAsia="Hiragino Sans GB"/>
                 <w:b/>
                 <w:color w:val="262626"/>
                 <w:sz w:val="17"/>
               </w:rPr>
-              <w:t>客户意见</w:t>
+              <w:t>修改意见</w:t>
             </w:r>
           </w:p>
         </w:tc>
@@ -2937,7 +2937,7 @@
             <w:r/>
             <w:r>
               <w:rPr>
-                <w:rFonts w:ascii="Noto Sans CJK SC" w:hAnsi="Noto Sans CJK SC" w:eastAsia="Noto Sans CJK SC"/>
+                <w:rFonts w:ascii="Hiragino Sans GB" w:hAnsi="Hiragino Sans GB" w:eastAsia="Hiragino Sans GB"/>
                 <w:b w:val="0"/>
                 <w:color w:val="262626"/>
                 <w:sz w:val="17"/>
@@ -2965,7 +2965,7 @@
             <w:r/>
             <w:r>
               <w:rPr>
-                <w:rFonts w:ascii="Noto Sans CJK SC" w:hAnsi="Noto Sans CJK SC" w:eastAsia="Noto Sans CJK SC"/>
+                <w:rFonts w:ascii="Hiragino Sans GB" w:hAnsi="Hiragino Sans GB" w:eastAsia="Hiragino Sans GB"/>
                 <w:b w:val="0"/>
                 <w:color w:val="262626"/>
                 <w:sz w:val="17"/>
@@ -2994,7 +2994,7 @@
             <w:r/>
             <w:r>
               <w:rPr>
-                <w:rFonts w:ascii="Noto Sans CJK SC" w:hAnsi="Noto Sans CJK SC" w:eastAsia="Noto Sans CJK SC"/>
+                <w:rFonts w:ascii="Hiragino Sans GB" w:hAnsi="Hiragino Sans GB" w:eastAsia="Hiragino Sans GB"/>
                 <w:b w:val="0"/>
                 <w:color w:val="262626"/>
                 <w:sz w:val="17"/>
@@ -3023,7 +3023,7 @@
             <w:r/>
             <w:r>
               <w:rPr>
-                <w:rFonts w:ascii="Noto Sans CJK SC" w:hAnsi="Noto Sans CJK SC" w:eastAsia="Noto Sans CJK SC"/>
+                <w:rFonts w:ascii="Hiragino Sans GB" w:hAnsi="Hiragino Sans GB" w:eastAsia="Hiragino Sans GB"/>
                 <w:b w:val="0"/>
                 <w:color w:val="262626"/>
                 <w:sz w:val="17"/>
@@ -3051,7 +3051,7 @@
             <w:r/>
             <w:r>
               <w:rPr>
-                <w:rFonts w:ascii="Noto Sans CJK SC" w:hAnsi="Noto Sans CJK SC" w:eastAsia="Noto Sans CJK SC"/>
+                <w:rFonts w:ascii="Hiragino Sans GB" w:hAnsi="Hiragino Sans GB" w:eastAsia="Hiragino Sans GB"/>
                 <w:b w:val="0"/>
                 <w:color w:val="262626"/>
                 <w:sz w:val="17"/>
@@ -3080,7 +3080,7 @@
             <w:r/>
             <w:r>
               <w:rPr>
-                <w:rFonts w:ascii="Noto Sans CJK SC" w:hAnsi="Noto Sans CJK SC" w:eastAsia="Noto Sans CJK SC"/>
+                <w:rFonts w:ascii="Hiragino Sans GB" w:hAnsi="Hiragino Sans GB" w:eastAsia="Hiragino Sans GB"/>
                 <w:b w:val="0"/>
                 <w:color w:val="262626"/>
                 <w:sz w:val="17"/>
@@ -3109,7 +3109,7 @@
             <w:r/>
             <w:r>
               <w:rPr>
-                <w:rFonts w:ascii="Noto Sans CJK SC" w:hAnsi="Noto Sans CJK SC" w:eastAsia="Noto Sans CJK SC"/>
+                <w:rFonts w:ascii="Hiragino Sans GB" w:hAnsi="Hiragino Sans GB" w:eastAsia="Hiragino Sans GB"/>
                 <w:b w:val="0"/>
                 <w:color w:val="262626"/>
                 <w:sz w:val="17"/>
@@ -3137,7 +3137,7 @@
             <w:r/>
             <w:r>
               <w:rPr>
-                <w:rFonts w:ascii="Noto Sans CJK SC" w:hAnsi="Noto Sans CJK SC" w:eastAsia="Noto Sans CJK SC"/>
+                <w:rFonts w:ascii="Hiragino Sans GB" w:hAnsi="Hiragino Sans GB" w:eastAsia="Hiragino Sans GB"/>
                 <w:b w:val="0"/>
                 <w:color w:val="262626"/>
                 <w:sz w:val="17"/>
@@ -3166,7 +3166,7 @@
             <w:r/>
             <w:r>
               <w:rPr>
-                <w:rFonts w:ascii="Noto Sans CJK SC" w:hAnsi="Noto Sans CJK SC" w:eastAsia="Noto Sans CJK SC"/>
+                <w:rFonts w:ascii="Hiragino Sans GB" w:hAnsi="Hiragino Sans GB" w:eastAsia="Hiragino Sans GB"/>
                 <w:b w:val="0"/>
                 <w:color w:val="262626"/>
                 <w:sz w:val="17"/>
@@ -3196,7 +3196,7 @@
             <w:r/>
             <w:r>
               <w:rPr>
-                <w:rFonts w:ascii="Noto Sans CJK SC" w:hAnsi="Noto Sans CJK SC" w:eastAsia="Noto Sans CJK SC"/>
+                <w:rFonts w:ascii="Hiragino Sans GB" w:hAnsi="Hiragino Sans GB" w:eastAsia="Hiragino Sans GB"/>
                 <w:b w:val="0"/>
                 <w:color w:val="262626"/>
                 <w:sz w:val="17"/>
@@ -3224,12 +3224,12 @@
             <w:r/>
             <w:r>
               <w:rPr>
-                <w:rFonts w:ascii="Noto Sans CJK SC" w:hAnsi="Noto Sans CJK SC" w:eastAsia="Noto Sans CJK SC"/>
+                <w:rFonts w:ascii="Hiragino Sans GB" w:hAnsi="Hiragino Sans GB" w:eastAsia="Hiragino Sans GB"/>
                 <w:b w:val="0"/>
                 <w:color w:val="262626"/>
                 <w:sz w:val="17"/>
               </w:rPr>
-              <w:t>可以用“姐妹们”等称呼，也可以根据客户品牌改为更正式称呼。</w:t>
+              <w:t>可以用“姐妹们”等称呼，也可以根据品牌方改为更正式称呼。</w:t>
             </w:r>
           </w:p>
         </w:tc>
@@ -3253,7 +3253,7 @@
             <w:r/>
             <w:r>
               <w:rPr>
-                <w:rFonts w:ascii="Noto Sans CJK SC" w:hAnsi="Noto Sans CJK SC" w:eastAsia="Noto Sans CJK SC"/>
+                <w:rFonts w:ascii="Hiragino Sans GB" w:hAnsi="Hiragino Sans GB" w:eastAsia="Hiragino Sans GB"/>
                 <w:b w:val="0"/>
                 <w:color w:val="262626"/>
                 <w:sz w:val="17"/>
@@ -3282,7 +3282,7 @@
             <w:r/>
             <w:r>
               <w:rPr>
-                <w:rFonts w:ascii="Noto Sans CJK SC" w:hAnsi="Noto Sans CJK SC" w:eastAsia="Noto Sans CJK SC"/>
+                <w:rFonts w:ascii="Hiragino Sans GB" w:hAnsi="Hiragino Sans GB" w:eastAsia="Hiragino Sans GB"/>
                 <w:b w:val="0"/>
                 <w:color w:val="262626"/>
                 <w:sz w:val="17"/>
@@ -3310,7 +3310,7 @@
             <w:r/>
             <w:r>
               <w:rPr>
-                <w:rFonts w:ascii="Noto Sans CJK SC" w:hAnsi="Noto Sans CJK SC" w:eastAsia="Noto Sans CJK SC"/>
+                <w:rFonts w:ascii="Hiragino Sans GB" w:hAnsi="Hiragino Sans GB" w:eastAsia="Hiragino Sans GB"/>
                 <w:b w:val="0"/>
                 <w:color w:val="262626"/>
                 <w:sz w:val="17"/>
@@ -3339,7 +3339,7 @@
             <w:r/>
             <w:r>
               <w:rPr>
-                <w:rFonts w:ascii="Noto Sans CJK SC" w:hAnsi="Noto Sans CJK SC" w:eastAsia="Noto Sans CJK SC"/>
+                <w:rFonts w:ascii="Hiragino Sans GB" w:hAnsi="Hiragino Sans GB" w:eastAsia="Hiragino Sans GB"/>
                 <w:b w:val="0"/>
                 <w:color w:val="262626"/>
                 <w:sz w:val="17"/>
@@ -3368,7 +3368,7 @@
             <w:r/>
             <w:r>
               <w:rPr>
-                <w:rFonts w:ascii="Noto Sans CJK SC" w:hAnsi="Noto Sans CJK SC" w:eastAsia="Noto Sans CJK SC"/>
+                <w:rFonts w:ascii="Hiragino Sans GB" w:hAnsi="Hiragino Sans GB" w:eastAsia="Hiragino Sans GB"/>
                 <w:b w:val="0"/>
                 <w:color w:val="262626"/>
                 <w:sz w:val="17"/>
@@ -3396,7 +3396,7 @@
             <w:r/>
             <w:r>
               <w:rPr>
-                <w:rFonts w:ascii="Noto Sans CJK SC" w:hAnsi="Noto Sans CJK SC" w:eastAsia="Noto Sans CJK SC"/>
+                <w:rFonts w:ascii="Hiragino Sans GB" w:hAnsi="Hiragino Sans GB" w:eastAsia="Hiragino Sans GB"/>
                 <w:b w:val="0"/>
                 <w:color w:val="262626"/>
                 <w:sz w:val="17"/>
@@ -3425,7 +3425,7 @@
             <w:r/>
             <w:r>
               <w:rPr>
-                <w:rFonts w:ascii="Noto Sans CJK SC" w:hAnsi="Noto Sans CJK SC" w:eastAsia="Noto Sans CJK SC"/>
+                <w:rFonts w:ascii="Hiragino Sans GB" w:hAnsi="Hiragino Sans GB" w:eastAsia="Hiragino Sans GB"/>
                 <w:b w:val="0"/>
                 <w:color w:val="262626"/>
                 <w:sz w:val="17"/>
@@ -3454,7 +3454,7 @@
             <w:r/>
             <w:r>
               <w:rPr>
-                <w:rFonts w:ascii="Noto Sans CJK SC" w:hAnsi="Noto Sans CJK SC" w:eastAsia="Noto Sans CJK SC"/>
+                <w:rFonts w:ascii="Hiragino Sans GB" w:hAnsi="Hiragino Sans GB" w:eastAsia="Hiragino Sans GB"/>
                 <w:b w:val="0"/>
                 <w:color w:val="262626"/>
                 <w:sz w:val="17"/>
@@ -3482,7 +3482,7 @@
             <w:r/>
             <w:r>
               <w:rPr>
-                <w:rFonts w:ascii="Noto Sans CJK SC" w:hAnsi="Noto Sans CJK SC" w:eastAsia="Noto Sans CJK SC"/>
+                <w:rFonts w:ascii="Hiragino Sans GB" w:hAnsi="Hiragino Sans GB" w:eastAsia="Hiragino Sans GB"/>
                 <w:b w:val="0"/>
                 <w:color w:val="262626"/>
                 <w:sz w:val="17"/>
@@ -3511,7 +3511,7 @@
             <w:r/>
             <w:r>
               <w:rPr>
-                <w:rFonts w:ascii="Noto Sans CJK SC" w:hAnsi="Noto Sans CJK SC" w:eastAsia="Noto Sans CJK SC"/>
+                <w:rFonts w:ascii="Hiragino Sans GB" w:hAnsi="Hiragino Sans GB" w:eastAsia="Hiragino Sans GB"/>
                 <w:b w:val="0"/>
                 <w:color w:val="262626"/>
                 <w:sz w:val="17"/>
@@ -3540,7 +3540,7 @@
             <w:r/>
             <w:r>
               <w:rPr>
-                <w:rFonts w:ascii="Noto Sans CJK SC" w:hAnsi="Noto Sans CJK SC" w:eastAsia="Noto Sans CJK SC"/>
+                <w:rFonts w:ascii="Hiragino Sans GB" w:hAnsi="Hiragino Sans GB" w:eastAsia="Hiragino Sans GB"/>
                 <w:b w:val="0"/>
                 <w:color w:val="262626"/>
                 <w:sz w:val="17"/>
@@ -3568,7 +3568,7 @@
             <w:r/>
             <w:r>
               <w:rPr>
-                <w:rFonts w:ascii="Noto Sans CJK SC" w:hAnsi="Noto Sans CJK SC" w:eastAsia="Noto Sans CJK SC"/>
+                <w:rFonts w:ascii="Hiragino Sans GB" w:hAnsi="Hiragino Sans GB" w:eastAsia="Hiragino Sans GB"/>
                 <w:b w:val="0"/>
                 <w:color w:val="262626"/>
                 <w:sz w:val="17"/>
@@ -3597,7 +3597,7 @@
             <w:r/>
             <w:r>
               <w:rPr>
-                <w:rFonts w:ascii="Noto Sans CJK SC" w:hAnsi="Noto Sans CJK SC" w:eastAsia="Noto Sans CJK SC"/>
+                <w:rFonts w:ascii="Hiragino Sans GB" w:hAnsi="Hiragino Sans GB" w:eastAsia="Hiragino Sans GB"/>
                 <w:b w:val="0"/>
                 <w:color w:val="262626"/>
                 <w:sz w:val="17"/>
@@ -3621,12 +3621,12 @@
       </w:pPr>
       <w:r>
         <w:rPr>
-          <w:rFonts w:ascii="Noto Sans CJK SC" w:hAnsi="Noto Sans CJK SC" w:eastAsia="Noto Sans CJK SC"/>
+          <w:rFonts w:ascii="Hiragino Sans GB" w:hAnsi="Hiragino Sans GB" w:eastAsia="Hiragino Sans GB"/>
           <w:b/>
           <w:color w:val="1F4E79"/>
           <w:sz w:val="26"/>
         </w:rPr>
-        <w:t>客户选择</w:t>
+        <w:t>主播确认</w:t>
       </w:r>
     </w:p>
     <w:tbl>
@@ -3675,7 +3675,7 @@
             <w:r/>
             <w:r>
               <w:rPr>
-                <w:rFonts w:ascii="Noto Sans CJK SC" w:hAnsi="Noto Sans CJK SC" w:eastAsia="Noto Sans CJK SC"/>
+                <w:rFonts w:ascii="Hiragino Sans GB" w:hAnsi="Hiragino Sans GB" w:eastAsia="Hiragino Sans GB"/>
                 <w:b/>
                 <w:color w:val="262626"/>
                 <w:sz w:val="17"/>
@@ -3705,7 +3705,7 @@
             <w:r/>
             <w:r>
               <w:rPr>
-                <w:rFonts w:ascii="Noto Sans CJK SC" w:hAnsi="Noto Sans CJK SC" w:eastAsia="Noto Sans CJK SC"/>
+                <w:rFonts w:ascii="Hiragino Sans GB" w:hAnsi="Hiragino Sans GB" w:eastAsia="Hiragino Sans GB"/>
                 <w:b/>
                 <w:color w:val="262626"/>
                 <w:sz w:val="17"/>
@@ -3735,12 +3735,12 @@
             <w:r/>
             <w:r>
               <w:rPr>
-                <w:rFonts w:ascii="Noto Sans CJK SC" w:hAnsi="Noto Sans CJK SC" w:eastAsia="Noto Sans CJK SC"/>
+                <w:rFonts w:ascii="Hiragino Sans GB" w:hAnsi="Hiragino Sans GB" w:eastAsia="Hiragino Sans GB"/>
                 <w:b/>
                 <w:color w:val="262626"/>
                 <w:sz w:val="17"/>
               </w:rPr>
-              <w:t>客户选择 / 补充</w:t>
+              <w:t>主播确认 / 补充</w:t>
             </w:r>
           </w:p>
         </w:tc>
@@ -3765,7 +3765,7 @@
             <w:r/>
             <w:r>
               <w:rPr>
-                <w:rFonts w:ascii="Noto Sans CJK SC" w:hAnsi="Noto Sans CJK SC" w:eastAsia="Noto Sans CJK SC"/>
+                <w:rFonts w:ascii="Hiragino Sans GB" w:hAnsi="Hiragino Sans GB" w:eastAsia="Hiragino Sans GB"/>
                 <w:b w:val="0"/>
                 <w:color w:val="262626"/>
                 <w:sz w:val="17"/>
@@ -3793,7 +3793,7 @@
             <w:r/>
             <w:r>
               <w:rPr>
-                <w:rFonts w:ascii="Noto Sans CJK SC" w:hAnsi="Noto Sans CJK SC" w:eastAsia="Noto Sans CJK SC"/>
+                <w:rFonts w:ascii="Hiragino Sans GB" w:hAnsi="Hiragino Sans GB" w:eastAsia="Hiragino Sans GB"/>
                 <w:b w:val="0"/>
                 <w:color w:val="262626"/>
                 <w:sz w:val="17"/>
@@ -3822,7 +3822,7 @@
             <w:r/>
             <w:r>
               <w:rPr>
-                <w:rFonts w:ascii="Noto Sans CJK SC" w:hAnsi="Noto Sans CJK SC" w:eastAsia="Noto Sans CJK SC"/>
+                <w:rFonts w:ascii="Hiragino Sans GB" w:hAnsi="Hiragino Sans GB" w:eastAsia="Hiragino Sans GB"/>
                 <w:b w:val="0"/>
                 <w:color w:val="262626"/>
                 <w:sz w:val="17"/>
@@ -3851,7 +3851,7 @@
             <w:r/>
             <w:r>
               <w:rPr>
-                <w:rFonts w:ascii="Noto Sans CJK SC" w:hAnsi="Noto Sans CJK SC" w:eastAsia="Noto Sans CJK SC"/>
+                <w:rFonts w:ascii="Hiragino Sans GB" w:hAnsi="Hiragino Sans GB" w:eastAsia="Hiragino Sans GB"/>
                 <w:b w:val="0"/>
                 <w:color w:val="262626"/>
                 <w:sz w:val="17"/>
@@ -3879,7 +3879,7 @@
             <w:r/>
             <w:r>
               <w:rPr>
-                <w:rFonts w:ascii="Noto Sans CJK SC" w:hAnsi="Noto Sans CJK SC" w:eastAsia="Noto Sans CJK SC"/>
+                <w:rFonts w:ascii="Hiragino Sans GB" w:hAnsi="Hiragino Sans GB" w:eastAsia="Hiragino Sans GB"/>
                 <w:b w:val="0"/>
                 <w:color w:val="262626"/>
                 <w:sz w:val="17"/>
@@ -3908,7 +3908,7 @@
             <w:r/>
             <w:r>
               <w:rPr>
-                <w:rFonts w:ascii="Noto Sans CJK SC" w:hAnsi="Noto Sans CJK SC" w:eastAsia="Noto Sans CJK SC"/>
+                <w:rFonts w:ascii="Hiragino Sans GB" w:hAnsi="Hiragino Sans GB" w:eastAsia="Hiragino Sans GB"/>
                 <w:b w:val="0"/>
                 <w:color w:val="262626"/>
                 <w:sz w:val="17"/>
@@ -3937,7 +3937,7 @@
             <w:r/>
             <w:r>
               <w:rPr>
-                <w:rFonts w:ascii="Noto Sans CJK SC" w:hAnsi="Noto Sans CJK SC" w:eastAsia="Noto Sans CJK SC"/>
+                <w:rFonts w:ascii="Hiragino Sans GB" w:hAnsi="Hiragino Sans GB" w:eastAsia="Hiragino Sans GB"/>
                 <w:b w:val="0"/>
                 <w:color w:val="262626"/>
                 <w:sz w:val="17"/>
@@ -3965,7 +3965,7 @@
             <w:r/>
             <w:r>
               <w:rPr>
-                <w:rFonts w:ascii="Noto Sans CJK SC" w:hAnsi="Noto Sans CJK SC" w:eastAsia="Noto Sans CJK SC"/>
+                <w:rFonts w:ascii="Hiragino Sans GB" w:hAnsi="Hiragino Sans GB" w:eastAsia="Hiragino Sans GB"/>
                 <w:b w:val="0"/>
                 <w:color w:val="262626"/>
                 <w:sz w:val="17"/>
@@ -3994,7 +3994,7 @@
             <w:r/>
             <w:r>
               <w:rPr>
-                <w:rFonts w:ascii="Noto Sans CJK SC" w:hAnsi="Noto Sans CJK SC" w:eastAsia="Noto Sans CJK SC"/>
+                <w:rFonts w:ascii="Hiragino Sans GB" w:hAnsi="Hiragino Sans GB" w:eastAsia="Hiragino Sans GB"/>
                 <w:b w:val="0"/>
                 <w:color w:val="262626"/>
                 <w:sz w:val="17"/>
@@ -4023,7 +4023,7 @@
       </w:pPr>
       <w:r>
         <w:rPr>
-          <w:rFonts w:ascii="Noto Sans CJK SC" w:hAnsi="Noto Sans CJK SC" w:eastAsia="Noto Sans CJK SC"/>
+          <w:rFonts w:ascii="Hiragino Sans GB" w:hAnsi="Hiragino Sans GB" w:eastAsia="Hiragino Sans GB"/>
           <w:b/>
           <w:color w:val="1F4E79"/>
           <w:sz w:val="32"/>
@@ -4038,7 +4038,7 @@
       </w:pPr>
       <w:r>
         <w:rPr>
-          <w:rFonts w:ascii="Noto Sans CJK SC" w:hAnsi="Noto Sans CJK SC" w:eastAsia="Noto Sans CJK SC"/>
+          <w:rFonts w:ascii="Hiragino Sans GB" w:hAnsi="Hiragino Sans GB" w:eastAsia="Hiragino Sans GB"/>
           <w:b w:val="0"/>
           <w:i w:val="0"/>
           <w:color w:val="262626"/>
@@ -4095,7 +4095,7 @@
             <w:r/>
             <w:r>
               <w:rPr>
-                <w:rFonts w:ascii="Noto Sans CJK SC" w:hAnsi="Noto Sans CJK SC" w:eastAsia="Noto Sans CJK SC"/>
+                <w:rFonts w:ascii="Hiragino Sans GB" w:hAnsi="Hiragino Sans GB" w:eastAsia="Hiragino Sans GB"/>
                 <w:b/>
                 <w:color w:val="262626"/>
                 <w:sz w:val="15"/>
@@ -4125,7 +4125,7 @@
             <w:r/>
             <w:r>
               <w:rPr>
-                <w:rFonts w:ascii="Noto Sans CJK SC" w:hAnsi="Noto Sans CJK SC" w:eastAsia="Noto Sans CJK SC"/>
+                <w:rFonts w:ascii="Hiragino Sans GB" w:hAnsi="Hiragino Sans GB" w:eastAsia="Hiragino Sans GB"/>
                 <w:b/>
                 <w:color w:val="262626"/>
                 <w:sz w:val="15"/>
@@ -4155,7 +4155,7 @@
             <w:r/>
             <w:r>
               <w:rPr>
-                <w:rFonts w:ascii="Noto Sans CJK SC" w:hAnsi="Noto Sans CJK SC" w:eastAsia="Noto Sans CJK SC"/>
+                <w:rFonts w:ascii="Hiragino Sans GB" w:hAnsi="Hiragino Sans GB" w:eastAsia="Hiragino Sans GB"/>
                 <w:b/>
                 <w:color w:val="262626"/>
                 <w:sz w:val="15"/>
@@ -4185,7 +4185,7 @@
             <w:r/>
             <w:r>
               <w:rPr>
-                <w:rFonts w:ascii="Noto Sans CJK SC" w:hAnsi="Noto Sans CJK SC" w:eastAsia="Noto Sans CJK SC"/>
+                <w:rFonts w:ascii="Hiragino Sans GB" w:hAnsi="Hiragino Sans GB" w:eastAsia="Hiragino Sans GB"/>
                 <w:b/>
                 <w:color w:val="262626"/>
                 <w:sz w:val="15"/>
@@ -4215,7 +4215,7 @@
             <w:r/>
             <w:r>
               <w:rPr>
-                <w:rFonts w:ascii="Noto Sans CJK SC" w:hAnsi="Noto Sans CJK SC" w:eastAsia="Noto Sans CJK SC"/>
+                <w:rFonts w:ascii="Hiragino Sans GB" w:hAnsi="Hiragino Sans GB" w:eastAsia="Hiragino Sans GB"/>
                 <w:b/>
                 <w:color w:val="262626"/>
                 <w:sz w:val="15"/>
@@ -4245,7 +4245,7 @@
             <w:r/>
             <w:r>
               <w:rPr>
-                <w:rFonts w:ascii="Noto Sans CJK SC" w:hAnsi="Noto Sans CJK SC" w:eastAsia="Noto Sans CJK SC"/>
+                <w:rFonts w:ascii="Hiragino Sans GB" w:hAnsi="Hiragino Sans GB" w:eastAsia="Hiragino Sans GB"/>
                 <w:b w:val="0"/>
                 <w:color w:val="262626"/>
                 <w:sz w:val="15"/>
@@ -4273,7 +4273,7 @@
             <w:r/>
             <w:r>
               <w:rPr>
-                <w:rFonts w:ascii="Noto Sans CJK SC" w:hAnsi="Noto Sans CJK SC" w:eastAsia="Noto Sans CJK SC"/>
+                <w:rFonts w:ascii="Hiragino Sans GB" w:hAnsi="Hiragino Sans GB" w:eastAsia="Hiragino Sans GB"/>
                 <w:b w:val="0"/>
                 <w:color w:val="262626"/>
                 <w:sz w:val="15"/>
@@ -4301,7 +4301,7 @@
             <w:r/>
             <w:r>
               <w:rPr>
-                <w:rFonts w:ascii="Noto Sans CJK SC" w:hAnsi="Noto Sans CJK SC" w:eastAsia="Noto Sans CJK SC"/>
+                <w:rFonts w:ascii="Hiragino Sans GB" w:hAnsi="Hiragino Sans GB" w:eastAsia="Hiragino Sans GB"/>
                 <w:b w:val="0"/>
                 <w:color w:val="262626"/>
                 <w:sz w:val="15"/>
@@ -4330,7 +4330,7 @@
             <w:r/>
             <w:r>
               <w:rPr>
-                <w:rFonts w:ascii="Noto Sans CJK SC" w:hAnsi="Noto Sans CJK SC" w:eastAsia="Noto Sans CJK SC"/>
+                <w:rFonts w:ascii="Hiragino Sans GB" w:hAnsi="Hiragino Sans GB" w:eastAsia="Hiragino Sans GB"/>
                 <w:b w:val="0"/>
                 <w:color w:val="262626"/>
                 <w:sz w:val="15"/>
@@ -4359,7 +4359,7 @@
             <w:r/>
             <w:r>
               <w:rPr>
-                <w:rFonts w:ascii="Noto Sans CJK SC" w:hAnsi="Noto Sans CJK SC" w:eastAsia="Noto Sans CJK SC"/>
+                <w:rFonts w:ascii="Hiragino Sans GB" w:hAnsi="Hiragino Sans GB" w:eastAsia="Hiragino Sans GB"/>
                 <w:b w:val="0"/>
                 <w:color w:val="262626"/>
                 <w:sz w:val="15"/>
@@ -4389,7 +4389,7 @@
             <w:r/>
             <w:r>
               <w:rPr>
-                <w:rFonts w:ascii="Noto Sans CJK SC" w:hAnsi="Noto Sans CJK SC" w:eastAsia="Noto Sans CJK SC"/>
+                <w:rFonts w:ascii="Hiragino Sans GB" w:hAnsi="Hiragino Sans GB" w:eastAsia="Hiragino Sans GB"/>
                 <w:b w:val="0"/>
                 <w:color w:val="262626"/>
                 <w:sz w:val="15"/>
@@ -4417,7 +4417,7 @@
             <w:r/>
             <w:r>
               <w:rPr>
-                <w:rFonts w:ascii="Noto Sans CJK SC" w:hAnsi="Noto Sans CJK SC" w:eastAsia="Noto Sans CJK SC"/>
+                <w:rFonts w:ascii="Hiragino Sans GB" w:hAnsi="Hiragino Sans GB" w:eastAsia="Hiragino Sans GB"/>
                 <w:b w:val="0"/>
                 <w:color w:val="262626"/>
                 <w:sz w:val="15"/>
@@ -4445,7 +4445,7 @@
             <w:r/>
             <w:r>
               <w:rPr>
-                <w:rFonts w:ascii="Noto Sans CJK SC" w:hAnsi="Noto Sans CJK SC" w:eastAsia="Noto Sans CJK SC"/>
+                <w:rFonts w:ascii="Hiragino Sans GB" w:hAnsi="Hiragino Sans GB" w:eastAsia="Hiragino Sans GB"/>
                 <w:b w:val="0"/>
                 <w:color w:val="262626"/>
                 <w:sz w:val="15"/>
@@ -4474,7 +4474,7 @@
             <w:r/>
             <w:r>
               <w:rPr>
-                <w:rFonts w:ascii="Noto Sans CJK SC" w:hAnsi="Noto Sans CJK SC" w:eastAsia="Noto Sans CJK SC"/>
+                <w:rFonts w:ascii="Hiragino Sans GB" w:hAnsi="Hiragino Sans GB" w:eastAsia="Hiragino Sans GB"/>
                 <w:b w:val="0"/>
                 <w:color w:val="262626"/>
                 <w:sz w:val="15"/>
@@ -4503,7 +4503,7 @@
             <w:r/>
             <w:r>
               <w:rPr>
-                <w:rFonts w:ascii="Noto Sans CJK SC" w:hAnsi="Noto Sans CJK SC" w:eastAsia="Noto Sans CJK SC"/>
+                <w:rFonts w:ascii="Hiragino Sans GB" w:hAnsi="Hiragino Sans GB" w:eastAsia="Hiragino Sans GB"/>
                 <w:b w:val="0"/>
                 <w:color w:val="262626"/>
                 <w:sz w:val="15"/>
@@ -4533,7 +4533,7 @@
             <w:r/>
             <w:r>
               <w:rPr>
-                <w:rFonts w:ascii="Noto Sans CJK SC" w:hAnsi="Noto Sans CJK SC" w:eastAsia="Noto Sans CJK SC"/>
+                <w:rFonts w:ascii="Hiragino Sans GB" w:hAnsi="Hiragino Sans GB" w:eastAsia="Hiragino Sans GB"/>
                 <w:b w:val="0"/>
                 <w:color w:val="262626"/>
                 <w:sz w:val="15"/>
@@ -4561,7 +4561,7 @@
             <w:r/>
             <w:r>
               <w:rPr>
-                <w:rFonts w:ascii="Noto Sans CJK SC" w:hAnsi="Noto Sans CJK SC" w:eastAsia="Noto Sans CJK SC"/>
+                <w:rFonts w:ascii="Hiragino Sans GB" w:hAnsi="Hiragino Sans GB" w:eastAsia="Hiragino Sans GB"/>
                 <w:b w:val="0"/>
                 <w:color w:val="262626"/>
                 <w:sz w:val="15"/>
@@ -4589,7 +4589,7 @@
             <w:r/>
             <w:r>
               <w:rPr>
-                <w:rFonts w:ascii="Noto Sans CJK SC" w:hAnsi="Noto Sans CJK SC" w:eastAsia="Noto Sans CJK SC"/>
+                <w:rFonts w:ascii="Hiragino Sans GB" w:hAnsi="Hiragino Sans GB" w:eastAsia="Hiragino Sans GB"/>
                 <w:b w:val="0"/>
                 <w:color w:val="262626"/>
                 <w:sz w:val="15"/>
@@ -4618,7 +4618,7 @@
             <w:r/>
             <w:r>
               <w:rPr>
-                <w:rFonts w:ascii="Noto Sans CJK SC" w:hAnsi="Noto Sans CJK SC" w:eastAsia="Noto Sans CJK SC"/>
+                <w:rFonts w:ascii="Hiragino Sans GB" w:hAnsi="Hiragino Sans GB" w:eastAsia="Hiragino Sans GB"/>
                 <w:b w:val="0"/>
                 <w:color w:val="262626"/>
                 <w:sz w:val="15"/>
@@ -4647,7 +4647,7 @@
             <w:r/>
             <w:r>
               <w:rPr>
-                <w:rFonts w:ascii="Noto Sans CJK SC" w:hAnsi="Noto Sans CJK SC" w:eastAsia="Noto Sans CJK SC"/>
+                <w:rFonts w:ascii="Hiragino Sans GB" w:hAnsi="Hiragino Sans GB" w:eastAsia="Hiragino Sans GB"/>
                 <w:b w:val="0"/>
                 <w:color w:val="262626"/>
                 <w:sz w:val="15"/>
@@ -4677,7 +4677,7 @@
             <w:r/>
             <w:r>
               <w:rPr>
-                <w:rFonts w:ascii="Noto Sans CJK SC" w:hAnsi="Noto Sans CJK SC" w:eastAsia="Noto Sans CJK SC"/>
+                <w:rFonts w:ascii="Hiragino Sans GB" w:hAnsi="Hiragino Sans GB" w:eastAsia="Hiragino Sans GB"/>
                 <w:b w:val="0"/>
                 <w:color w:val="262626"/>
                 <w:sz w:val="15"/>
@@ -4705,7 +4705,7 @@
             <w:r/>
             <w:r>
               <w:rPr>
-                <w:rFonts w:ascii="Noto Sans CJK SC" w:hAnsi="Noto Sans CJK SC" w:eastAsia="Noto Sans CJK SC"/>
+                <w:rFonts w:ascii="Hiragino Sans GB" w:hAnsi="Hiragino Sans GB" w:eastAsia="Hiragino Sans GB"/>
                 <w:b w:val="0"/>
                 <w:color w:val="262626"/>
                 <w:sz w:val="15"/>
@@ -4733,7 +4733,7 @@
             <w:r/>
             <w:r>
               <w:rPr>
-                <w:rFonts w:ascii="Noto Sans CJK SC" w:hAnsi="Noto Sans CJK SC" w:eastAsia="Noto Sans CJK SC"/>
+                <w:rFonts w:ascii="Hiragino Sans GB" w:hAnsi="Hiragino Sans GB" w:eastAsia="Hiragino Sans GB"/>
                 <w:b w:val="0"/>
                 <w:color w:val="262626"/>
                 <w:sz w:val="15"/>
@@ -4762,7 +4762,7 @@
             <w:r/>
             <w:r>
               <w:rPr>
-                <w:rFonts w:ascii="Noto Sans CJK SC" w:hAnsi="Noto Sans CJK SC" w:eastAsia="Noto Sans CJK SC"/>
+                <w:rFonts w:ascii="Hiragino Sans GB" w:hAnsi="Hiragino Sans GB" w:eastAsia="Hiragino Sans GB"/>
                 <w:b w:val="0"/>
                 <w:color w:val="262626"/>
                 <w:sz w:val="15"/>
@@ -4791,7 +4791,7 @@
             <w:r/>
             <w:r>
               <w:rPr>
-                <w:rFonts w:ascii="Noto Sans CJK SC" w:hAnsi="Noto Sans CJK SC" w:eastAsia="Noto Sans CJK SC"/>
+                <w:rFonts w:ascii="Hiragino Sans GB" w:hAnsi="Hiragino Sans GB" w:eastAsia="Hiragino Sans GB"/>
                 <w:b w:val="0"/>
                 <w:color w:val="262626"/>
                 <w:sz w:val="15"/>
@@ -4821,7 +4821,7 @@
             <w:r/>
             <w:r>
               <w:rPr>
-                <w:rFonts w:ascii="Noto Sans CJK SC" w:hAnsi="Noto Sans CJK SC" w:eastAsia="Noto Sans CJK SC"/>
+                <w:rFonts w:ascii="Hiragino Sans GB" w:hAnsi="Hiragino Sans GB" w:eastAsia="Hiragino Sans GB"/>
                 <w:b w:val="0"/>
                 <w:color w:val="262626"/>
                 <w:sz w:val="15"/>
@@ -4849,7 +4849,7 @@
             <w:r/>
             <w:r>
               <w:rPr>
-                <w:rFonts w:ascii="Noto Sans CJK SC" w:hAnsi="Noto Sans CJK SC" w:eastAsia="Noto Sans CJK SC"/>
+                <w:rFonts w:ascii="Hiragino Sans GB" w:hAnsi="Hiragino Sans GB" w:eastAsia="Hiragino Sans GB"/>
                 <w:b w:val="0"/>
                 <w:color w:val="262626"/>
                 <w:sz w:val="15"/>
@@ -4877,7 +4877,7 @@
             <w:r/>
             <w:r>
               <w:rPr>
-                <w:rFonts w:ascii="Noto Sans CJK SC" w:hAnsi="Noto Sans CJK SC" w:eastAsia="Noto Sans CJK SC"/>
+                <w:rFonts w:ascii="Hiragino Sans GB" w:hAnsi="Hiragino Sans GB" w:eastAsia="Hiragino Sans GB"/>
                 <w:b w:val="0"/>
                 <w:color w:val="262626"/>
                 <w:sz w:val="15"/>
@@ -4906,7 +4906,7 @@
             <w:r/>
             <w:r>
               <w:rPr>
-                <w:rFonts w:ascii="Noto Sans CJK SC" w:hAnsi="Noto Sans CJK SC" w:eastAsia="Noto Sans CJK SC"/>
+                <w:rFonts w:ascii="Hiragino Sans GB" w:hAnsi="Hiragino Sans GB" w:eastAsia="Hiragino Sans GB"/>
                 <w:b w:val="0"/>
                 <w:color w:val="262626"/>
                 <w:sz w:val="15"/>
@@ -4935,7 +4935,7 @@
             <w:r/>
             <w:r>
               <w:rPr>
-                <w:rFonts w:ascii="Noto Sans CJK SC" w:hAnsi="Noto Sans CJK SC" w:eastAsia="Noto Sans CJK SC"/>
+                <w:rFonts w:ascii="Hiragino Sans GB" w:hAnsi="Hiragino Sans GB" w:eastAsia="Hiragino Sans GB"/>
                 <w:b w:val="0"/>
                 <w:color w:val="262626"/>
                 <w:sz w:val="15"/>
@@ -4965,7 +4965,7 @@
             <w:r/>
             <w:r>
               <w:rPr>
-                <w:rFonts w:ascii="Noto Sans CJK SC" w:hAnsi="Noto Sans CJK SC" w:eastAsia="Noto Sans CJK SC"/>
+                <w:rFonts w:ascii="Hiragino Sans GB" w:hAnsi="Hiragino Sans GB" w:eastAsia="Hiragino Sans GB"/>
                 <w:b w:val="0"/>
                 <w:color w:val="262626"/>
                 <w:sz w:val="15"/>
@@ -4993,7 +4993,7 @@
             <w:r/>
             <w:r>
               <w:rPr>
-                <w:rFonts w:ascii="Noto Sans CJK SC" w:hAnsi="Noto Sans CJK SC" w:eastAsia="Noto Sans CJK SC"/>
+                <w:rFonts w:ascii="Hiragino Sans GB" w:hAnsi="Hiragino Sans GB" w:eastAsia="Hiragino Sans GB"/>
                 <w:b w:val="0"/>
                 <w:color w:val="262626"/>
                 <w:sz w:val="15"/>
@@ -5021,7 +5021,7 @@
             <w:r/>
             <w:r>
               <w:rPr>
-                <w:rFonts w:ascii="Noto Sans CJK SC" w:hAnsi="Noto Sans CJK SC" w:eastAsia="Noto Sans CJK SC"/>
+                <w:rFonts w:ascii="Hiragino Sans GB" w:hAnsi="Hiragino Sans GB" w:eastAsia="Hiragino Sans GB"/>
                 <w:b w:val="0"/>
                 <w:color w:val="262626"/>
                 <w:sz w:val="15"/>
@@ -5050,7 +5050,7 @@
             <w:r/>
             <w:r>
               <w:rPr>
-                <w:rFonts w:ascii="Noto Sans CJK SC" w:hAnsi="Noto Sans CJK SC" w:eastAsia="Noto Sans CJK SC"/>
+                <w:rFonts w:ascii="Hiragino Sans GB" w:hAnsi="Hiragino Sans GB" w:eastAsia="Hiragino Sans GB"/>
                 <w:b w:val="0"/>
                 <w:color w:val="262626"/>
                 <w:sz w:val="15"/>
@@ -5078,12 +5078,12 @@
             <w:r/>
             <w:r>
               <w:rPr>
-                <w:rFonts w:ascii="Noto Sans CJK SC" w:hAnsi="Noto Sans CJK SC" w:eastAsia="Noto Sans CJK SC"/>
+                <w:rFonts w:ascii="Hiragino Sans GB" w:hAnsi="Hiragino Sans GB" w:eastAsia="Hiragino Sans GB"/>
                 <w:b w:val="0"/>
                 <w:color w:val="262626"/>
                 <w:sz w:val="15"/>
               </w:rPr>
-              <w:t>价格/权益需客户确认</w:t>
+              <w:t>价格/权益需主播确认</w:t>
             </w:r>
           </w:p>
         </w:tc>
@@ -5108,7 +5108,7 @@
             <w:r/>
             <w:r>
               <w:rPr>
-                <w:rFonts w:ascii="Noto Sans CJK SC" w:hAnsi="Noto Sans CJK SC" w:eastAsia="Noto Sans CJK SC"/>
+                <w:rFonts w:ascii="Hiragino Sans GB" w:hAnsi="Hiragino Sans GB" w:eastAsia="Hiragino Sans GB"/>
                 <w:b w:val="0"/>
                 <w:color w:val="262626"/>
                 <w:sz w:val="15"/>
@@ -5136,7 +5136,7 @@
             <w:r/>
             <w:r>
               <w:rPr>
-                <w:rFonts w:ascii="Noto Sans CJK SC" w:hAnsi="Noto Sans CJK SC" w:eastAsia="Noto Sans CJK SC"/>
+                <w:rFonts w:ascii="Hiragino Sans GB" w:hAnsi="Hiragino Sans GB" w:eastAsia="Hiragino Sans GB"/>
                 <w:b w:val="0"/>
                 <w:color w:val="262626"/>
                 <w:sz w:val="15"/>
@@ -5164,7 +5164,7 @@
             <w:r/>
             <w:r>
               <w:rPr>
-                <w:rFonts w:ascii="Noto Sans CJK SC" w:hAnsi="Noto Sans CJK SC" w:eastAsia="Noto Sans CJK SC"/>
+                <w:rFonts w:ascii="Hiragino Sans GB" w:hAnsi="Hiragino Sans GB" w:eastAsia="Hiragino Sans GB"/>
                 <w:b w:val="0"/>
                 <w:color w:val="262626"/>
                 <w:sz w:val="15"/>
@@ -5193,7 +5193,7 @@
             <w:r/>
             <w:r>
               <w:rPr>
-                <w:rFonts w:ascii="Noto Sans CJK SC" w:hAnsi="Noto Sans CJK SC" w:eastAsia="Noto Sans CJK SC"/>
+                <w:rFonts w:ascii="Hiragino Sans GB" w:hAnsi="Hiragino Sans GB" w:eastAsia="Hiragino Sans GB"/>
                 <w:b w:val="0"/>
                 <w:color w:val="262626"/>
                 <w:sz w:val="15"/>
@@ -5221,7 +5221,7 @@
             <w:r/>
             <w:r>
               <w:rPr>
-                <w:rFonts w:ascii="Noto Sans CJK SC" w:hAnsi="Noto Sans CJK SC" w:eastAsia="Noto Sans CJK SC"/>
+                <w:rFonts w:ascii="Hiragino Sans GB" w:hAnsi="Hiragino Sans GB" w:eastAsia="Hiragino Sans GB"/>
                 <w:b w:val="0"/>
                 <w:color w:val="262626"/>
                 <w:sz w:val="15"/>
@@ -5251,7 +5251,7 @@
             <w:r/>
             <w:r>
               <w:rPr>
-                <w:rFonts w:ascii="Noto Sans CJK SC" w:hAnsi="Noto Sans CJK SC" w:eastAsia="Noto Sans CJK SC"/>
+                <w:rFonts w:ascii="Hiragino Sans GB" w:hAnsi="Hiragino Sans GB" w:eastAsia="Hiragino Sans GB"/>
                 <w:b w:val="0"/>
                 <w:color w:val="262626"/>
                 <w:sz w:val="15"/>
@@ -5279,7 +5279,7 @@
             <w:r/>
             <w:r>
               <w:rPr>
-                <w:rFonts w:ascii="Noto Sans CJK SC" w:hAnsi="Noto Sans CJK SC" w:eastAsia="Noto Sans CJK SC"/>
+                <w:rFonts w:ascii="Hiragino Sans GB" w:hAnsi="Hiragino Sans GB" w:eastAsia="Hiragino Sans GB"/>
                 <w:b w:val="0"/>
                 <w:color w:val="262626"/>
                 <w:sz w:val="15"/>
@@ -5307,7 +5307,7 @@
             <w:r/>
             <w:r>
               <w:rPr>
-                <w:rFonts w:ascii="Noto Sans CJK SC" w:hAnsi="Noto Sans CJK SC" w:eastAsia="Noto Sans CJK SC"/>
+                <w:rFonts w:ascii="Hiragino Sans GB" w:hAnsi="Hiragino Sans GB" w:eastAsia="Hiragino Sans GB"/>
                 <w:b w:val="0"/>
                 <w:color w:val="262626"/>
                 <w:sz w:val="15"/>
@@ -5336,7 +5336,7 @@
             <w:r/>
             <w:r>
               <w:rPr>
-                <w:rFonts w:ascii="Noto Sans CJK SC" w:hAnsi="Noto Sans CJK SC" w:eastAsia="Noto Sans CJK SC"/>
+                <w:rFonts w:ascii="Hiragino Sans GB" w:hAnsi="Hiragino Sans GB" w:eastAsia="Hiragino Sans GB"/>
                 <w:b w:val="0"/>
                 <w:color w:val="262626"/>
                 <w:sz w:val="15"/>
@@ -5365,7 +5365,7 @@
             <w:r/>
             <w:r>
               <w:rPr>
-                <w:rFonts w:ascii="Noto Sans CJK SC" w:hAnsi="Noto Sans CJK SC" w:eastAsia="Noto Sans CJK SC"/>
+                <w:rFonts w:ascii="Hiragino Sans GB" w:hAnsi="Hiragino Sans GB" w:eastAsia="Hiragino Sans GB"/>
                 <w:b w:val="0"/>
                 <w:color w:val="262626"/>
                 <w:sz w:val="15"/>
@@ -5395,7 +5395,7 @@
             <w:r/>
             <w:r>
               <w:rPr>
-                <w:rFonts w:ascii="Noto Sans CJK SC" w:hAnsi="Noto Sans CJK SC" w:eastAsia="Noto Sans CJK SC"/>
+                <w:rFonts w:ascii="Hiragino Sans GB" w:hAnsi="Hiragino Sans GB" w:eastAsia="Hiragino Sans GB"/>
                 <w:b w:val="0"/>
                 <w:color w:val="262626"/>
                 <w:sz w:val="15"/>
@@ -5423,7 +5423,7 @@
             <w:r/>
             <w:r>
               <w:rPr>
-                <w:rFonts w:ascii="Noto Sans CJK SC" w:hAnsi="Noto Sans CJK SC" w:eastAsia="Noto Sans CJK SC"/>
+                <w:rFonts w:ascii="Hiragino Sans GB" w:hAnsi="Hiragino Sans GB" w:eastAsia="Hiragino Sans GB"/>
                 <w:b w:val="0"/>
                 <w:color w:val="262626"/>
                 <w:sz w:val="15"/>
@@ -5451,7 +5451,7 @@
             <w:r/>
             <w:r>
               <w:rPr>
-                <w:rFonts w:ascii="Noto Sans CJK SC" w:hAnsi="Noto Sans CJK SC" w:eastAsia="Noto Sans CJK SC"/>
+                <w:rFonts w:ascii="Hiragino Sans GB" w:hAnsi="Hiragino Sans GB" w:eastAsia="Hiragino Sans GB"/>
                 <w:b w:val="0"/>
                 <w:color w:val="262626"/>
                 <w:sz w:val="15"/>
@@ -5480,7 +5480,7 @@
             <w:r/>
             <w:r>
               <w:rPr>
-                <w:rFonts w:ascii="Noto Sans CJK SC" w:hAnsi="Noto Sans CJK SC" w:eastAsia="Noto Sans CJK SC"/>
+                <w:rFonts w:ascii="Hiragino Sans GB" w:hAnsi="Hiragino Sans GB" w:eastAsia="Hiragino Sans GB"/>
                 <w:b w:val="0"/>
                 <w:color w:val="262626"/>
                 <w:sz w:val="15"/>
@@ -5508,7 +5508,7 @@
             <w:r/>
             <w:r>
               <w:rPr>
-                <w:rFonts w:ascii="Noto Sans CJK SC" w:hAnsi="Noto Sans CJK SC" w:eastAsia="Noto Sans CJK SC"/>
+                <w:rFonts w:ascii="Hiragino Sans GB" w:hAnsi="Hiragino Sans GB" w:eastAsia="Hiragino Sans GB"/>
                 <w:b w:val="0"/>
                 <w:color w:val="262626"/>
                 <w:sz w:val="15"/>
@@ -5572,7 +5572,7 @@
             <w:r/>
             <w:r>
               <w:rPr>
-                <w:rFonts w:ascii="Noto Sans CJK SC" w:hAnsi="Noto Sans CJK SC" w:eastAsia="Noto Sans CJK SC"/>
+                <w:rFonts w:ascii="Hiragino Sans GB" w:hAnsi="Hiragino Sans GB" w:eastAsia="Hiragino Sans GB"/>
                 <w:b/>
                 <w:color w:val="262626"/>
                 <w:sz w:val="17"/>
@@ -5602,7 +5602,7 @@
             <w:r/>
             <w:r>
               <w:rPr>
-                <w:rFonts w:ascii="Noto Sans CJK SC" w:hAnsi="Noto Sans CJK SC" w:eastAsia="Noto Sans CJK SC"/>
+                <w:rFonts w:ascii="Hiragino Sans GB" w:hAnsi="Hiragino Sans GB" w:eastAsia="Hiragino Sans GB"/>
                 <w:b/>
                 <w:color w:val="262626"/>
                 <w:sz w:val="17"/>
@@ -5632,7 +5632,7 @@
             <w:r/>
             <w:r>
               <w:rPr>
-                <w:rFonts w:ascii="Noto Sans CJK SC" w:hAnsi="Noto Sans CJK SC" w:eastAsia="Noto Sans CJK SC"/>
+                <w:rFonts w:ascii="Hiragino Sans GB" w:hAnsi="Hiragino Sans GB" w:eastAsia="Hiragino Sans GB"/>
                 <w:b/>
                 <w:color w:val="262626"/>
                 <w:sz w:val="17"/>
@@ -5662,12 +5662,12 @@
             <w:r/>
             <w:r>
               <w:rPr>
-                <w:rFonts w:ascii="Noto Sans CJK SC" w:hAnsi="Noto Sans CJK SC" w:eastAsia="Noto Sans CJK SC"/>
+                <w:rFonts w:ascii="Hiragino Sans GB" w:hAnsi="Hiragino Sans GB" w:eastAsia="Hiragino Sans GB"/>
                 <w:b/>
                 <w:color w:val="262626"/>
                 <w:sz w:val="17"/>
               </w:rPr>
-              <w:t>客户意见</w:t>
+              <w:t>修改意见</w:t>
             </w:r>
           </w:p>
         </w:tc>
@@ -5692,7 +5692,7 @@
             <w:r/>
             <w:r>
               <w:rPr>
-                <w:rFonts w:ascii="Noto Sans CJK SC" w:hAnsi="Noto Sans CJK SC" w:eastAsia="Noto Sans CJK SC"/>
+                <w:rFonts w:ascii="Hiragino Sans GB" w:hAnsi="Hiragino Sans GB" w:eastAsia="Hiragino Sans GB"/>
                 <w:b w:val="0"/>
                 <w:color w:val="262626"/>
                 <w:sz w:val="17"/>
@@ -5721,7 +5721,7 @@
             <w:r/>
             <w:r>
               <w:rPr>
-                <w:rFonts w:ascii="Noto Sans CJK SC" w:hAnsi="Noto Sans CJK SC" w:eastAsia="Noto Sans CJK SC"/>
+                <w:rFonts w:ascii="Hiragino Sans GB" w:hAnsi="Hiragino Sans GB" w:eastAsia="Hiragino Sans GB"/>
                 <w:b w:val="0"/>
                 <w:color w:val="262626"/>
                 <w:sz w:val="17"/>
@@ -5750,7 +5750,7 @@
             <w:r/>
             <w:r>
               <w:rPr>
-                <w:rFonts w:ascii="Noto Sans CJK SC" w:hAnsi="Noto Sans CJK SC" w:eastAsia="Noto Sans CJK SC"/>
+                <w:rFonts w:ascii="Hiragino Sans GB" w:hAnsi="Hiragino Sans GB" w:eastAsia="Hiragino Sans GB"/>
                 <w:b w:val="0"/>
                 <w:color w:val="262626"/>
                 <w:sz w:val="17"/>
@@ -5779,7 +5779,7 @@
             <w:r/>
             <w:r>
               <w:rPr>
-                <w:rFonts w:ascii="Noto Sans CJK SC" w:hAnsi="Noto Sans CJK SC" w:eastAsia="Noto Sans CJK SC"/>
+                <w:rFonts w:ascii="Hiragino Sans GB" w:hAnsi="Hiragino Sans GB" w:eastAsia="Hiragino Sans GB"/>
                 <w:b w:val="0"/>
                 <w:color w:val="262626"/>
                 <w:sz w:val="17"/>
@@ -5808,7 +5808,7 @@
             <w:r/>
             <w:r>
               <w:rPr>
-                <w:rFonts w:ascii="Noto Sans CJK SC" w:hAnsi="Noto Sans CJK SC" w:eastAsia="Noto Sans CJK SC"/>
+                <w:rFonts w:ascii="Hiragino Sans GB" w:hAnsi="Hiragino Sans GB" w:eastAsia="Hiragino Sans GB"/>
                 <w:b w:val="0"/>
                 <w:color w:val="262626"/>
                 <w:sz w:val="17"/>
@@ -5837,7 +5837,7 @@
             <w:r/>
             <w:r>
               <w:rPr>
-                <w:rFonts w:ascii="Noto Sans CJK SC" w:hAnsi="Noto Sans CJK SC" w:eastAsia="Noto Sans CJK SC"/>
+                <w:rFonts w:ascii="Hiragino Sans GB" w:hAnsi="Hiragino Sans GB" w:eastAsia="Hiragino Sans GB"/>
                 <w:b w:val="0"/>
                 <w:color w:val="262626"/>
                 <w:sz w:val="17"/>
@@ -5866,7 +5866,7 @@
             <w:r/>
             <w:r>
               <w:rPr>
-                <w:rFonts w:ascii="Noto Sans CJK SC" w:hAnsi="Noto Sans CJK SC" w:eastAsia="Noto Sans CJK SC"/>
+                <w:rFonts w:ascii="Hiragino Sans GB" w:hAnsi="Hiragino Sans GB" w:eastAsia="Hiragino Sans GB"/>
                 <w:b w:val="0"/>
                 <w:color w:val="262626"/>
                 <w:sz w:val="17"/>
@@ -5895,7 +5895,7 @@
             <w:r/>
             <w:r>
               <w:rPr>
-                <w:rFonts w:ascii="Noto Sans CJK SC" w:hAnsi="Noto Sans CJK SC" w:eastAsia="Noto Sans CJK SC"/>
+                <w:rFonts w:ascii="Hiragino Sans GB" w:hAnsi="Hiragino Sans GB" w:eastAsia="Hiragino Sans GB"/>
                 <w:b w:val="0"/>
                 <w:color w:val="262626"/>
                 <w:sz w:val="17"/>
@@ -5924,7 +5924,7 @@
             <w:r/>
             <w:r>
               <w:rPr>
-                <w:rFonts w:ascii="Noto Sans CJK SC" w:hAnsi="Noto Sans CJK SC" w:eastAsia="Noto Sans CJK SC"/>
+                <w:rFonts w:ascii="Hiragino Sans GB" w:hAnsi="Hiragino Sans GB" w:eastAsia="Hiragino Sans GB"/>
                 <w:b w:val="0"/>
                 <w:color w:val="262626"/>
                 <w:sz w:val="17"/>
@@ -5953,7 +5953,7 @@
             <w:r/>
             <w:r>
               <w:rPr>
-                <w:rFonts w:ascii="Noto Sans CJK SC" w:hAnsi="Noto Sans CJK SC" w:eastAsia="Noto Sans CJK SC"/>
+                <w:rFonts w:ascii="Hiragino Sans GB" w:hAnsi="Hiragino Sans GB" w:eastAsia="Hiragino Sans GB"/>
                 <w:b w:val="0"/>
                 <w:color w:val="262626"/>
                 <w:sz w:val="17"/>
@@ -5982,7 +5982,7 @@
             <w:r/>
             <w:r>
               <w:rPr>
-                <w:rFonts w:ascii="Noto Sans CJK SC" w:hAnsi="Noto Sans CJK SC" w:eastAsia="Noto Sans CJK SC"/>
+                <w:rFonts w:ascii="Hiragino Sans GB" w:hAnsi="Hiragino Sans GB" w:eastAsia="Hiragino Sans GB"/>
                 <w:b w:val="0"/>
                 <w:color w:val="262626"/>
                 <w:sz w:val="17"/>
@@ -6011,7 +6011,7 @@
             <w:r/>
             <w:r>
               <w:rPr>
-                <w:rFonts w:ascii="Noto Sans CJK SC" w:hAnsi="Noto Sans CJK SC" w:eastAsia="Noto Sans CJK SC"/>
+                <w:rFonts w:ascii="Hiragino Sans GB" w:hAnsi="Hiragino Sans GB" w:eastAsia="Hiragino Sans GB"/>
                 <w:b w:val="0"/>
                 <w:color w:val="262626"/>
                 <w:sz w:val="17"/>
@@ -6040,7 +6040,7 @@
             <w:r/>
             <w:r>
               <w:rPr>
-                <w:rFonts w:ascii="Noto Sans CJK SC" w:hAnsi="Noto Sans CJK SC" w:eastAsia="Noto Sans CJK SC"/>
+                <w:rFonts w:ascii="Hiragino Sans GB" w:hAnsi="Hiragino Sans GB" w:eastAsia="Hiragino Sans GB"/>
                 <w:b w:val="0"/>
                 <w:color w:val="262626"/>
                 <w:sz w:val="17"/>
@@ -6069,7 +6069,7 @@
             <w:r/>
             <w:r>
               <w:rPr>
-                <w:rFonts w:ascii="Noto Sans CJK SC" w:hAnsi="Noto Sans CJK SC" w:eastAsia="Noto Sans CJK SC"/>
+                <w:rFonts w:ascii="Hiragino Sans GB" w:hAnsi="Hiragino Sans GB" w:eastAsia="Hiragino Sans GB"/>
                 <w:b w:val="0"/>
                 <w:color w:val="262626"/>
                 <w:sz w:val="17"/>
@@ -6098,7 +6098,7 @@
             <w:r/>
             <w:r>
               <w:rPr>
-                <w:rFonts w:ascii="Noto Sans CJK SC" w:hAnsi="Noto Sans CJK SC" w:eastAsia="Noto Sans CJK SC"/>
+                <w:rFonts w:ascii="Hiragino Sans GB" w:hAnsi="Hiragino Sans GB" w:eastAsia="Hiragino Sans GB"/>
                 <w:b w:val="0"/>
                 <w:color w:val="262626"/>
                 <w:sz w:val="17"/>
@@ -6127,7 +6127,7 @@
             <w:r/>
             <w:r>
               <w:rPr>
-                <w:rFonts w:ascii="Noto Sans CJK SC" w:hAnsi="Noto Sans CJK SC" w:eastAsia="Noto Sans CJK SC"/>
+                <w:rFonts w:ascii="Hiragino Sans GB" w:hAnsi="Hiragino Sans GB" w:eastAsia="Hiragino Sans GB"/>
                 <w:b w:val="0"/>
                 <w:color w:val="262626"/>
                 <w:sz w:val="17"/>
@@ -6156,7 +6156,7 @@
       </w:pPr>
       <w:r>
         <w:rPr>
-          <w:rFonts w:ascii="Noto Sans CJK SC" w:hAnsi="Noto Sans CJK SC" w:eastAsia="Noto Sans CJK SC"/>
+          <w:rFonts w:ascii="Hiragino Sans GB" w:hAnsi="Hiragino Sans GB" w:eastAsia="Hiragino Sans GB"/>
           <w:b/>
           <w:color w:val="1F4E79"/>
           <w:sz w:val="32"/>
@@ -6171,7 +6171,7 @@
       </w:pPr>
       <w:r>
         <w:rPr>
-          <w:rFonts w:ascii="Noto Sans CJK SC" w:hAnsi="Noto Sans CJK SC" w:eastAsia="Noto Sans CJK SC"/>
+          <w:rFonts w:ascii="Hiragino Sans GB" w:hAnsi="Hiragino Sans GB" w:eastAsia="Hiragino Sans GB"/>
           <w:b w:val="0"/>
           <w:i w:val="0"/>
           <w:color w:val="262626"/>
@@ -6230,7 +6230,7 @@
             <w:r/>
             <w:r>
               <w:rPr>
-                <w:rFonts w:ascii="Noto Sans CJK SC" w:hAnsi="Noto Sans CJK SC" w:eastAsia="Noto Sans CJK SC"/>
+                <w:rFonts w:ascii="Hiragino Sans GB" w:hAnsi="Hiragino Sans GB" w:eastAsia="Hiragino Sans GB"/>
                 <w:b/>
                 <w:color w:val="262626"/>
                 <w:sz w:val="14"/>
@@ -6260,7 +6260,7 @@
             <w:r/>
             <w:r>
               <w:rPr>
-                <w:rFonts w:ascii="Noto Sans CJK SC" w:hAnsi="Noto Sans CJK SC" w:eastAsia="Noto Sans CJK SC"/>
+                <w:rFonts w:ascii="Hiragino Sans GB" w:hAnsi="Hiragino Sans GB" w:eastAsia="Hiragino Sans GB"/>
                 <w:b/>
                 <w:color w:val="262626"/>
                 <w:sz w:val="14"/>
@@ -6290,7 +6290,7 @@
             <w:r/>
             <w:r>
               <w:rPr>
-                <w:rFonts w:ascii="Noto Sans CJK SC" w:hAnsi="Noto Sans CJK SC" w:eastAsia="Noto Sans CJK SC"/>
+                <w:rFonts w:ascii="Hiragino Sans GB" w:hAnsi="Hiragino Sans GB" w:eastAsia="Hiragino Sans GB"/>
                 <w:b/>
                 <w:color w:val="262626"/>
                 <w:sz w:val="14"/>
@@ -6320,7 +6320,7 @@
             <w:r/>
             <w:r>
               <w:rPr>
-                <w:rFonts w:ascii="Noto Sans CJK SC" w:hAnsi="Noto Sans CJK SC" w:eastAsia="Noto Sans CJK SC"/>
+                <w:rFonts w:ascii="Hiragino Sans GB" w:hAnsi="Hiragino Sans GB" w:eastAsia="Hiragino Sans GB"/>
                 <w:b/>
                 <w:color w:val="262626"/>
                 <w:sz w:val="14"/>
@@ -6350,7 +6350,7 @@
             <w:r/>
             <w:r>
               <w:rPr>
-                <w:rFonts w:ascii="Noto Sans CJK SC" w:hAnsi="Noto Sans CJK SC" w:eastAsia="Noto Sans CJK SC"/>
+                <w:rFonts w:ascii="Hiragino Sans GB" w:hAnsi="Hiragino Sans GB" w:eastAsia="Hiragino Sans GB"/>
                 <w:b/>
                 <w:color w:val="262626"/>
                 <w:sz w:val="14"/>
@@ -6380,7 +6380,7 @@
             <w:r/>
             <w:r>
               <w:rPr>
-                <w:rFonts w:ascii="Noto Sans CJK SC" w:hAnsi="Noto Sans CJK SC" w:eastAsia="Noto Sans CJK SC"/>
+                <w:rFonts w:ascii="Hiragino Sans GB" w:hAnsi="Hiragino Sans GB" w:eastAsia="Hiragino Sans GB"/>
                 <w:b/>
                 <w:color w:val="262626"/>
                 <w:sz w:val="14"/>
@@ -6410,7 +6410,7 @@
             <w:r/>
             <w:r>
               <w:rPr>
-                <w:rFonts w:ascii="Noto Sans CJK SC" w:hAnsi="Noto Sans CJK SC" w:eastAsia="Noto Sans CJK SC"/>
+                <w:rFonts w:ascii="Hiragino Sans GB" w:hAnsi="Hiragino Sans GB" w:eastAsia="Hiragino Sans GB"/>
                 <w:b/>
                 <w:color w:val="262626"/>
                 <w:sz w:val="14"/>
@@ -6440,7 +6440,7 @@
             <w:r/>
             <w:r>
               <w:rPr>
-                <w:rFonts w:ascii="Noto Sans CJK SC" w:hAnsi="Noto Sans CJK SC" w:eastAsia="Noto Sans CJK SC"/>
+                <w:rFonts w:ascii="Hiragino Sans GB" w:hAnsi="Hiragino Sans GB" w:eastAsia="Hiragino Sans GB"/>
                 <w:b w:val="0"/>
                 <w:color w:val="262626"/>
                 <w:sz w:val="14"/>
@@ -6468,7 +6468,7 @@
             <w:r/>
             <w:r>
               <w:rPr>
-                <w:rFonts w:ascii="Noto Sans CJK SC" w:hAnsi="Noto Sans CJK SC" w:eastAsia="Noto Sans CJK SC"/>
+                <w:rFonts w:ascii="Hiragino Sans GB" w:hAnsi="Hiragino Sans GB" w:eastAsia="Hiragino Sans GB"/>
                 <w:b w:val="0"/>
                 <w:color w:val="262626"/>
                 <w:sz w:val="14"/>
@@ -6496,7 +6496,7 @@
             <w:r/>
             <w:r>
               <w:rPr>
-                <w:rFonts w:ascii="Noto Sans CJK SC" w:hAnsi="Noto Sans CJK SC" w:eastAsia="Noto Sans CJK SC"/>
+                <w:rFonts w:ascii="Hiragino Sans GB" w:hAnsi="Hiragino Sans GB" w:eastAsia="Hiragino Sans GB"/>
                 <w:b w:val="0"/>
                 <w:color w:val="262626"/>
                 <w:sz w:val="14"/>
@@ -6524,7 +6524,7 @@
             <w:r/>
             <w:r>
               <w:rPr>
-                <w:rFonts w:ascii="Noto Sans CJK SC" w:hAnsi="Noto Sans CJK SC" w:eastAsia="Noto Sans CJK SC"/>
+                <w:rFonts w:ascii="Hiragino Sans GB" w:hAnsi="Hiragino Sans GB" w:eastAsia="Hiragino Sans GB"/>
                 <w:b w:val="0"/>
                 <w:color w:val="262626"/>
                 <w:sz w:val="14"/>
@@ -6552,7 +6552,7 @@
             <w:r/>
             <w:r>
               <w:rPr>
-                <w:rFonts w:ascii="Noto Sans CJK SC" w:hAnsi="Noto Sans CJK SC" w:eastAsia="Noto Sans CJK SC"/>
+                <w:rFonts w:ascii="Hiragino Sans GB" w:hAnsi="Hiragino Sans GB" w:eastAsia="Hiragino Sans GB"/>
                 <w:b w:val="0"/>
                 <w:color w:val="262626"/>
                 <w:sz w:val="14"/>
@@ -6580,7 +6580,7 @@
             <w:r/>
             <w:r>
               <w:rPr>
-                <w:rFonts w:ascii="Noto Sans CJK SC" w:hAnsi="Noto Sans CJK SC" w:eastAsia="Noto Sans CJK SC"/>
+                <w:rFonts w:ascii="Hiragino Sans GB" w:hAnsi="Hiragino Sans GB" w:eastAsia="Hiragino Sans GB"/>
                 <w:b w:val="0"/>
                 <w:color w:val="262626"/>
                 <w:sz w:val="14"/>
@@ -6608,7 +6608,7 @@
             <w:r/>
             <w:r>
               <w:rPr>
-                <w:rFonts w:ascii="Noto Sans CJK SC" w:hAnsi="Noto Sans CJK SC" w:eastAsia="Noto Sans CJK SC"/>
+                <w:rFonts w:ascii="Hiragino Sans GB" w:hAnsi="Hiragino Sans GB" w:eastAsia="Hiragino Sans GB"/>
                 <w:b w:val="0"/>
                 <w:color w:val="262626"/>
                 <w:sz w:val="14"/>
@@ -6638,7 +6638,7 @@
             <w:r/>
             <w:r>
               <w:rPr>
-                <w:rFonts w:ascii="Noto Sans CJK SC" w:hAnsi="Noto Sans CJK SC" w:eastAsia="Noto Sans CJK SC"/>
+                <w:rFonts w:ascii="Hiragino Sans GB" w:hAnsi="Hiragino Sans GB" w:eastAsia="Hiragino Sans GB"/>
                 <w:b w:val="0"/>
                 <w:color w:val="262626"/>
                 <w:sz w:val="14"/>
@@ -6666,7 +6666,7 @@
             <w:r/>
             <w:r>
               <w:rPr>
-                <w:rFonts w:ascii="Noto Sans CJK SC" w:hAnsi="Noto Sans CJK SC" w:eastAsia="Noto Sans CJK SC"/>
+                <w:rFonts w:ascii="Hiragino Sans GB" w:hAnsi="Hiragino Sans GB" w:eastAsia="Hiragino Sans GB"/>
                 <w:b w:val="0"/>
                 <w:color w:val="262626"/>
                 <w:sz w:val="14"/>
@@ -6694,7 +6694,7 @@
             <w:r/>
             <w:r>
               <w:rPr>
-                <w:rFonts w:ascii="Noto Sans CJK SC" w:hAnsi="Noto Sans CJK SC" w:eastAsia="Noto Sans CJK SC"/>
+                <w:rFonts w:ascii="Hiragino Sans GB" w:hAnsi="Hiragino Sans GB" w:eastAsia="Hiragino Sans GB"/>
                 <w:b w:val="0"/>
                 <w:color w:val="262626"/>
                 <w:sz w:val="14"/>
@@ -6722,7 +6722,7 @@
             <w:r/>
             <w:r>
               <w:rPr>
-                <w:rFonts w:ascii="Noto Sans CJK SC" w:hAnsi="Noto Sans CJK SC" w:eastAsia="Noto Sans CJK SC"/>
+                <w:rFonts w:ascii="Hiragino Sans GB" w:hAnsi="Hiragino Sans GB" w:eastAsia="Hiragino Sans GB"/>
                 <w:b w:val="0"/>
                 <w:color w:val="262626"/>
                 <w:sz w:val="14"/>
@@ -6750,7 +6750,7 @@
             <w:r/>
             <w:r>
               <w:rPr>
-                <w:rFonts w:ascii="Noto Sans CJK SC" w:hAnsi="Noto Sans CJK SC" w:eastAsia="Noto Sans CJK SC"/>
+                <w:rFonts w:ascii="Hiragino Sans GB" w:hAnsi="Hiragino Sans GB" w:eastAsia="Hiragino Sans GB"/>
                 <w:b w:val="0"/>
                 <w:color w:val="262626"/>
                 <w:sz w:val="14"/>
@@ -6778,7 +6778,7 @@
             <w:r/>
             <w:r>
               <w:rPr>
-                <w:rFonts w:ascii="Noto Sans CJK SC" w:hAnsi="Noto Sans CJK SC" w:eastAsia="Noto Sans CJK SC"/>
+                <w:rFonts w:ascii="Hiragino Sans GB" w:hAnsi="Hiragino Sans GB" w:eastAsia="Hiragino Sans GB"/>
                 <w:b w:val="0"/>
                 <w:color w:val="262626"/>
                 <w:sz w:val="14"/>
@@ -6806,7 +6806,7 @@
             <w:r/>
             <w:r>
               <w:rPr>
-                <w:rFonts w:ascii="Noto Sans CJK SC" w:hAnsi="Noto Sans CJK SC" w:eastAsia="Noto Sans CJK SC"/>
+                <w:rFonts w:ascii="Hiragino Sans GB" w:hAnsi="Hiragino Sans GB" w:eastAsia="Hiragino Sans GB"/>
                 <w:b w:val="0"/>
                 <w:color w:val="262626"/>
                 <w:sz w:val="14"/>
@@ -6836,7 +6836,7 @@
             <w:r/>
             <w:r>
               <w:rPr>
-                <w:rFonts w:ascii="Noto Sans CJK SC" w:hAnsi="Noto Sans CJK SC" w:eastAsia="Noto Sans CJK SC"/>
+                <w:rFonts w:ascii="Hiragino Sans GB" w:hAnsi="Hiragino Sans GB" w:eastAsia="Hiragino Sans GB"/>
                 <w:b w:val="0"/>
                 <w:color w:val="262626"/>
                 <w:sz w:val="14"/>
@@ -6864,7 +6864,7 @@
             <w:r/>
             <w:r>
               <w:rPr>
-                <w:rFonts w:ascii="Noto Sans CJK SC" w:hAnsi="Noto Sans CJK SC" w:eastAsia="Noto Sans CJK SC"/>
+                <w:rFonts w:ascii="Hiragino Sans GB" w:hAnsi="Hiragino Sans GB" w:eastAsia="Hiragino Sans GB"/>
                 <w:b w:val="0"/>
                 <w:color w:val="262626"/>
                 <w:sz w:val="14"/>
@@ -6892,7 +6892,7 @@
             <w:r/>
             <w:r>
               <w:rPr>
-                <w:rFonts w:ascii="Noto Sans CJK SC" w:hAnsi="Noto Sans CJK SC" w:eastAsia="Noto Sans CJK SC"/>
+                <w:rFonts w:ascii="Hiragino Sans GB" w:hAnsi="Hiragino Sans GB" w:eastAsia="Hiragino Sans GB"/>
                 <w:b w:val="0"/>
                 <w:color w:val="262626"/>
                 <w:sz w:val="14"/>
@@ -6920,7 +6920,7 @@
             <w:r/>
             <w:r>
               <w:rPr>
-                <w:rFonts w:ascii="Noto Sans CJK SC" w:hAnsi="Noto Sans CJK SC" w:eastAsia="Noto Sans CJK SC"/>
+                <w:rFonts w:ascii="Hiragino Sans GB" w:hAnsi="Hiragino Sans GB" w:eastAsia="Hiragino Sans GB"/>
                 <w:b w:val="0"/>
                 <w:color w:val="262626"/>
                 <w:sz w:val="14"/>
@@ -6948,7 +6948,7 @@
             <w:r/>
             <w:r>
               <w:rPr>
-                <w:rFonts w:ascii="Noto Sans CJK SC" w:hAnsi="Noto Sans CJK SC" w:eastAsia="Noto Sans CJK SC"/>
+                <w:rFonts w:ascii="Hiragino Sans GB" w:hAnsi="Hiragino Sans GB" w:eastAsia="Hiragino Sans GB"/>
                 <w:b w:val="0"/>
                 <w:color w:val="262626"/>
                 <w:sz w:val="14"/>
@@ -6976,7 +6976,7 @@
             <w:r/>
             <w:r>
               <w:rPr>
-                <w:rFonts w:ascii="Noto Sans CJK SC" w:hAnsi="Noto Sans CJK SC" w:eastAsia="Noto Sans CJK SC"/>
+                <w:rFonts w:ascii="Hiragino Sans GB" w:hAnsi="Hiragino Sans GB" w:eastAsia="Hiragino Sans GB"/>
                 <w:b w:val="0"/>
                 <w:color w:val="262626"/>
                 <w:sz w:val="14"/>
@@ -7004,7 +7004,7 @@
             <w:r/>
             <w:r>
               <w:rPr>
-                <w:rFonts w:ascii="Noto Sans CJK SC" w:hAnsi="Noto Sans CJK SC" w:eastAsia="Noto Sans CJK SC"/>
+                <w:rFonts w:ascii="Hiragino Sans GB" w:hAnsi="Hiragino Sans GB" w:eastAsia="Hiragino Sans GB"/>
                 <w:b w:val="0"/>
                 <w:color w:val="262626"/>
                 <w:sz w:val="14"/>
@@ -7034,7 +7034,7 @@
             <w:r/>
             <w:r>
               <w:rPr>
-                <w:rFonts w:ascii="Noto Sans CJK SC" w:hAnsi="Noto Sans CJK SC" w:eastAsia="Noto Sans CJK SC"/>
+                <w:rFonts w:ascii="Hiragino Sans GB" w:hAnsi="Hiragino Sans GB" w:eastAsia="Hiragino Sans GB"/>
                 <w:b w:val="0"/>
                 <w:color w:val="262626"/>
                 <w:sz w:val="14"/>
@@ -7062,7 +7062,7 @@
             <w:r/>
             <w:r>
               <w:rPr>
-                <w:rFonts w:ascii="Noto Sans CJK SC" w:hAnsi="Noto Sans CJK SC" w:eastAsia="Noto Sans CJK SC"/>
+                <w:rFonts w:ascii="Hiragino Sans GB" w:hAnsi="Hiragino Sans GB" w:eastAsia="Hiragino Sans GB"/>
                 <w:b w:val="0"/>
                 <w:color w:val="262626"/>
                 <w:sz w:val="14"/>
@@ -7090,7 +7090,7 @@
             <w:r/>
             <w:r>
               <w:rPr>
-                <w:rFonts w:ascii="Noto Sans CJK SC" w:hAnsi="Noto Sans CJK SC" w:eastAsia="Noto Sans CJK SC"/>
+                <w:rFonts w:ascii="Hiragino Sans GB" w:hAnsi="Hiragino Sans GB" w:eastAsia="Hiragino Sans GB"/>
                 <w:b w:val="0"/>
                 <w:color w:val="262626"/>
                 <w:sz w:val="14"/>
@@ -7118,7 +7118,7 @@
             <w:r/>
             <w:r>
               <w:rPr>
-                <w:rFonts w:ascii="Noto Sans CJK SC" w:hAnsi="Noto Sans CJK SC" w:eastAsia="Noto Sans CJK SC"/>
+                <w:rFonts w:ascii="Hiragino Sans GB" w:hAnsi="Hiragino Sans GB" w:eastAsia="Hiragino Sans GB"/>
                 <w:b w:val="0"/>
                 <w:color w:val="262626"/>
                 <w:sz w:val="14"/>
@@ -7146,7 +7146,7 @@
             <w:r/>
             <w:r>
               <w:rPr>
-                <w:rFonts w:ascii="Noto Sans CJK SC" w:hAnsi="Noto Sans CJK SC" w:eastAsia="Noto Sans CJK SC"/>
+                <w:rFonts w:ascii="Hiragino Sans GB" w:hAnsi="Hiragino Sans GB" w:eastAsia="Hiragino Sans GB"/>
                 <w:b w:val="0"/>
                 <w:color w:val="262626"/>
                 <w:sz w:val="14"/>
@@ -7174,7 +7174,7 @@
             <w:r/>
             <w:r>
               <w:rPr>
-                <w:rFonts w:ascii="Noto Sans CJK SC" w:hAnsi="Noto Sans CJK SC" w:eastAsia="Noto Sans CJK SC"/>
+                <w:rFonts w:ascii="Hiragino Sans GB" w:hAnsi="Hiragino Sans GB" w:eastAsia="Hiragino Sans GB"/>
                 <w:b w:val="0"/>
                 <w:color w:val="262626"/>
                 <w:sz w:val="14"/>
@@ -7202,7 +7202,7 @@
             <w:r/>
             <w:r>
               <w:rPr>
-                <w:rFonts w:ascii="Noto Sans CJK SC" w:hAnsi="Noto Sans CJK SC" w:eastAsia="Noto Sans CJK SC"/>
+                <w:rFonts w:ascii="Hiragino Sans GB" w:hAnsi="Hiragino Sans GB" w:eastAsia="Hiragino Sans GB"/>
                 <w:b w:val="0"/>
                 <w:color w:val="262626"/>
                 <w:sz w:val="14"/>
@@ -7232,7 +7232,7 @@
             <w:r/>
             <w:r>
               <w:rPr>
-                <w:rFonts w:ascii="Noto Sans CJK SC" w:hAnsi="Noto Sans CJK SC" w:eastAsia="Noto Sans CJK SC"/>
+                <w:rFonts w:ascii="Hiragino Sans GB" w:hAnsi="Hiragino Sans GB" w:eastAsia="Hiragino Sans GB"/>
                 <w:b w:val="0"/>
                 <w:color w:val="262626"/>
                 <w:sz w:val="14"/>
@@ -7260,12 +7260,12 @@
             <w:r/>
             <w:r>
               <w:rPr>
-                <w:rFonts w:ascii="Noto Sans CJK SC" w:hAnsi="Noto Sans CJK SC" w:eastAsia="Noto Sans CJK SC"/>
+                <w:rFonts w:ascii="Hiragino Sans GB" w:hAnsi="Hiragino Sans GB" w:eastAsia="Hiragino Sans GB"/>
                 <w:b w:val="0"/>
                 <w:color w:val="262626"/>
                 <w:sz w:val="14"/>
               </w:rPr>
-              <w:t>先承认差异，再让客户确认适用范围。</w:t>
+              <w:t>先承认差异，再让主播确认适用范围。</w:t>
             </w:r>
           </w:p>
         </w:tc>
@@ -7288,7 +7288,7 @@
             <w:r/>
             <w:r>
               <w:rPr>
-                <w:rFonts w:ascii="Noto Sans CJK SC" w:hAnsi="Noto Sans CJK SC" w:eastAsia="Noto Sans CJK SC"/>
+                <w:rFonts w:ascii="Hiragino Sans GB" w:hAnsi="Hiragino Sans GB" w:eastAsia="Hiragino Sans GB"/>
                 <w:b w:val="0"/>
                 <w:color w:val="262626"/>
                 <w:sz w:val="14"/>
@@ -7316,7 +7316,7 @@
             <w:r/>
             <w:r>
               <w:rPr>
-                <w:rFonts w:ascii="Noto Sans CJK SC" w:hAnsi="Noto Sans CJK SC" w:eastAsia="Noto Sans CJK SC"/>
+                <w:rFonts w:ascii="Hiragino Sans GB" w:hAnsi="Hiragino Sans GB" w:eastAsia="Hiragino Sans GB"/>
                 <w:b w:val="0"/>
                 <w:color w:val="262626"/>
                 <w:sz w:val="14"/>
@@ -7344,7 +7344,7 @@
             <w:r/>
             <w:r>
               <w:rPr>
-                <w:rFonts w:ascii="Noto Sans CJK SC" w:hAnsi="Noto Sans CJK SC" w:eastAsia="Noto Sans CJK SC"/>
+                <w:rFonts w:ascii="Hiragino Sans GB" w:hAnsi="Hiragino Sans GB" w:eastAsia="Hiragino Sans GB"/>
                 <w:b w:val="0"/>
                 <w:color w:val="262626"/>
                 <w:sz w:val="14"/>
@@ -7372,7 +7372,7 @@
             <w:r/>
             <w:r>
               <w:rPr>
-                <w:rFonts w:ascii="Noto Sans CJK SC" w:hAnsi="Noto Sans CJK SC" w:eastAsia="Noto Sans CJK SC"/>
+                <w:rFonts w:ascii="Hiragino Sans GB" w:hAnsi="Hiragino Sans GB" w:eastAsia="Hiragino Sans GB"/>
                 <w:b w:val="0"/>
                 <w:color w:val="262626"/>
                 <w:sz w:val="14"/>
@@ -7400,7 +7400,7 @@
             <w:r/>
             <w:r>
               <w:rPr>
-                <w:rFonts w:ascii="Noto Sans CJK SC" w:hAnsi="Noto Sans CJK SC" w:eastAsia="Noto Sans CJK SC"/>
+                <w:rFonts w:ascii="Hiragino Sans GB" w:hAnsi="Hiragino Sans GB" w:eastAsia="Hiragino Sans GB"/>
                 <w:b w:val="0"/>
                 <w:color w:val="262626"/>
                 <w:sz w:val="14"/>
@@ -7430,7 +7430,7 @@
             <w:r/>
             <w:r>
               <w:rPr>
-                <w:rFonts w:ascii="Noto Sans CJK SC" w:hAnsi="Noto Sans CJK SC" w:eastAsia="Noto Sans CJK SC"/>
+                <w:rFonts w:ascii="Hiragino Sans GB" w:hAnsi="Hiragino Sans GB" w:eastAsia="Hiragino Sans GB"/>
                 <w:b w:val="0"/>
                 <w:color w:val="262626"/>
                 <w:sz w:val="14"/>
@@ -7458,7 +7458,7 @@
             <w:r/>
             <w:r>
               <w:rPr>
-                <w:rFonts w:ascii="Noto Sans CJK SC" w:hAnsi="Noto Sans CJK SC" w:eastAsia="Noto Sans CJK SC"/>
+                <w:rFonts w:ascii="Hiragino Sans GB" w:hAnsi="Hiragino Sans GB" w:eastAsia="Hiragino Sans GB"/>
                 <w:b w:val="0"/>
                 <w:color w:val="262626"/>
                 <w:sz w:val="14"/>
@@ -7486,7 +7486,7 @@
             <w:r/>
             <w:r>
               <w:rPr>
-                <w:rFonts w:ascii="Noto Sans CJK SC" w:hAnsi="Noto Sans CJK SC" w:eastAsia="Noto Sans CJK SC"/>
+                <w:rFonts w:ascii="Hiragino Sans GB" w:hAnsi="Hiragino Sans GB" w:eastAsia="Hiragino Sans GB"/>
                 <w:b w:val="0"/>
                 <w:color w:val="262626"/>
                 <w:sz w:val="14"/>
@@ -7514,7 +7514,7 @@
             <w:r/>
             <w:r>
               <w:rPr>
-                <w:rFonts w:ascii="Noto Sans CJK SC" w:hAnsi="Noto Sans CJK SC" w:eastAsia="Noto Sans CJK SC"/>
+                <w:rFonts w:ascii="Hiragino Sans GB" w:hAnsi="Hiragino Sans GB" w:eastAsia="Hiragino Sans GB"/>
                 <w:b w:val="0"/>
                 <w:color w:val="262626"/>
                 <w:sz w:val="14"/>
@@ -7542,7 +7542,7 @@
             <w:r/>
             <w:r>
               <w:rPr>
-                <w:rFonts w:ascii="Noto Sans CJK SC" w:hAnsi="Noto Sans CJK SC" w:eastAsia="Noto Sans CJK SC"/>
+                <w:rFonts w:ascii="Hiragino Sans GB" w:hAnsi="Hiragino Sans GB" w:eastAsia="Hiragino Sans GB"/>
                 <w:b w:val="0"/>
                 <w:color w:val="262626"/>
                 <w:sz w:val="14"/>
@@ -7570,7 +7570,7 @@
             <w:r/>
             <w:r>
               <w:rPr>
-                <w:rFonts w:ascii="Noto Sans CJK SC" w:hAnsi="Noto Sans CJK SC" w:eastAsia="Noto Sans CJK SC"/>
+                <w:rFonts w:ascii="Hiragino Sans GB" w:hAnsi="Hiragino Sans GB" w:eastAsia="Hiragino Sans GB"/>
                 <w:b w:val="0"/>
                 <w:color w:val="262626"/>
                 <w:sz w:val="14"/>
@@ -7598,12 +7598,12 @@
             <w:r/>
             <w:r>
               <w:rPr>
-                <w:rFonts w:ascii="Noto Sans CJK SC" w:hAnsi="Noto Sans CJK SC" w:eastAsia="Noto Sans CJK SC"/>
+                <w:rFonts w:ascii="Hiragino Sans GB" w:hAnsi="Hiragino Sans GB" w:eastAsia="Hiragino Sans GB"/>
                 <w:b w:val="0"/>
                 <w:color w:val="262626"/>
                 <w:sz w:val="14"/>
               </w:rPr>
-              <w:t>价格权益必须按客户最终口径</w:t>
+              <w:t>价格权益必须按主播最终口径</w:t>
             </w:r>
           </w:p>
         </w:tc>
@@ -7662,12 +7662,12 @@
             <w:r/>
             <w:r>
               <w:rPr>
-                <w:rFonts w:ascii="Noto Sans CJK SC" w:hAnsi="Noto Sans CJK SC" w:eastAsia="Noto Sans CJK SC"/>
+                <w:rFonts w:ascii="Hiragino Sans GB" w:hAnsi="Hiragino Sans GB" w:eastAsia="Hiragino Sans GB"/>
                 <w:b/>
                 <w:color w:val="262626"/>
                 <w:sz w:val="17"/>
               </w:rPr>
-              <w:t>客户确认项</w:t>
+              <w:t>主播确认项</w:t>
             </w:r>
           </w:p>
         </w:tc>
@@ -7692,7 +7692,7 @@
             <w:r/>
             <w:r>
               <w:rPr>
-                <w:rFonts w:ascii="Noto Sans CJK SC" w:hAnsi="Noto Sans CJK SC" w:eastAsia="Noto Sans CJK SC"/>
+                <w:rFonts w:ascii="Hiragino Sans GB" w:hAnsi="Hiragino Sans GB" w:eastAsia="Hiragino Sans GB"/>
                 <w:b/>
                 <w:color w:val="262626"/>
                 <w:sz w:val="17"/>
@@ -7722,7 +7722,7 @@
             <w:r/>
             <w:r>
               <w:rPr>
-                <w:rFonts w:ascii="Noto Sans CJK SC" w:hAnsi="Noto Sans CJK SC" w:eastAsia="Noto Sans CJK SC"/>
+                <w:rFonts w:ascii="Hiragino Sans GB" w:hAnsi="Hiragino Sans GB" w:eastAsia="Hiragino Sans GB"/>
                 <w:b/>
                 <w:color w:val="262626"/>
                 <w:sz w:val="17"/>
@@ -7752,12 +7752,12 @@
             <w:r/>
             <w:r>
               <w:rPr>
-                <w:rFonts w:ascii="Noto Sans CJK SC" w:hAnsi="Noto Sans CJK SC" w:eastAsia="Noto Sans CJK SC"/>
+                <w:rFonts w:ascii="Hiragino Sans GB" w:hAnsi="Hiragino Sans GB" w:eastAsia="Hiragino Sans GB"/>
                 <w:b/>
                 <w:color w:val="262626"/>
                 <w:sz w:val="17"/>
               </w:rPr>
-              <w:t>客户意见</w:t>
+              <w:t>修改意见</w:t>
             </w:r>
           </w:p>
         </w:tc>
@@ -7782,7 +7782,7 @@
             <w:r/>
             <w:r>
               <w:rPr>
-                <w:rFonts w:ascii="Noto Sans CJK SC" w:hAnsi="Noto Sans CJK SC" w:eastAsia="Noto Sans CJK SC"/>
+                <w:rFonts w:ascii="Hiragino Sans GB" w:hAnsi="Hiragino Sans GB" w:eastAsia="Hiragino Sans GB"/>
                 <w:b w:val="0"/>
                 <w:color w:val="262626"/>
                 <w:sz w:val="17"/>
@@ -7811,7 +7811,7 @@
             <w:r/>
             <w:r>
               <w:rPr>
-                <w:rFonts w:ascii="Noto Sans CJK SC" w:hAnsi="Noto Sans CJK SC" w:eastAsia="Noto Sans CJK SC"/>
+                <w:rFonts w:ascii="Hiragino Sans GB" w:hAnsi="Hiragino Sans GB" w:eastAsia="Hiragino Sans GB"/>
                 <w:b w:val="0"/>
                 <w:color w:val="262626"/>
                 <w:sz w:val="17"/>
@@ -7840,7 +7840,7 @@
             <w:r/>
             <w:r>
               <w:rPr>
-                <w:rFonts w:ascii="Noto Sans CJK SC" w:hAnsi="Noto Sans CJK SC" w:eastAsia="Noto Sans CJK SC"/>
+                <w:rFonts w:ascii="Hiragino Sans GB" w:hAnsi="Hiragino Sans GB" w:eastAsia="Hiragino Sans GB"/>
                 <w:b w:val="0"/>
                 <w:color w:val="262626"/>
                 <w:sz w:val="17"/>
@@ -7869,7 +7869,7 @@
             <w:r/>
             <w:r>
               <w:rPr>
-                <w:rFonts w:ascii="Noto Sans CJK SC" w:hAnsi="Noto Sans CJK SC" w:eastAsia="Noto Sans CJK SC"/>
+                <w:rFonts w:ascii="Hiragino Sans GB" w:hAnsi="Hiragino Sans GB" w:eastAsia="Hiragino Sans GB"/>
                 <w:b w:val="0"/>
                 <w:color w:val="262626"/>
                 <w:sz w:val="17"/>
@@ -7898,12 +7898,12 @@
             <w:r/>
             <w:r>
               <w:rPr>
-                <w:rFonts w:ascii="Noto Sans CJK SC" w:hAnsi="Noto Sans CJK SC" w:eastAsia="Noto Sans CJK SC"/>
+                <w:rFonts w:ascii="Hiragino Sans GB" w:hAnsi="Hiragino Sans GB" w:eastAsia="Hiragino Sans GB"/>
                 <w:b w:val="0"/>
                 <w:color w:val="262626"/>
                 <w:sz w:val="17"/>
               </w:rPr>
-              <w:t>是否增加客户指定课程知识点</w:t>
+              <w:t>是否增加主播方指定课程知识点</w:t>
             </w:r>
           </w:p>
         </w:tc>
@@ -7927,7 +7927,7 @@
             <w:r/>
             <w:r>
               <w:rPr>
-                <w:rFonts w:ascii="Noto Sans CJK SC" w:hAnsi="Noto Sans CJK SC" w:eastAsia="Noto Sans CJK SC"/>
+                <w:rFonts w:ascii="Hiragino Sans GB" w:hAnsi="Hiragino Sans GB" w:eastAsia="Hiragino Sans GB"/>
                 <w:b w:val="0"/>
                 <w:color w:val="262626"/>
                 <w:sz w:val="17"/>
@@ -7956,7 +7956,7 @@
             <w:r/>
             <w:r>
               <w:rPr>
-                <w:rFonts w:ascii="Noto Sans CJK SC" w:hAnsi="Noto Sans CJK SC" w:eastAsia="Noto Sans CJK SC"/>
+                <w:rFonts w:ascii="Hiragino Sans GB" w:hAnsi="Hiragino Sans GB" w:eastAsia="Hiragino Sans GB"/>
                 <w:b w:val="0"/>
                 <w:color w:val="262626"/>
                 <w:sz w:val="17"/>
@@ -7985,7 +7985,7 @@
             <w:r/>
             <w:r>
               <w:rPr>
-                <w:rFonts w:ascii="Noto Sans CJK SC" w:hAnsi="Noto Sans CJK SC" w:eastAsia="Noto Sans CJK SC"/>
+                <w:rFonts w:ascii="Hiragino Sans GB" w:hAnsi="Hiragino Sans GB" w:eastAsia="Hiragino Sans GB"/>
                 <w:b w:val="0"/>
                 <w:color w:val="262626"/>
                 <w:sz w:val="17"/>
@@ -8014,7 +8014,7 @@
             <w:r/>
             <w:r>
               <w:rPr>
-                <w:rFonts w:ascii="Noto Sans CJK SC" w:hAnsi="Noto Sans CJK SC" w:eastAsia="Noto Sans CJK SC"/>
+                <w:rFonts w:ascii="Hiragino Sans GB" w:hAnsi="Hiragino Sans GB" w:eastAsia="Hiragino Sans GB"/>
                 <w:b w:val="0"/>
                 <w:color w:val="262626"/>
                 <w:sz w:val="17"/>
@@ -8043,7 +8043,7 @@
             <w:r/>
             <w:r>
               <w:rPr>
-                <w:rFonts w:ascii="Noto Sans CJK SC" w:hAnsi="Noto Sans CJK SC" w:eastAsia="Noto Sans CJK SC"/>
+                <w:rFonts w:ascii="Hiragino Sans GB" w:hAnsi="Hiragino Sans GB" w:eastAsia="Hiragino Sans GB"/>
                 <w:b w:val="0"/>
                 <w:color w:val="262626"/>
                 <w:sz w:val="17"/>
@@ -8072,7 +8072,7 @@
             <w:r/>
             <w:r>
               <w:rPr>
-                <w:rFonts w:ascii="Noto Sans CJK SC" w:hAnsi="Noto Sans CJK SC" w:eastAsia="Noto Sans CJK SC"/>
+                <w:rFonts w:ascii="Hiragino Sans GB" w:hAnsi="Hiragino Sans GB" w:eastAsia="Hiragino Sans GB"/>
                 <w:b w:val="0"/>
                 <w:color w:val="262626"/>
                 <w:sz w:val="17"/>
@@ -8101,7 +8101,7 @@
             <w:r/>
             <w:r>
               <w:rPr>
-                <w:rFonts w:ascii="Noto Sans CJK SC" w:hAnsi="Noto Sans CJK SC" w:eastAsia="Noto Sans CJK SC"/>
+                <w:rFonts w:ascii="Hiragino Sans GB" w:hAnsi="Hiragino Sans GB" w:eastAsia="Hiragino Sans GB"/>
                 <w:b w:val="0"/>
                 <w:color w:val="262626"/>
                 <w:sz w:val="17"/>
@@ -8130,7 +8130,7 @@
       </w:pPr>
       <w:r>
         <w:rPr>
-          <w:rFonts w:ascii="Noto Sans CJK SC" w:hAnsi="Noto Sans CJK SC" w:eastAsia="Noto Sans CJK SC"/>
+          <w:rFonts w:ascii="Hiragino Sans GB" w:hAnsi="Hiragino Sans GB" w:eastAsia="Hiragino Sans GB"/>
           <w:b/>
           <w:color w:val="1F4E79"/>
           <w:sz w:val="32"/>
@@ -8145,7 +8145,7 @@
       </w:pPr>
       <w:r>
         <w:rPr>
-          <w:rFonts w:ascii="Noto Sans CJK SC" w:hAnsi="Noto Sans CJK SC" w:eastAsia="Noto Sans CJK SC"/>
+          <w:rFonts w:ascii="Hiragino Sans GB" w:hAnsi="Hiragino Sans GB" w:eastAsia="Hiragino Sans GB"/>
           <w:b w:val="0"/>
           <w:i w:val="0"/>
           <w:color w:val="262626"/>
@@ -8201,7 +8201,7 @@
             <w:r/>
             <w:r>
               <w:rPr>
-                <w:rFonts w:ascii="Noto Sans CJK SC" w:hAnsi="Noto Sans CJK SC" w:eastAsia="Noto Sans CJK SC"/>
+                <w:rFonts w:ascii="Hiragino Sans GB" w:hAnsi="Hiragino Sans GB" w:eastAsia="Hiragino Sans GB"/>
                 <w:b/>
                 <w:color w:val="262626"/>
                 <w:sz w:val="16"/>
@@ -8231,7 +8231,7 @@
             <w:r/>
             <w:r>
               <w:rPr>
-                <w:rFonts w:ascii="Noto Sans CJK SC" w:hAnsi="Noto Sans CJK SC" w:eastAsia="Noto Sans CJK SC"/>
+                <w:rFonts w:ascii="Hiragino Sans GB" w:hAnsi="Hiragino Sans GB" w:eastAsia="Hiragino Sans GB"/>
                 <w:b/>
                 <w:color w:val="262626"/>
                 <w:sz w:val="16"/>
@@ -8261,7 +8261,7 @@
             <w:r/>
             <w:r>
               <w:rPr>
-                <w:rFonts w:ascii="Noto Sans CJK SC" w:hAnsi="Noto Sans CJK SC" w:eastAsia="Noto Sans CJK SC"/>
+                <w:rFonts w:ascii="Hiragino Sans GB" w:hAnsi="Hiragino Sans GB" w:eastAsia="Hiragino Sans GB"/>
                 <w:b/>
                 <w:color w:val="262626"/>
                 <w:sz w:val="16"/>
@@ -8291,12 +8291,12 @@
             <w:r/>
             <w:r>
               <w:rPr>
-                <w:rFonts w:ascii="Noto Sans CJK SC" w:hAnsi="Noto Sans CJK SC" w:eastAsia="Noto Sans CJK SC"/>
+                <w:rFonts w:ascii="Hiragino Sans GB" w:hAnsi="Hiragino Sans GB" w:eastAsia="Hiragino Sans GB"/>
                 <w:b/>
                 <w:color w:val="262626"/>
                 <w:sz w:val="16"/>
               </w:rPr>
-              <w:t>客户需确认</w:t>
+              <w:t>主播方需确认</w:t>
             </w:r>
           </w:p>
         </w:tc>
@@ -8321,7 +8321,7 @@
             <w:r/>
             <w:r>
               <w:rPr>
-                <w:rFonts w:ascii="Noto Sans CJK SC" w:hAnsi="Noto Sans CJK SC" w:eastAsia="Noto Sans CJK SC"/>
+                <w:rFonts w:ascii="Hiragino Sans GB" w:hAnsi="Hiragino Sans GB" w:eastAsia="Hiragino Sans GB"/>
                 <w:b w:val="0"/>
                 <w:color w:val="262626"/>
                 <w:sz w:val="16"/>
@@ -8349,7 +8349,7 @@
             <w:r/>
             <w:r>
               <w:rPr>
-                <w:rFonts w:ascii="Noto Sans CJK SC" w:hAnsi="Noto Sans CJK SC" w:eastAsia="Noto Sans CJK SC"/>
+                <w:rFonts w:ascii="Hiragino Sans GB" w:hAnsi="Hiragino Sans GB" w:eastAsia="Hiragino Sans GB"/>
                 <w:b w:val="0"/>
                 <w:color w:val="262626"/>
                 <w:sz w:val="16"/>
@@ -8377,7 +8377,7 @@
             <w:r/>
             <w:r>
               <w:rPr>
-                <w:rFonts w:ascii="Noto Sans CJK SC" w:hAnsi="Noto Sans CJK SC" w:eastAsia="Noto Sans CJK SC"/>
+                <w:rFonts w:ascii="Hiragino Sans GB" w:hAnsi="Hiragino Sans GB" w:eastAsia="Hiragino Sans GB"/>
                 <w:b w:val="0"/>
                 <w:color w:val="262626"/>
                 <w:sz w:val="16"/>
@@ -8405,7 +8405,7 @@
             <w:r/>
             <w:r>
               <w:rPr>
-                <w:rFonts w:ascii="Noto Sans CJK SC" w:hAnsi="Noto Sans CJK SC" w:eastAsia="Noto Sans CJK SC"/>
+                <w:rFonts w:ascii="Hiragino Sans GB" w:hAnsi="Hiragino Sans GB" w:eastAsia="Hiragino Sans GB"/>
                 <w:b w:val="0"/>
                 <w:color w:val="262626"/>
                 <w:sz w:val="16"/>
@@ -8435,7 +8435,7 @@
             <w:r/>
             <w:r>
               <w:rPr>
-                <w:rFonts w:ascii="Noto Sans CJK SC" w:hAnsi="Noto Sans CJK SC" w:eastAsia="Noto Sans CJK SC"/>
+                <w:rFonts w:ascii="Hiragino Sans GB" w:hAnsi="Hiragino Sans GB" w:eastAsia="Hiragino Sans GB"/>
                 <w:b w:val="0"/>
                 <w:color w:val="262626"/>
                 <w:sz w:val="16"/>
@@ -8463,7 +8463,7 @@
             <w:r/>
             <w:r>
               <w:rPr>
-                <w:rFonts w:ascii="Noto Sans CJK SC" w:hAnsi="Noto Sans CJK SC" w:eastAsia="Noto Sans CJK SC"/>
+                <w:rFonts w:ascii="Hiragino Sans GB" w:hAnsi="Hiragino Sans GB" w:eastAsia="Hiragino Sans GB"/>
                 <w:b w:val="0"/>
                 <w:color w:val="262626"/>
                 <w:sz w:val="16"/>
@@ -8491,7 +8491,7 @@
             <w:r/>
             <w:r>
               <w:rPr>
-                <w:rFonts w:ascii="Noto Sans CJK SC" w:hAnsi="Noto Sans CJK SC" w:eastAsia="Noto Sans CJK SC"/>
+                <w:rFonts w:ascii="Hiragino Sans GB" w:hAnsi="Hiragino Sans GB" w:eastAsia="Hiragino Sans GB"/>
                 <w:b w:val="0"/>
                 <w:color w:val="262626"/>
                 <w:sz w:val="16"/>
@@ -8519,7 +8519,7 @@
             <w:r/>
             <w:r>
               <w:rPr>
-                <w:rFonts w:ascii="Noto Sans CJK SC" w:hAnsi="Noto Sans CJK SC" w:eastAsia="Noto Sans CJK SC"/>
+                <w:rFonts w:ascii="Hiragino Sans GB" w:hAnsi="Hiragino Sans GB" w:eastAsia="Hiragino Sans GB"/>
                 <w:b w:val="0"/>
                 <w:color w:val="262626"/>
                 <w:sz w:val="16"/>
@@ -8549,7 +8549,7 @@
             <w:r/>
             <w:r>
               <w:rPr>
-                <w:rFonts w:ascii="Noto Sans CJK SC" w:hAnsi="Noto Sans CJK SC" w:eastAsia="Noto Sans CJK SC"/>
+                <w:rFonts w:ascii="Hiragino Sans GB" w:hAnsi="Hiragino Sans GB" w:eastAsia="Hiragino Sans GB"/>
                 <w:b w:val="0"/>
                 <w:color w:val="262626"/>
                 <w:sz w:val="16"/>
@@ -8577,7 +8577,7 @@
             <w:r/>
             <w:r>
               <w:rPr>
-                <w:rFonts w:ascii="Noto Sans CJK SC" w:hAnsi="Noto Sans CJK SC" w:eastAsia="Noto Sans CJK SC"/>
+                <w:rFonts w:ascii="Hiragino Sans GB" w:hAnsi="Hiragino Sans GB" w:eastAsia="Hiragino Sans GB"/>
                 <w:b w:val="0"/>
                 <w:color w:val="262626"/>
                 <w:sz w:val="16"/>
@@ -8605,12 +8605,12 @@
             <w:r/>
             <w:r>
               <w:rPr>
-                <w:rFonts w:ascii="Noto Sans CJK SC" w:hAnsi="Noto Sans CJK SC" w:eastAsia="Noto Sans CJK SC"/>
+                <w:rFonts w:ascii="Hiragino Sans GB" w:hAnsi="Hiragino Sans GB" w:eastAsia="Hiragino Sans GB"/>
                 <w:b w:val="0"/>
                 <w:color w:val="262626"/>
                 <w:sz w:val="16"/>
               </w:rPr>
-              <w:t>只按客户确认过的价格、权益和活动口径回答。</w:t>
+              <w:t>只按主播确认过的价格、权益和活动口径回答。</w:t>
             </w:r>
           </w:p>
         </w:tc>
@@ -8633,7 +8633,7 @@
             <w:r/>
             <w:r>
               <w:rPr>
-                <w:rFonts w:ascii="Noto Sans CJK SC" w:hAnsi="Noto Sans CJK SC" w:eastAsia="Noto Sans CJK SC"/>
+                <w:rFonts w:ascii="Hiragino Sans GB" w:hAnsi="Hiragino Sans GB" w:eastAsia="Hiragino Sans GB"/>
                 <w:b w:val="0"/>
                 <w:color w:val="262626"/>
                 <w:sz w:val="16"/>
@@ -8663,7 +8663,7 @@
             <w:r/>
             <w:r>
               <w:rPr>
-                <w:rFonts w:ascii="Noto Sans CJK SC" w:hAnsi="Noto Sans CJK SC" w:eastAsia="Noto Sans CJK SC"/>
+                <w:rFonts w:ascii="Hiragino Sans GB" w:hAnsi="Hiragino Sans GB" w:eastAsia="Hiragino Sans GB"/>
                 <w:b w:val="0"/>
                 <w:color w:val="262626"/>
                 <w:sz w:val="16"/>
@@ -8691,7 +8691,7 @@
             <w:r/>
             <w:r>
               <w:rPr>
-                <w:rFonts w:ascii="Noto Sans CJK SC" w:hAnsi="Noto Sans CJK SC" w:eastAsia="Noto Sans CJK SC"/>
+                <w:rFonts w:ascii="Hiragino Sans GB" w:hAnsi="Hiragino Sans GB" w:eastAsia="Hiragino Sans GB"/>
                 <w:b w:val="0"/>
                 <w:color w:val="262626"/>
                 <w:sz w:val="16"/>
@@ -8719,7 +8719,7 @@
             <w:r/>
             <w:r>
               <w:rPr>
-                <w:rFonts w:ascii="Noto Sans CJK SC" w:hAnsi="Noto Sans CJK SC" w:eastAsia="Noto Sans CJK SC"/>
+                <w:rFonts w:ascii="Hiragino Sans GB" w:hAnsi="Hiragino Sans GB" w:eastAsia="Hiragino Sans GB"/>
                 <w:b w:val="0"/>
                 <w:color w:val="262626"/>
                 <w:sz w:val="16"/>
@@ -8747,7 +8747,7 @@
             <w:r/>
             <w:r>
               <w:rPr>
-                <w:rFonts w:ascii="Noto Sans CJK SC" w:hAnsi="Noto Sans CJK SC" w:eastAsia="Noto Sans CJK SC"/>
+                <w:rFonts w:ascii="Hiragino Sans GB" w:hAnsi="Hiragino Sans GB" w:eastAsia="Hiragino Sans GB"/>
                 <w:b w:val="0"/>
                 <w:color w:val="262626"/>
                 <w:sz w:val="16"/>
@@ -8777,7 +8777,7 @@
             <w:r/>
             <w:r>
               <w:rPr>
-                <w:rFonts w:ascii="Noto Sans CJK SC" w:hAnsi="Noto Sans CJK SC" w:eastAsia="Noto Sans CJK SC"/>
+                <w:rFonts w:ascii="Hiragino Sans GB" w:hAnsi="Hiragino Sans GB" w:eastAsia="Hiragino Sans GB"/>
                 <w:b w:val="0"/>
                 <w:color w:val="262626"/>
                 <w:sz w:val="16"/>
@@ -8805,7 +8805,7 @@
             <w:r/>
             <w:r>
               <w:rPr>
-                <w:rFonts w:ascii="Noto Sans CJK SC" w:hAnsi="Noto Sans CJK SC" w:eastAsia="Noto Sans CJK SC"/>
+                <w:rFonts w:ascii="Hiragino Sans GB" w:hAnsi="Hiragino Sans GB" w:eastAsia="Hiragino Sans GB"/>
                 <w:b w:val="0"/>
                 <w:color w:val="262626"/>
                 <w:sz w:val="16"/>
@@ -8833,7 +8833,7 @@
             <w:r/>
             <w:r>
               <w:rPr>
-                <w:rFonts w:ascii="Noto Sans CJK SC" w:hAnsi="Noto Sans CJK SC" w:eastAsia="Noto Sans CJK SC"/>
+                <w:rFonts w:ascii="Hiragino Sans GB" w:hAnsi="Hiragino Sans GB" w:eastAsia="Hiragino Sans GB"/>
                 <w:b w:val="0"/>
                 <w:color w:val="262626"/>
                 <w:sz w:val="16"/>
@@ -8861,7 +8861,7 @@
             <w:r/>
             <w:r>
               <w:rPr>
-                <w:rFonts w:ascii="Noto Sans CJK SC" w:hAnsi="Noto Sans CJK SC" w:eastAsia="Noto Sans CJK SC"/>
+                <w:rFonts w:ascii="Hiragino Sans GB" w:hAnsi="Hiragino Sans GB" w:eastAsia="Hiragino Sans GB"/>
                 <w:b w:val="0"/>
                 <w:color w:val="262626"/>
                 <w:sz w:val="16"/>
@@ -8915,7 +8915,7 @@
             </w:pPr>
             <w:r>
               <w:rPr>
-                <w:rFonts w:ascii="Noto Sans CJK SC" w:hAnsi="Noto Sans CJK SC" w:eastAsia="Noto Sans CJK SC"/>
+                <w:rFonts w:ascii="Hiragino Sans GB" w:hAnsi="Hiragino Sans GB" w:eastAsia="Hiragino Sans GB"/>
                 <w:b/>
                 <w:color w:val="1F4E79"/>
                 <w:sz w:val="21"/>
@@ -8930,7 +8930,7 @@
             </w:pPr>
             <w:r>
               <w:rPr>
-                <w:rFonts w:ascii="Noto Sans CJK SC" w:hAnsi="Noto Sans CJK SC" w:eastAsia="Noto Sans CJK SC"/>
+                <w:rFonts w:ascii="Hiragino Sans GB" w:hAnsi="Hiragino Sans GB" w:eastAsia="Hiragino Sans GB"/>
                 <w:color w:val="262626"/>
                 <w:sz w:val="20"/>
               </w:rPr>
@@ -8993,7 +8993,7 @@
             <w:r/>
             <w:r>
               <w:rPr>
-                <w:rFonts w:ascii="Noto Sans CJK SC" w:hAnsi="Noto Sans CJK SC" w:eastAsia="Noto Sans CJK SC"/>
+                <w:rFonts w:ascii="Hiragino Sans GB" w:hAnsi="Hiragino Sans GB" w:eastAsia="Hiragino Sans GB"/>
                 <w:b/>
                 <w:color w:val="262626"/>
                 <w:sz w:val="17"/>
@@ -9023,7 +9023,7 @@
             <w:r/>
             <w:r>
               <w:rPr>
-                <w:rFonts w:ascii="Noto Sans CJK SC" w:hAnsi="Noto Sans CJK SC" w:eastAsia="Noto Sans CJK SC"/>
+                <w:rFonts w:ascii="Hiragino Sans GB" w:hAnsi="Hiragino Sans GB" w:eastAsia="Hiragino Sans GB"/>
                 <w:b/>
                 <w:color w:val="262626"/>
                 <w:sz w:val="17"/>
@@ -9053,7 +9053,7 @@
             <w:r/>
             <w:r>
               <w:rPr>
-                <w:rFonts w:ascii="Noto Sans CJK SC" w:hAnsi="Noto Sans CJK SC" w:eastAsia="Noto Sans CJK SC"/>
+                <w:rFonts w:ascii="Hiragino Sans GB" w:hAnsi="Hiragino Sans GB" w:eastAsia="Hiragino Sans GB"/>
                 <w:b/>
                 <w:color w:val="262626"/>
                 <w:sz w:val="17"/>
@@ -9083,12 +9083,12 @@
             <w:r/>
             <w:r>
               <w:rPr>
-                <w:rFonts w:ascii="Noto Sans CJK SC" w:hAnsi="Noto Sans CJK SC" w:eastAsia="Noto Sans CJK SC"/>
+                <w:rFonts w:ascii="Hiragino Sans GB" w:hAnsi="Hiragino Sans GB" w:eastAsia="Hiragino Sans GB"/>
                 <w:b/>
                 <w:color w:val="262626"/>
                 <w:sz w:val="17"/>
               </w:rPr>
-              <w:t>客户意见</w:t>
+              <w:t>修改意见</w:t>
             </w:r>
           </w:p>
         </w:tc>
@@ -9113,7 +9113,7 @@
             <w:r/>
             <w:r>
               <w:rPr>
-                <w:rFonts w:ascii="Noto Sans CJK SC" w:hAnsi="Noto Sans CJK SC" w:eastAsia="Noto Sans CJK SC"/>
+                <w:rFonts w:ascii="Hiragino Sans GB" w:hAnsi="Hiragino Sans GB" w:eastAsia="Hiragino Sans GB"/>
                 <w:b w:val="0"/>
                 <w:color w:val="262626"/>
                 <w:sz w:val="17"/>
@@ -9142,7 +9142,7 @@
             <w:r/>
             <w:r>
               <w:rPr>
-                <w:rFonts w:ascii="Noto Sans CJK SC" w:hAnsi="Noto Sans CJK SC" w:eastAsia="Noto Sans CJK SC"/>
+                <w:rFonts w:ascii="Hiragino Sans GB" w:hAnsi="Hiragino Sans GB" w:eastAsia="Hiragino Sans GB"/>
                 <w:b w:val="0"/>
                 <w:color w:val="262626"/>
                 <w:sz w:val="17"/>
@@ -9171,7 +9171,7 @@
             <w:r/>
             <w:r>
               <w:rPr>
-                <w:rFonts w:ascii="Noto Sans CJK SC" w:hAnsi="Noto Sans CJK SC" w:eastAsia="Noto Sans CJK SC"/>
+                <w:rFonts w:ascii="Hiragino Sans GB" w:hAnsi="Hiragino Sans GB" w:eastAsia="Hiragino Sans GB"/>
                 <w:b w:val="0"/>
                 <w:color w:val="262626"/>
                 <w:sz w:val="17"/>
@@ -9200,7 +9200,7 @@
             <w:r/>
             <w:r>
               <w:rPr>
-                <w:rFonts w:ascii="Noto Sans CJK SC" w:hAnsi="Noto Sans CJK SC" w:eastAsia="Noto Sans CJK SC"/>
+                <w:rFonts w:ascii="Hiragino Sans GB" w:hAnsi="Hiragino Sans GB" w:eastAsia="Hiragino Sans GB"/>
                 <w:b w:val="0"/>
                 <w:color w:val="262626"/>
                 <w:sz w:val="17"/>
@@ -9229,7 +9229,7 @@
             <w:r/>
             <w:r>
               <w:rPr>
-                <w:rFonts w:ascii="Noto Sans CJK SC" w:hAnsi="Noto Sans CJK SC" w:eastAsia="Noto Sans CJK SC"/>
+                <w:rFonts w:ascii="Hiragino Sans GB" w:hAnsi="Hiragino Sans GB" w:eastAsia="Hiragino Sans GB"/>
                 <w:b w:val="0"/>
                 <w:color w:val="262626"/>
                 <w:sz w:val="17"/>
@@ -9258,7 +9258,7 @@
             <w:r/>
             <w:r>
               <w:rPr>
-                <w:rFonts w:ascii="Noto Sans CJK SC" w:hAnsi="Noto Sans CJK SC" w:eastAsia="Noto Sans CJK SC"/>
+                <w:rFonts w:ascii="Hiragino Sans GB" w:hAnsi="Hiragino Sans GB" w:eastAsia="Hiragino Sans GB"/>
                 <w:b w:val="0"/>
                 <w:color w:val="262626"/>
                 <w:sz w:val="17"/>
@@ -9287,7 +9287,7 @@
             <w:r/>
             <w:r>
               <w:rPr>
-                <w:rFonts w:ascii="Noto Sans CJK SC" w:hAnsi="Noto Sans CJK SC" w:eastAsia="Noto Sans CJK SC"/>
+                <w:rFonts w:ascii="Hiragino Sans GB" w:hAnsi="Hiragino Sans GB" w:eastAsia="Hiragino Sans GB"/>
                 <w:b w:val="0"/>
                 <w:color w:val="262626"/>
                 <w:sz w:val="17"/>
@@ -9316,7 +9316,7 @@
             <w:r/>
             <w:r>
               <w:rPr>
-                <w:rFonts w:ascii="Noto Sans CJK SC" w:hAnsi="Noto Sans CJK SC" w:eastAsia="Noto Sans CJK SC"/>
+                <w:rFonts w:ascii="Hiragino Sans GB" w:hAnsi="Hiragino Sans GB" w:eastAsia="Hiragino Sans GB"/>
                 <w:b w:val="0"/>
                 <w:color w:val="262626"/>
                 <w:sz w:val="17"/>
@@ -9345,12 +9345,12 @@
             <w:r/>
             <w:r>
               <w:rPr>
-                <w:rFonts w:ascii="Noto Sans CJK SC" w:hAnsi="Noto Sans CJK SC" w:eastAsia="Noto Sans CJK SC"/>
+                <w:rFonts w:ascii="Hiragino Sans GB" w:hAnsi="Hiragino Sans GB" w:eastAsia="Hiragino Sans GB"/>
                 <w:b w:val="0"/>
                 <w:color w:val="262626"/>
                 <w:sz w:val="17"/>
               </w:rPr>
-              <w:t>价格权益是否只按客户确认版本回答</w:t>
+              <w:t>价格权益是否只按主播方确认版本回答</w:t>
             </w:r>
           </w:p>
         </w:tc>
@@ -9374,7 +9374,7 @@
             <w:r/>
             <w:r>
               <w:rPr>
-                <w:rFonts w:ascii="Noto Sans CJK SC" w:hAnsi="Noto Sans CJK SC" w:eastAsia="Noto Sans CJK SC"/>
+                <w:rFonts w:ascii="Hiragino Sans GB" w:hAnsi="Hiragino Sans GB" w:eastAsia="Hiragino Sans GB"/>
                 <w:b w:val="0"/>
                 <w:color w:val="262626"/>
                 <w:sz w:val="17"/>
@@ -9403,7 +9403,7 @@
             <w:r/>
             <w:r>
               <w:rPr>
-                <w:rFonts w:ascii="Noto Sans CJK SC" w:hAnsi="Noto Sans CJK SC" w:eastAsia="Noto Sans CJK SC"/>
+                <w:rFonts w:ascii="Hiragino Sans GB" w:hAnsi="Hiragino Sans GB" w:eastAsia="Hiragino Sans GB"/>
                 <w:b w:val="0"/>
                 <w:color w:val="262626"/>
                 <w:sz w:val="17"/>
@@ -9432,7 +9432,7 @@
             <w:r/>
             <w:r>
               <w:rPr>
-                <w:rFonts w:ascii="Noto Sans CJK SC" w:hAnsi="Noto Sans CJK SC" w:eastAsia="Noto Sans CJK SC"/>
+                <w:rFonts w:ascii="Hiragino Sans GB" w:hAnsi="Hiragino Sans GB" w:eastAsia="Hiragino Sans GB"/>
                 <w:b w:val="0"/>
                 <w:color w:val="262626"/>
                 <w:sz w:val="17"/>
@@ -9461,7 +9461,7 @@
             <w:r/>
             <w:r>
               <w:rPr>
-                <w:rFonts w:ascii="Noto Sans CJK SC" w:hAnsi="Noto Sans CJK SC" w:eastAsia="Noto Sans CJK SC"/>
+                <w:rFonts w:ascii="Hiragino Sans GB" w:hAnsi="Hiragino Sans GB" w:eastAsia="Hiragino Sans GB"/>
                 <w:b w:val="0"/>
                 <w:color w:val="262626"/>
                 <w:sz w:val="17"/>
@@ -9490,7 +9490,7 @@
             <w:r/>
             <w:r>
               <w:rPr>
-                <w:rFonts w:ascii="Noto Sans CJK SC" w:hAnsi="Noto Sans CJK SC" w:eastAsia="Noto Sans CJK SC"/>
+                <w:rFonts w:ascii="Hiragino Sans GB" w:hAnsi="Hiragino Sans GB" w:eastAsia="Hiragino Sans GB"/>
                 <w:b w:val="0"/>
                 <w:color w:val="262626"/>
                 <w:sz w:val="17"/>
@@ -9519,7 +9519,7 @@
             <w:r/>
             <w:r>
               <w:rPr>
-                <w:rFonts w:ascii="Noto Sans CJK SC" w:hAnsi="Noto Sans CJK SC" w:eastAsia="Noto Sans CJK SC"/>
+                <w:rFonts w:ascii="Hiragino Sans GB" w:hAnsi="Hiragino Sans GB" w:eastAsia="Hiragino Sans GB"/>
                 <w:b w:val="0"/>
                 <w:color w:val="262626"/>
                 <w:sz w:val="17"/>
@@ -9548,7 +9548,7 @@
             <w:r/>
             <w:r>
               <w:rPr>
-                <w:rFonts w:ascii="Noto Sans CJK SC" w:hAnsi="Noto Sans CJK SC" w:eastAsia="Noto Sans CJK SC"/>
+                <w:rFonts w:ascii="Hiragino Sans GB" w:hAnsi="Hiragino Sans GB" w:eastAsia="Hiragino Sans GB"/>
                 <w:b w:val="0"/>
                 <w:color w:val="262626"/>
                 <w:sz w:val="17"/>
@@ -9577,7 +9577,7 @@
       </w:pPr>
       <w:r>
         <w:rPr>
-          <w:rFonts w:ascii="Noto Sans CJK SC" w:hAnsi="Noto Sans CJK SC" w:eastAsia="Noto Sans CJK SC"/>
+          <w:rFonts w:ascii="Hiragino Sans GB" w:hAnsi="Hiragino Sans GB" w:eastAsia="Hiragino Sans GB"/>
           <w:b/>
           <w:color w:val="1F4E79"/>
           <w:sz w:val="32"/>
@@ -9592,13 +9592,13 @@
       </w:pPr>
       <w:r>
         <w:rPr>
-          <w:rFonts w:ascii="Noto Sans CJK SC" w:hAnsi="Noto Sans CJK SC" w:eastAsia="Noto Sans CJK SC"/>
+          <w:rFonts w:ascii="Hiragino Sans GB" w:hAnsi="Hiragino Sans GB" w:eastAsia="Hiragino Sans GB"/>
           <w:b w:val="0"/>
           <w:i w:val="0"/>
           <w:color w:val="262626"/>
           <w:sz w:val="21"/>
         </w:rPr>
-        <w:t>直播中评论很多时，需要先处理对安全、成交和体验影响更大的内容。以下优先级用于客户确认，后续可按品牌策略调整。</w:t>
+        <w:t>直播中评论很多时，需要先处理对安全、成交和体验影响更大的内容。以下优先级用于主播确认，后续可按品牌策略调整。</w:t>
       </w:r>
     </w:p>
     <w:tbl>
@@ -9648,7 +9648,7 @@
             <w:r/>
             <w:r>
               <w:rPr>
-                <w:rFonts w:ascii="Noto Sans CJK SC" w:hAnsi="Noto Sans CJK SC" w:eastAsia="Noto Sans CJK SC"/>
+                <w:rFonts w:ascii="Hiragino Sans GB" w:hAnsi="Hiragino Sans GB" w:eastAsia="Hiragino Sans GB"/>
                 <w:b/>
                 <w:color w:val="262626"/>
                 <w:sz w:val="16"/>
@@ -9678,7 +9678,7 @@
             <w:r/>
             <w:r>
               <w:rPr>
-                <w:rFonts w:ascii="Noto Sans CJK SC" w:hAnsi="Noto Sans CJK SC" w:eastAsia="Noto Sans CJK SC"/>
+                <w:rFonts w:ascii="Hiragino Sans GB" w:hAnsi="Hiragino Sans GB" w:eastAsia="Hiragino Sans GB"/>
                 <w:b/>
                 <w:color w:val="262626"/>
                 <w:sz w:val="16"/>
@@ -9708,7 +9708,7 @@
             <w:r/>
             <w:r>
               <w:rPr>
-                <w:rFonts w:ascii="Noto Sans CJK SC" w:hAnsi="Noto Sans CJK SC" w:eastAsia="Noto Sans CJK SC"/>
+                <w:rFonts w:ascii="Hiragino Sans GB" w:hAnsi="Hiragino Sans GB" w:eastAsia="Hiragino Sans GB"/>
                 <w:b/>
                 <w:color w:val="262626"/>
                 <w:sz w:val="16"/>
@@ -9738,12 +9738,12 @@
             <w:r/>
             <w:r>
               <w:rPr>
-                <w:rFonts w:ascii="Noto Sans CJK SC" w:hAnsi="Noto Sans CJK SC" w:eastAsia="Noto Sans CJK SC"/>
+                <w:rFonts w:ascii="Hiragino Sans GB" w:hAnsi="Hiragino Sans GB" w:eastAsia="Hiragino Sans GB"/>
                 <w:b/>
                 <w:color w:val="262626"/>
                 <w:sz w:val="16"/>
               </w:rPr>
-              <w:t>客户是否同意</w:t>
+              <w:t>主播是否同意</w:t>
             </w:r>
           </w:p>
         </w:tc>
@@ -9769,7 +9769,7 @@
             <w:r/>
             <w:r>
               <w:rPr>
-                <w:rFonts w:ascii="Noto Sans CJK SC" w:hAnsi="Noto Sans CJK SC" w:eastAsia="Noto Sans CJK SC"/>
+                <w:rFonts w:ascii="Hiragino Sans GB" w:hAnsi="Hiragino Sans GB" w:eastAsia="Hiragino Sans GB"/>
                 <w:b w:val="0"/>
                 <w:color w:val="262626"/>
                 <w:sz w:val="16"/>
@@ -9797,7 +9797,7 @@
             <w:r/>
             <w:r>
               <w:rPr>
-                <w:rFonts w:ascii="Noto Sans CJK SC" w:hAnsi="Noto Sans CJK SC" w:eastAsia="Noto Sans CJK SC"/>
+                <w:rFonts w:ascii="Hiragino Sans GB" w:hAnsi="Hiragino Sans GB" w:eastAsia="Hiragino Sans GB"/>
                 <w:b w:val="0"/>
                 <w:color w:val="262626"/>
                 <w:sz w:val="16"/>
@@ -9825,7 +9825,7 @@
             <w:r/>
             <w:r>
               <w:rPr>
-                <w:rFonts w:ascii="Noto Sans CJK SC" w:hAnsi="Noto Sans CJK SC" w:eastAsia="Noto Sans CJK SC"/>
+                <w:rFonts w:ascii="Hiragino Sans GB" w:hAnsi="Hiragino Sans GB" w:eastAsia="Hiragino Sans GB"/>
                 <w:b w:val="0"/>
                 <w:color w:val="262626"/>
                 <w:sz w:val="16"/>
@@ -9853,7 +9853,7 @@
             <w:r/>
             <w:r>
               <w:rPr>
-                <w:rFonts w:ascii="Noto Sans CJK SC" w:hAnsi="Noto Sans CJK SC" w:eastAsia="Noto Sans CJK SC"/>
+                <w:rFonts w:ascii="Hiragino Sans GB" w:hAnsi="Hiragino Sans GB" w:eastAsia="Hiragino Sans GB"/>
                 <w:b w:val="0"/>
                 <w:color w:val="262626"/>
                 <w:sz w:val="16"/>
@@ -9884,7 +9884,7 @@
             <w:r/>
             <w:r>
               <w:rPr>
-                <w:rFonts w:ascii="Noto Sans CJK SC" w:hAnsi="Noto Sans CJK SC" w:eastAsia="Noto Sans CJK SC"/>
+                <w:rFonts w:ascii="Hiragino Sans GB" w:hAnsi="Hiragino Sans GB" w:eastAsia="Hiragino Sans GB"/>
                 <w:b w:val="0"/>
                 <w:color w:val="262626"/>
                 <w:sz w:val="16"/>
@@ -9912,7 +9912,7 @@
             <w:r/>
             <w:r>
               <w:rPr>
-                <w:rFonts w:ascii="Noto Sans CJK SC" w:hAnsi="Noto Sans CJK SC" w:eastAsia="Noto Sans CJK SC"/>
+                <w:rFonts w:ascii="Hiragino Sans GB" w:hAnsi="Hiragino Sans GB" w:eastAsia="Hiragino Sans GB"/>
                 <w:b w:val="0"/>
                 <w:color w:val="262626"/>
                 <w:sz w:val="16"/>
@@ -9940,12 +9940,12 @@
             <w:r/>
             <w:r>
               <w:rPr>
-                <w:rFonts w:ascii="Noto Sans CJK SC" w:hAnsi="Noto Sans CJK SC" w:eastAsia="Noto Sans CJK SC"/>
+                <w:rFonts w:ascii="Hiragino Sans GB" w:hAnsi="Hiragino Sans GB" w:eastAsia="Hiragino Sans GB"/>
                 <w:b w:val="0"/>
                 <w:color w:val="262626"/>
                 <w:sz w:val="16"/>
               </w:rPr>
-              <w:t>按客户确认的价格、权益、入口回答。</w:t>
+              <w:t>按主播确认的价格、权益、入口回答。</w:t>
             </w:r>
           </w:p>
         </w:tc>
@@ -9968,7 +9968,7 @@
             <w:r/>
             <w:r>
               <w:rPr>
-                <w:rFonts w:ascii="Noto Sans CJK SC" w:hAnsi="Noto Sans CJK SC" w:eastAsia="Noto Sans CJK SC"/>
+                <w:rFonts w:ascii="Hiragino Sans GB" w:hAnsi="Hiragino Sans GB" w:eastAsia="Hiragino Sans GB"/>
                 <w:b w:val="0"/>
                 <w:color w:val="262626"/>
                 <w:sz w:val="16"/>
@@ -9999,7 +9999,7 @@
             <w:r/>
             <w:r>
               <w:rPr>
-                <w:rFonts w:ascii="Noto Sans CJK SC" w:hAnsi="Noto Sans CJK SC" w:eastAsia="Noto Sans CJK SC"/>
+                <w:rFonts w:ascii="Hiragino Sans GB" w:hAnsi="Hiragino Sans GB" w:eastAsia="Hiragino Sans GB"/>
                 <w:b w:val="0"/>
                 <w:color w:val="262626"/>
                 <w:sz w:val="16"/>
@@ -10027,7 +10027,7 @@
             <w:r/>
             <w:r>
               <w:rPr>
-                <w:rFonts w:ascii="Noto Sans CJK SC" w:hAnsi="Noto Sans CJK SC" w:eastAsia="Noto Sans CJK SC"/>
+                <w:rFonts w:ascii="Hiragino Sans GB" w:hAnsi="Hiragino Sans GB" w:eastAsia="Hiragino Sans GB"/>
                 <w:b w:val="0"/>
                 <w:color w:val="262626"/>
                 <w:sz w:val="16"/>
@@ -10055,7 +10055,7 @@
             <w:r/>
             <w:r>
               <w:rPr>
-                <w:rFonts w:ascii="Noto Sans CJK SC" w:hAnsi="Noto Sans CJK SC" w:eastAsia="Noto Sans CJK SC"/>
+                <w:rFonts w:ascii="Hiragino Sans GB" w:hAnsi="Hiragino Sans GB" w:eastAsia="Hiragino Sans GB"/>
                 <w:b w:val="0"/>
                 <w:color w:val="262626"/>
                 <w:sz w:val="16"/>
@@ -10083,7 +10083,7 @@
             <w:r/>
             <w:r>
               <w:rPr>
-                <w:rFonts w:ascii="Noto Sans CJK SC" w:hAnsi="Noto Sans CJK SC" w:eastAsia="Noto Sans CJK SC"/>
+                <w:rFonts w:ascii="Hiragino Sans GB" w:hAnsi="Hiragino Sans GB" w:eastAsia="Hiragino Sans GB"/>
                 <w:b w:val="0"/>
                 <w:color w:val="262626"/>
                 <w:sz w:val="16"/>
@@ -10114,7 +10114,7 @@
             <w:r/>
             <w:r>
               <w:rPr>
-                <w:rFonts w:ascii="Noto Sans CJK SC" w:hAnsi="Noto Sans CJK SC" w:eastAsia="Noto Sans CJK SC"/>
+                <w:rFonts w:ascii="Hiragino Sans GB" w:hAnsi="Hiragino Sans GB" w:eastAsia="Hiragino Sans GB"/>
                 <w:b w:val="0"/>
                 <w:color w:val="262626"/>
                 <w:sz w:val="16"/>
@@ -10142,7 +10142,7 @@
             <w:r/>
             <w:r>
               <w:rPr>
-                <w:rFonts w:ascii="Noto Sans CJK SC" w:hAnsi="Noto Sans CJK SC" w:eastAsia="Noto Sans CJK SC"/>
+                <w:rFonts w:ascii="Hiragino Sans GB" w:hAnsi="Hiragino Sans GB" w:eastAsia="Hiragino Sans GB"/>
                 <w:b w:val="0"/>
                 <w:color w:val="262626"/>
                 <w:sz w:val="16"/>
@@ -10170,7 +10170,7 @@
             <w:r/>
             <w:r>
               <w:rPr>
-                <w:rFonts w:ascii="Noto Sans CJK SC" w:hAnsi="Noto Sans CJK SC" w:eastAsia="Noto Sans CJK SC"/>
+                <w:rFonts w:ascii="Hiragino Sans GB" w:hAnsi="Hiragino Sans GB" w:eastAsia="Hiragino Sans GB"/>
                 <w:b w:val="0"/>
                 <w:color w:val="262626"/>
                 <w:sz w:val="16"/>
@@ -10198,7 +10198,7 @@
             <w:r/>
             <w:r>
               <w:rPr>
-                <w:rFonts w:ascii="Noto Sans CJK SC" w:hAnsi="Noto Sans CJK SC" w:eastAsia="Noto Sans CJK SC"/>
+                <w:rFonts w:ascii="Hiragino Sans GB" w:hAnsi="Hiragino Sans GB" w:eastAsia="Hiragino Sans GB"/>
                 <w:b w:val="0"/>
                 <w:color w:val="262626"/>
                 <w:sz w:val="16"/>
@@ -10229,7 +10229,7 @@
             <w:r/>
             <w:r>
               <w:rPr>
-                <w:rFonts w:ascii="Noto Sans CJK SC" w:hAnsi="Noto Sans CJK SC" w:eastAsia="Noto Sans CJK SC"/>
+                <w:rFonts w:ascii="Hiragino Sans GB" w:hAnsi="Hiragino Sans GB" w:eastAsia="Hiragino Sans GB"/>
                 <w:b w:val="0"/>
                 <w:color w:val="262626"/>
                 <w:sz w:val="16"/>
@@ -10257,7 +10257,7 @@
             <w:r/>
             <w:r>
               <w:rPr>
-                <w:rFonts w:ascii="Noto Sans CJK SC" w:hAnsi="Noto Sans CJK SC" w:eastAsia="Noto Sans CJK SC"/>
+                <w:rFonts w:ascii="Hiragino Sans GB" w:hAnsi="Hiragino Sans GB" w:eastAsia="Hiragino Sans GB"/>
                 <w:b w:val="0"/>
                 <w:color w:val="262626"/>
                 <w:sz w:val="16"/>
@@ -10285,7 +10285,7 @@
             <w:r/>
             <w:r>
               <w:rPr>
-                <w:rFonts w:ascii="Noto Sans CJK SC" w:hAnsi="Noto Sans CJK SC" w:eastAsia="Noto Sans CJK SC"/>
+                <w:rFonts w:ascii="Hiragino Sans GB" w:hAnsi="Hiragino Sans GB" w:eastAsia="Hiragino Sans GB"/>
                 <w:b w:val="0"/>
                 <w:color w:val="262626"/>
                 <w:sz w:val="16"/>
@@ -10313,7 +10313,7 @@
             <w:r/>
             <w:r>
               <w:rPr>
-                <w:rFonts w:ascii="Noto Sans CJK SC" w:hAnsi="Noto Sans CJK SC" w:eastAsia="Noto Sans CJK SC"/>
+                <w:rFonts w:ascii="Hiragino Sans GB" w:hAnsi="Hiragino Sans GB" w:eastAsia="Hiragino Sans GB"/>
                 <w:b w:val="0"/>
                 <w:color w:val="262626"/>
                 <w:sz w:val="16"/>
@@ -10344,7 +10344,7 @@
             <w:r/>
             <w:r>
               <w:rPr>
-                <w:rFonts w:ascii="Noto Sans CJK SC" w:hAnsi="Noto Sans CJK SC" w:eastAsia="Noto Sans CJK SC"/>
+                <w:rFonts w:ascii="Hiragino Sans GB" w:hAnsi="Hiragino Sans GB" w:eastAsia="Hiragino Sans GB"/>
                 <w:b w:val="0"/>
                 <w:color w:val="262626"/>
                 <w:sz w:val="16"/>
@@ -10372,7 +10372,7 @@
             <w:r/>
             <w:r>
               <w:rPr>
-                <w:rFonts w:ascii="Noto Sans CJK SC" w:hAnsi="Noto Sans CJK SC" w:eastAsia="Noto Sans CJK SC"/>
+                <w:rFonts w:ascii="Hiragino Sans GB" w:hAnsi="Hiragino Sans GB" w:eastAsia="Hiragino Sans GB"/>
                 <w:b w:val="0"/>
                 <w:color w:val="262626"/>
                 <w:sz w:val="16"/>
@@ -10400,7 +10400,7 @@
             <w:r/>
             <w:r>
               <w:rPr>
-                <w:rFonts w:ascii="Noto Sans CJK SC" w:hAnsi="Noto Sans CJK SC" w:eastAsia="Noto Sans CJK SC"/>
+                <w:rFonts w:ascii="Hiragino Sans GB" w:hAnsi="Hiragino Sans GB" w:eastAsia="Hiragino Sans GB"/>
                 <w:b w:val="0"/>
                 <w:color w:val="262626"/>
                 <w:sz w:val="16"/>
@@ -10428,7 +10428,7 @@
             <w:r/>
             <w:r>
               <w:rPr>
-                <w:rFonts w:ascii="Noto Sans CJK SC" w:hAnsi="Noto Sans CJK SC" w:eastAsia="Noto Sans CJK SC"/>
+                <w:rFonts w:ascii="Hiragino Sans GB" w:hAnsi="Hiragino Sans GB" w:eastAsia="Hiragino Sans GB"/>
                 <w:b w:val="0"/>
                 <w:color w:val="262626"/>
                 <w:sz w:val="16"/>
@@ -10459,7 +10459,7 @@
             <w:r/>
             <w:r>
               <w:rPr>
-                <w:rFonts w:ascii="Noto Sans CJK SC" w:hAnsi="Noto Sans CJK SC" w:eastAsia="Noto Sans CJK SC"/>
+                <w:rFonts w:ascii="Hiragino Sans GB" w:hAnsi="Hiragino Sans GB" w:eastAsia="Hiragino Sans GB"/>
                 <w:b w:val="0"/>
                 <w:color w:val="262626"/>
                 <w:sz w:val="16"/>
@@ -10487,7 +10487,7 @@
             <w:r/>
             <w:r>
               <w:rPr>
-                <w:rFonts w:ascii="Noto Sans CJK SC" w:hAnsi="Noto Sans CJK SC" w:eastAsia="Noto Sans CJK SC"/>
+                <w:rFonts w:ascii="Hiragino Sans GB" w:hAnsi="Hiragino Sans GB" w:eastAsia="Hiragino Sans GB"/>
                 <w:b w:val="0"/>
                 <w:color w:val="262626"/>
                 <w:sz w:val="16"/>
@@ -10515,7 +10515,7 @@
             <w:r/>
             <w:r>
               <w:rPr>
-                <w:rFonts w:ascii="Noto Sans CJK SC" w:hAnsi="Noto Sans CJK SC" w:eastAsia="Noto Sans CJK SC"/>
+                <w:rFonts w:ascii="Hiragino Sans GB" w:hAnsi="Hiragino Sans GB" w:eastAsia="Hiragino Sans GB"/>
                 <w:b w:val="0"/>
                 <w:color w:val="262626"/>
                 <w:sz w:val="16"/>
@@ -10543,7 +10543,7 @@
             <w:r/>
             <w:r>
               <w:rPr>
-                <w:rFonts w:ascii="Noto Sans CJK SC" w:hAnsi="Noto Sans CJK SC" w:eastAsia="Noto Sans CJK SC"/>
+                <w:rFonts w:ascii="Hiragino Sans GB" w:hAnsi="Hiragino Sans GB" w:eastAsia="Hiragino Sans GB"/>
                 <w:b w:val="0"/>
                 <w:color w:val="262626"/>
                 <w:sz w:val="16"/>
@@ -10605,7 +10605,7 @@
             <w:r/>
             <w:r>
               <w:rPr>
-                <w:rFonts w:ascii="Noto Sans CJK SC" w:hAnsi="Noto Sans CJK SC" w:eastAsia="Noto Sans CJK SC"/>
+                <w:rFonts w:ascii="Hiragino Sans GB" w:hAnsi="Hiragino Sans GB" w:eastAsia="Hiragino Sans GB"/>
                 <w:b/>
                 <w:color w:val="262626"/>
                 <w:sz w:val="17"/>
@@ -10635,12 +10635,12 @@
             <w:r/>
             <w:r>
               <w:rPr>
-                <w:rFonts w:ascii="Noto Sans CJK SC" w:hAnsi="Noto Sans CJK SC" w:eastAsia="Noto Sans CJK SC"/>
+                <w:rFonts w:ascii="Hiragino Sans GB" w:hAnsi="Hiragino Sans GB" w:eastAsia="Hiragino Sans GB"/>
                 <w:b/>
                 <w:color w:val="262626"/>
                 <w:sz w:val="17"/>
               </w:rPr>
-              <w:t>客户选择</w:t>
+              <w:t>主播确认</w:t>
             </w:r>
           </w:p>
         </w:tc>
@@ -10665,7 +10665,7 @@
             <w:r/>
             <w:r>
               <w:rPr>
-                <w:rFonts w:ascii="Noto Sans CJK SC" w:hAnsi="Noto Sans CJK SC" w:eastAsia="Noto Sans CJK SC"/>
+                <w:rFonts w:ascii="Hiragino Sans GB" w:hAnsi="Hiragino Sans GB" w:eastAsia="Hiragino Sans GB"/>
                 <w:b w:val="0"/>
                 <w:color w:val="262626"/>
                 <w:sz w:val="17"/>
@@ -10693,7 +10693,7 @@
             <w:r/>
             <w:r>
               <w:rPr>
-                <w:rFonts w:ascii="Noto Sans CJK SC" w:hAnsi="Noto Sans CJK SC" w:eastAsia="Noto Sans CJK SC"/>
+                <w:rFonts w:ascii="Hiragino Sans GB" w:hAnsi="Hiragino Sans GB" w:eastAsia="Hiragino Sans GB"/>
                 <w:b w:val="0"/>
                 <w:color w:val="262626"/>
                 <w:sz w:val="17"/>
@@ -10723,7 +10723,7 @@
             <w:r/>
             <w:r>
               <w:rPr>
-                <w:rFonts w:ascii="Noto Sans CJK SC" w:hAnsi="Noto Sans CJK SC" w:eastAsia="Noto Sans CJK SC"/>
+                <w:rFonts w:ascii="Hiragino Sans GB" w:hAnsi="Hiragino Sans GB" w:eastAsia="Hiragino Sans GB"/>
                 <w:b w:val="0"/>
                 <w:color w:val="262626"/>
                 <w:sz w:val="17"/>
@@ -10751,7 +10751,7 @@
             <w:r/>
             <w:r>
               <w:rPr>
-                <w:rFonts w:ascii="Noto Sans CJK SC" w:hAnsi="Noto Sans CJK SC" w:eastAsia="Noto Sans CJK SC"/>
+                <w:rFonts w:ascii="Hiragino Sans GB" w:hAnsi="Hiragino Sans GB" w:eastAsia="Hiragino Sans GB"/>
                 <w:b w:val="0"/>
                 <w:color w:val="262626"/>
                 <w:sz w:val="17"/>
@@ -10781,7 +10781,7 @@
             <w:r/>
             <w:r>
               <w:rPr>
-                <w:rFonts w:ascii="Noto Sans CJK SC" w:hAnsi="Noto Sans CJK SC" w:eastAsia="Noto Sans CJK SC"/>
+                <w:rFonts w:ascii="Hiragino Sans GB" w:hAnsi="Hiragino Sans GB" w:eastAsia="Hiragino Sans GB"/>
                 <w:b w:val="0"/>
                 <w:color w:val="262626"/>
                 <w:sz w:val="17"/>
@@ -10809,7 +10809,7 @@
             <w:r/>
             <w:r>
               <w:rPr>
-                <w:rFonts w:ascii="Noto Sans CJK SC" w:hAnsi="Noto Sans CJK SC" w:eastAsia="Noto Sans CJK SC"/>
+                <w:rFonts w:ascii="Hiragino Sans GB" w:hAnsi="Hiragino Sans GB" w:eastAsia="Hiragino Sans GB"/>
                 <w:b w:val="0"/>
                 <w:color w:val="262626"/>
                 <w:sz w:val="17"/>
@@ -10839,7 +10839,7 @@
             <w:r/>
             <w:r>
               <w:rPr>
-                <w:rFonts w:ascii="Noto Sans CJK SC" w:hAnsi="Noto Sans CJK SC" w:eastAsia="Noto Sans CJK SC"/>
+                <w:rFonts w:ascii="Hiragino Sans GB" w:hAnsi="Hiragino Sans GB" w:eastAsia="Hiragino Sans GB"/>
                 <w:b w:val="0"/>
                 <w:color w:val="262626"/>
                 <w:sz w:val="17"/>
@@ -10867,7 +10867,7 @@
             <w:r/>
             <w:r>
               <w:rPr>
-                <w:rFonts w:ascii="Noto Sans CJK SC" w:hAnsi="Noto Sans CJK SC" w:eastAsia="Noto Sans CJK SC"/>
+                <w:rFonts w:ascii="Hiragino Sans GB" w:hAnsi="Hiragino Sans GB" w:eastAsia="Hiragino Sans GB"/>
                 <w:b w:val="0"/>
                 <w:color w:val="262626"/>
                 <w:sz w:val="17"/>
@@ -10897,7 +10897,7 @@
       </w:pPr>
       <w:r>
         <w:rPr>
-          <w:rFonts w:ascii="Noto Sans CJK SC" w:hAnsi="Noto Sans CJK SC" w:eastAsia="Noto Sans CJK SC"/>
+          <w:rFonts w:ascii="Hiragino Sans GB" w:hAnsi="Hiragino Sans GB" w:eastAsia="Hiragino Sans GB"/>
           <w:b/>
           <w:color w:val="1F4E79"/>
           <w:sz w:val="32"/>
@@ -10912,7 +10912,7 @@
       </w:pPr>
       <w:r>
         <w:rPr>
-          <w:rFonts w:ascii="Noto Sans CJK SC" w:hAnsi="Noto Sans CJK SC" w:eastAsia="Noto Sans CJK SC"/>
+          <w:rFonts w:ascii="Hiragino Sans GB" w:hAnsi="Hiragino Sans GB" w:eastAsia="Hiragino Sans GB"/>
           <w:b w:val="0"/>
           <w:i w:val="0"/>
           <w:color w:val="262626"/>
@@ -10968,7 +10968,7 @@
             <w:r/>
             <w:r>
               <w:rPr>
-                <w:rFonts w:ascii="Noto Sans CJK SC" w:hAnsi="Noto Sans CJK SC" w:eastAsia="Noto Sans CJK SC"/>
+                <w:rFonts w:ascii="Hiragino Sans GB" w:hAnsi="Hiragino Sans GB" w:eastAsia="Hiragino Sans GB"/>
                 <w:b/>
                 <w:color w:val="262626"/>
                 <w:sz w:val="16"/>
@@ -10998,7 +10998,7 @@
             <w:r/>
             <w:r>
               <w:rPr>
-                <w:rFonts w:ascii="Noto Sans CJK SC" w:hAnsi="Noto Sans CJK SC" w:eastAsia="Noto Sans CJK SC"/>
+                <w:rFonts w:ascii="Hiragino Sans GB" w:hAnsi="Hiragino Sans GB" w:eastAsia="Hiragino Sans GB"/>
                 <w:b/>
                 <w:color w:val="262626"/>
                 <w:sz w:val="16"/>
@@ -11028,7 +11028,7 @@
             <w:r/>
             <w:r>
               <w:rPr>
-                <w:rFonts w:ascii="Noto Sans CJK SC" w:hAnsi="Noto Sans CJK SC" w:eastAsia="Noto Sans CJK SC"/>
+                <w:rFonts w:ascii="Hiragino Sans GB" w:hAnsi="Hiragino Sans GB" w:eastAsia="Hiragino Sans GB"/>
                 <w:b/>
                 <w:color w:val="262626"/>
                 <w:sz w:val="16"/>
@@ -11058,7 +11058,7 @@
             <w:r/>
             <w:r>
               <w:rPr>
-                <w:rFonts w:ascii="Noto Sans CJK SC" w:hAnsi="Noto Sans CJK SC" w:eastAsia="Noto Sans CJK SC"/>
+                <w:rFonts w:ascii="Hiragino Sans GB" w:hAnsi="Hiragino Sans GB" w:eastAsia="Hiragino Sans GB"/>
                 <w:b/>
                 <w:color w:val="262626"/>
                 <w:sz w:val="16"/>
@@ -11088,7 +11088,7 @@
             <w:r/>
             <w:r>
               <w:rPr>
-                <w:rFonts w:ascii="Noto Sans CJK SC" w:hAnsi="Noto Sans CJK SC" w:eastAsia="Noto Sans CJK SC"/>
+                <w:rFonts w:ascii="Hiragino Sans GB" w:hAnsi="Hiragino Sans GB" w:eastAsia="Hiragino Sans GB"/>
                 <w:b w:val="0"/>
                 <w:color w:val="262626"/>
                 <w:sz w:val="16"/>
@@ -11116,7 +11116,7 @@
             <w:r/>
             <w:r>
               <w:rPr>
-                <w:rFonts w:ascii="Noto Sans CJK SC" w:hAnsi="Noto Sans CJK SC" w:eastAsia="Noto Sans CJK SC"/>
+                <w:rFonts w:ascii="Hiragino Sans GB" w:hAnsi="Hiragino Sans GB" w:eastAsia="Hiragino Sans GB"/>
                 <w:b w:val="0"/>
                 <w:color w:val="262626"/>
                 <w:sz w:val="16"/>
@@ -11144,7 +11144,7 @@
             <w:r/>
             <w:r>
               <w:rPr>
-                <w:rFonts w:ascii="Noto Sans CJK SC" w:hAnsi="Noto Sans CJK SC" w:eastAsia="Noto Sans CJK SC"/>
+                <w:rFonts w:ascii="Hiragino Sans GB" w:hAnsi="Hiragino Sans GB" w:eastAsia="Hiragino Sans GB"/>
                 <w:b w:val="0"/>
                 <w:color w:val="262626"/>
                 <w:sz w:val="16"/>
@@ -11172,7 +11172,7 @@
             <w:r/>
             <w:r>
               <w:rPr>
-                <w:rFonts w:ascii="Noto Sans CJK SC" w:hAnsi="Noto Sans CJK SC" w:eastAsia="Noto Sans CJK SC"/>
+                <w:rFonts w:ascii="Hiragino Sans GB" w:hAnsi="Hiragino Sans GB" w:eastAsia="Hiragino Sans GB"/>
                 <w:b w:val="0"/>
                 <w:color w:val="262626"/>
                 <w:sz w:val="16"/>
@@ -11202,7 +11202,7 @@
             <w:r/>
             <w:r>
               <w:rPr>
-                <w:rFonts w:ascii="Noto Sans CJK SC" w:hAnsi="Noto Sans CJK SC" w:eastAsia="Noto Sans CJK SC"/>
+                <w:rFonts w:ascii="Hiragino Sans GB" w:hAnsi="Hiragino Sans GB" w:eastAsia="Hiragino Sans GB"/>
                 <w:b w:val="0"/>
                 <w:color w:val="262626"/>
                 <w:sz w:val="16"/>
@@ -11230,7 +11230,7 @@
             <w:r/>
             <w:r>
               <w:rPr>
-                <w:rFonts w:ascii="Noto Sans CJK SC" w:hAnsi="Noto Sans CJK SC" w:eastAsia="Noto Sans CJK SC"/>
+                <w:rFonts w:ascii="Hiragino Sans GB" w:hAnsi="Hiragino Sans GB" w:eastAsia="Hiragino Sans GB"/>
                 <w:b w:val="0"/>
                 <w:color w:val="262626"/>
                 <w:sz w:val="16"/>
@@ -11258,7 +11258,7 @@
             <w:r/>
             <w:r>
               <w:rPr>
-                <w:rFonts w:ascii="Noto Sans CJK SC" w:hAnsi="Noto Sans CJK SC" w:eastAsia="Noto Sans CJK SC"/>
+                <w:rFonts w:ascii="Hiragino Sans GB" w:hAnsi="Hiragino Sans GB" w:eastAsia="Hiragino Sans GB"/>
                 <w:b w:val="0"/>
                 <w:color w:val="262626"/>
                 <w:sz w:val="16"/>
@@ -11286,12 +11286,12 @@
             <w:r/>
             <w:r>
               <w:rPr>
-                <w:rFonts w:ascii="Noto Sans CJK SC" w:hAnsi="Noto Sans CJK SC" w:eastAsia="Noto Sans CJK SC"/>
+                <w:rFonts w:ascii="Hiragino Sans GB" w:hAnsi="Hiragino Sans GB" w:eastAsia="Hiragino Sans GB"/>
                 <w:b w:val="0"/>
                 <w:color w:val="262626"/>
                 <w:sz w:val="16"/>
               </w:rPr>
-              <w:t>需要客户提供准确价格、权益和活动口径。</w:t>
+              <w:t>需要主播方提供准确价格、权益和活动口径。</w:t>
             </w:r>
           </w:p>
         </w:tc>
@@ -11317,7 +11317,7 @@
             <w:r/>
             <w:r>
               <w:rPr>
-                <w:rFonts w:ascii="Noto Sans CJK SC" w:hAnsi="Noto Sans CJK SC" w:eastAsia="Noto Sans CJK SC"/>
+                <w:rFonts w:ascii="Hiragino Sans GB" w:hAnsi="Hiragino Sans GB" w:eastAsia="Hiragino Sans GB"/>
                 <w:b w:val="0"/>
                 <w:color w:val="262626"/>
                 <w:sz w:val="16"/>
@@ -11345,7 +11345,7 @@
             <w:r/>
             <w:r>
               <w:rPr>
-                <w:rFonts w:ascii="Noto Sans CJK SC" w:hAnsi="Noto Sans CJK SC" w:eastAsia="Noto Sans CJK SC"/>
+                <w:rFonts w:ascii="Hiragino Sans GB" w:hAnsi="Hiragino Sans GB" w:eastAsia="Hiragino Sans GB"/>
                 <w:b w:val="0"/>
                 <w:color w:val="262626"/>
                 <w:sz w:val="16"/>
@@ -11373,7 +11373,7 @@
             <w:r/>
             <w:r>
               <w:rPr>
-                <w:rFonts w:ascii="Noto Sans CJK SC" w:hAnsi="Noto Sans CJK SC" w:eastAsia="Noto Sans CJK SC"/>
+                <w:rFonts w:ascii="Hiragino Sans GB" w:hAnsi="Hiragino Sans GB" w:eastAsia="Hiragino Sans GB"/>
                 <w:b w:val="0"/>
                 <w:color w:val="262626"/>
                 <w:sz w:val="16"/>
@@ -11401,7 +11401,7 @@
             <w:r/>
             <w:r>
               <w:rPr>
-                <w:rFonts w:ascii="Noto Sans CJK SC" w:hAnsi="Noto Sans CJK SC" w:eastAsia="Noto Sans CJK SC"/>
+                <w:rFonts w:ascii="Hiragino Sans GB" w:hAnsi="Hiragino Sans GB" w:eastAsia="Hiragino Sans GB"/>
                 <w:b w:val="0"/>
                 <w:color w:val="262626"/>
                 <w:sz w:val="16"/>
@@ -11431,7 +11431,7 @@
             <w:r/>
             <w:r>
               <w:rPr>
-                <w:rFonts w:ascii="Noto Sans CJK SC" w:hAnsi="Noto Sans CJK SC" w:eastAsia="Noto Sans CJK SC"/>
+                <w:rFonts w:ascii="Hiragino Sans GB" w:hAnsi="Hiragino Sans GB" w:eastAsia="Hiragino Sans GB"/>
                 <w:b w:val="0"/>
                 <w:color w:val="262626"/>
                 <w:sz w:val="16"/>
@@ -11459,7 +11459,7 @@
             <w:r/>
             <w:r>
               <w:rPr>
-                <w:rFonts w:ascii="Noto Sans CJK SC" w:hAnsi="Noto Sans CJK SC" w:eastAsia="Noto Sans CJK SC"/>
+                <w:rFonts w:ascii="Hiragino Sans GB" w:hAnsi="Hiragino Sans GB" w:eastAsia="Hiragino Sans GB"/>
                 <w:b w:val="0"/>
                 <w:color w:val="262626"/>
                 <w:sz w:val="16"/>
@@ -11487,7 +11487,7 @@
             <w:r/>
             <w:r>
               <w:rPr>
-                <w:rFonts w:ascii="Noto Sans CJK SC" w:hAnsi="Noto Sans CJK SC" w:eastAsia="Noto Sans CJK SC"/>
+                <w:rFonts w:ascii="Hiragino Sans GB" w:hAnsi="Hiragino Sans GB" w:eastAsia="Hiragino Sans GB"/>
                 <w:b w:val="0"/>
                 <w:color w:val="262626"/>
                 <w:sz w:val="16"/>
@@ -11515,7 +11515,7 @@
             <w:r/>
             <w:r>
               <w:rPr>
-                <w:rFonts w:ascii="Noto Sans CJK SC" w:hAnsi="Noto Sans CJK SC" w:eastAsia="Noto Sans CJK SC"/>
+                <w:rFonts w:ascii="Hiragino Sans GB" w:hAnsi="Hiragino Sans GB" w:eastAsia="Hiragino Sans GB"/>
                 <w:b w:val="0"/>
                 <w:color w:val="262626"/>
                 <w:sz w:val="16"/>
@@ -11577,12 +11577,12 @@
             <w:r/>
             <w:r>
               <w:rPr>
-                <w:rFonts w:ascii="Noto Sans CJK SC" w:hAnsi="Noto Sans CJK SC" w:eastAsia="Noto Sans CJK SC"/>
+                <w:rFonts w:ascii="Hiragino Sans GB" w:hAnsi="Hiragino Sans GB" w:eastAsia="Hiragino Sans GB"/>
                 <w:b/>
                 <w:color w:val="262626"/>
                 <w:sz w:val="17"/>
               </w:rPr>
-              <w:t>客户选择</w:t>
+              <w:t>主播确认</w:t>
             </w:r>
           </w:p>
         </w:tc>
@@ -11607,7 +11607,7 @@
             <w:r/>
             <w:r>
               <w:rPr>
-                <w:rFonts w:ascii="Noto Sans CJK SC" w:hAnsi="Noto Sans CJK SC" w:eastAsia="Noto Sans CJK SC"/>
+                <w:rFonts w:ascii="Hiragino Sans GB" w:hAnsi="Hiragino Sans GB" w:eastAsia="Hiragino Sans GB"/>
                 <w:b/>
                 <w:color w:val="262626"/>
                 <w:sz w:val="17"/>
@@ -11637,7 +11637,7 @@
             <w:r/>
             <w:r>
               <w:rPr>
-                <w:rFonts w:ascii="Noto Sans CJK SC" w:hAnsi="Noto Sans CJK SC" w:eastAsia="Noto Sans CJK SC"/>
+                <w:rFonts w:ascii="Hiragino Sans GB" w:hAnsi="Hiragino Sans GB" w:eastAsia="Hiragino Sans GB"/>
                 <w:b w:val="0"/>
                 <w:color w:val="262626"/>
                 <w:sz w:val="17"/>
@@ -11666,7 +11666,7 @@
             <w:r/>
             <w:r>
               <w:rPr>
-                <w:rFonts w:ascii="Noto Sans CJK SC" w:hAnsi="Noto Sans CJK SC" w:eastAsia="Noto Sans CJK SC"/>
+                <w:rFonts w:ascii="Hiragino Sans GB" w:hAnsi="Hiragino Sans GB" w:eastAsia="Hiragino Sans GB"/>
                 <w:b w:val="0"/>
                 <w:color w:val="262626"/>
                 <w:sz w:val="17"/>
@@ -11696,7 +11696,7 @@
             <w:r/>
             <w:r>
               <w:rPr>
-                <w:rFonts w:ascii="Noto Sans CJK SC" w:hAnsi="Noto Sans CJK SC" w:eastAsia="Noto Sans CJK SC"/>
+                <w:rFonts w:ascii="Hiragino Sans GB" w:hAnsi="Hiragino Sans GB" w:eastAsia="Hiragino Sans GB"/>
                 <w:b w:val="0"/>
                 <w:color w:val="262626"/>
                 <w:sz w:val="17"/>
@@ -11725,7 +11725,7 @@
             <w:r/>
             <w:r>
               <w:rPr>
-                <w:rFonts w:ascii="Noto Sans CJK SC" w:hAnsi="Noto Sans CJK SC" w:eastAsia="Noto Sans CJK SC"/>
+                <w:rFonts w:ascii="Hiragino Sans GB" w:hAnsi="Hiragino Sans GB" w:eastAsia="Hiragino Sans GB"/>
                 <w:b w:val="0"/>
                 <w:color w:val="262626"/>
                 <w:sz w:val="17"/>
@@ -11756,7 +11756,7 @@
             <w:r/>
             <w:r>
               <w:rPr>
-                <w:rFonts w:ascii="Noto Sans CJK SC" w:hAnsi="Noto Sans CJK SC" w:eastAsia="Noto Sans CJK SC"/>
+                <w:rFonts w:ascii="Hiragino Sans GB" w:hAnsi="Hiragino Sans GB" w:eastAsia="Hiragino Sans GB"/>
                 <w:b w:val="0"/>
                 <w:color w:val="262626"/>
                 <w:sz w:val="17"/>
@@ -11785,7 +11785,7 @@
             <w:r/>
             <w:r>
               <w:rPr>
-                <w:rFonts w:ascii="Noto Sans CJK SC" w:hAnsi="Noto Sans CJK SC" w:eastAsia="Noto Sans CJK SC"/>
+                <w:rFonts w:ascii="Hiragino Sans GB" w:hAnsi="Hiragino Sans GB" w:eastAsia="Hiragino Sans GB"/>
                 <w:b w:val="0"/>
                 <w:color w:val="262626"/>
                 <w:sz w:val="17"/>
@@ -11815,7 +11815,7 @@
             <w:r/>
             <w:r>
               <w:rPr>
-                <w:rFonts w:ascii="Noto Sans CJK SC" w:hAnsi="Noto Sans CJK SC" w:eastAsia="Noto Sans CJK SC"/>
+                <w:rFonts w:ascii="Hiragino Sans GB" w:hAnsi="Hiragino Sans GB" w:eastAsia="Hiragino Sans GB"/>
                 <w:b w:val="0"/>
                 <w:color w:val="262626"/>
                 <w:sz w:val="17"/>
@@ -11843,7 +11843,7 @@
             <w:r/>
             <w:r>
               <w:rPr>
-                <w:rFonts w:ascii="Noto Sans CJK SC" w:hAnsi="Noto Sans CJK SC" w:eastAsia="Noto Sans CJK SC"/>
+                <w:rFonts w:ascii="Hiragino Sans GB" w:hAnsi="Hiragino Sans GB" w:eastAsia="Hiragino Sans GB"/>
                 <w:b w:val="0"/>
                 <w:color w:val="262626"/>
                 <w:sz w:val="17"/>
@@ -11874,7 +11874,7 @@
             <w:r/>
             <w:r>
               <w:rPr>
-                <w:rFonts w:ascii="Noto Sans CJK SC" w:hAnsi="Noto Sans CJK SC" w:eastAsia="Noto Sans CJK SC"/>
+                <w:rFonts w:ascii="Hiragino Sans GB" w:hAnsi="Hiragino Sans GB" w:eastAsia="Hiragino Sans GB"/>
                 <w:b w:val="0"/>
                 <w:color w:val="262626"/>
                 <w:sz w:val="17"/>
@@ -11902,7 +11902,7 @@
             <w:r/>
             <w:r>
               <w:rPr>
-                <w:rFonts w:ascii="Noto Sans CJK SC" w:hAnsi="Noto Sans CJK SC" w:eastAsia="Noto Sans CJK SC"/>
+                <w:rFonts w:ascii="Hiragino Sans GB" w:hAnsi="Hiragino Sans GB" w:eastAsia="Hiragino Sans GB"/>
                 <w:b w:val="0"/>
                 <w:color w:val="262626"/>
                 <w:sz w:val="17"/>
@@ -11965,7 +11965,7 @@
             <w:r/>
             <w:r>
               <w:rPr>
-                <w:rFonts w:ascii="Noto Sans CJK SC" w:hAnsi="Noto Sans CJK SC" w:eastAsia="Noto Sans CJK SC"/>
+                <w:rFonts w:ascii="Hiragino Sans GB" w:hAnsi="Hiragino Sans GB" w:eastAsia="Hiragino Sans GB"/>
                 <w:b/>
                 <w:color w:val="262626"/>
                 <w:sz w:val="16"/>
@@ -11995,7 +11995,7 @@
             <w:r/>
             <w:r>
               <w:rPr>
-                <w:rFonts w:ascii="Noto Sans CJK SC" w:hAnsi="Noto Sans CJK SC" w:eastAsia="Noto Sans CJK SC"/>
+                <w:rFonts w:ascii="Hiragino Sans GB" w:hAnsi="Hiragino Sans GB" w:eastAsia="Hiragino Sans GB"/>
                 <w:b/>
                 <w:color w:val="262626"/>
                 <w:sz w:val="16"/>
@@ -12025,12 +12025,12 @@
             <w:r/>
             <w:r>
               <w:rPr>
-                <w:rFonts w:ascii="Noto Sans CJK SC" w:hAnsi="Noto Sans CJK SC" w:eastAsia="Noto Sans CJK SC"/>
+                <w:rFonts w:ascii="Hiragino Sans GB" w:hAnsi="Hiragino Sans GB" w:eastAsia="Hiragino Sans GB"/>
                 <w:b/>
                 <w:color w:val="262626"/>
                 <w:sz w:val="16"/>
               </w:rPr>
-              <w:t>客户说明</w:t>
+              <w:t>主播方说明</w:t>
             </w:r>
           </w:p>
         </w:tc>
@@ -12055,7 +12055,7 @@
             <w:r/>
             <w:r>
               <w:rPr>
-                <w:rFonts w:ascii="Noto Sans CJK SC" w:hAnsi="Noto Sans CJK SC" w:eastAsia="Noto Sans CJK SC"/>
+                <w:rFonts w:ascii="Hiragino Sans GB" w:hAnsi="Hiragino Sans GB" w:eastAsia="Hiragino Sans GB"/>
                 <w:b w:val="0"/>
                 <w:color w:val="262626"/>
                 <w:sz w:val="16"/>
@@ -12083,7 +12083,7 @@
             <w:r/>
             <w:r>
               <w:rPr>
-                <w:rFonts w:ascii="Noto Sans CJK SC" w:hAnsi="Noto Sans CJK SC" w:eastAsia="Noto Sans CJK SC"/>
+                <w:rFonts w:ascii="Hiragino Sans GB" w:hAnsi="Hiragino Sans GB" w:eastAsia="Hiragino Sans GB"/>
                 <w:b w:val="0"/>
                 <w:color w:val="262626"/>
                 <w:sz w:val="16"/>
@@ -12112,7 +12112,7 @@
             <w:r/>
             <w:r>
               <w:rPr>
-                <w:rFonts w:ascii="Noto Sans CJK SC" w:hAnsi="Noto Sans CJK SC" w:eastAsia="Noto Sans CJK SC"/>
+                <w:rFonts w:ascii="Hiragino Sans GB" w:hAnsi="Hiragino Sans GB" w:eastAsia="Hiragino Sans GB"/>
                 <w:b w:val="0"/>
                 <w:color w:val="262626"/>
                 <w:sz w:val="16"/>
@@ -12142,7 +12142,7 @@
             <w:r/>
             <w:r>
               <w:rPr>
-                <w:rFonts w:ascii="Noto Sans CJK SC" w:hAnsi="Noto Sans CJK SC" w:eastAsia="Noto Sans CJK SC"/>
+                <w:rFonts w:ascii="Hiragino Sans GB" w:hAnsi="Hiragino Sans GB" w:eastAsia="Hiragino Sans GB"/>
                 <w:b w:val="0"/>
                 <w:color w:val="262626"/>
                 <w:sz w:val="16"/>
@@ -12170,7 +12170,7 @@
             <w:r/>
             <w:r>
               <w:rPr>
-                <w:rFonts w:ascii="Noto Sans CJK SC" w:hAnsi="Noto Sans CJK SC" w:eastAsia="Noto Sans CJK SC"/>
+                <w:rFonts w:ascii="Hiragino Sans GB" w:hAnsi="Hiragino Sans GB" w:eastAsia="Hiragino Sans GB"/>
                 <w:b w:val="0"/>
                 <w:color w:val="262626"/>
                 <w:sz w:val="16"/>
@@ -12199,7 +12199,7 @@
             <w:r/>
             <w:r>
               <w:rPr>
-                <w:rFonts w:ascii="Noto Sans CJK SC" w:hAnsi="Noto Sans CJK SC" w:eastAsia="Noto Sans CJK SC"/>
+                <w:rFonts w:ascii="Hiragino Sans GB" w:hAnsi="Hiragino Sans GB" w:eastAsia="Hiragino Sans GB"/>
                 <w:b w:val="0"/>
                 <w:color w:val="262626"/>
                 <w:sz w:val="16"/>
@@ -12229,7 +12229,7 @@
             <w:r/>
             <w:r>
               <w:rPr>
-                <w:rFonts w:ascii="Noto Sans CJK SC" w:hAnsi="Noto Sans CJK SC" w:eastAsia="Noto Sans CJK SC"/>
+                <w:rFonts w:ascii="Hiragino Sans GB" w:hAnsi="Hiragino Sans GB" w:eastAsia="Hiragino Sans GB"/>
                 <w:b w:val="0"/>
                 <w:color w:val="262626"/>
                 <w:sz w:val="16"/>
@@ -12257,7 +12257,7 @@
             <w:r/>
             <w:r>
               <w:rPr>
-                <w:rFonts w:ascii="Noto Sans CJK SC" w:hAnsi="Noto Sans CJK SC" w:eastAsia="Noto Sans CJK SC"/>
+                <w:rFonts w:ascii="Hiragino Sans GB" w:hAnsi="Hiragino Sans GB" w:eastAsia="Hiragino Sans GB"/>
                 <w:b w:val="0"/>
                 <w:color w:val="262626"/>
                 <w:sz w:val="16"/>
@@ -12286,7 +12286,7 @@
             <w:r/>
             <w:r>
               <w:rPr>
-                <w:rFonts w:ascii="Noto Sans CJK SC" w:hAnsi="Noto Sans CJK SC" w:eastAsia="Noto Sans CJK SC"/>
+                <w:rFonts w:ascii="Hiragino Sans GB" w:hAnsi="Hiragino Sans GB" w:eastAsia="Hiragino Sans GB"/>
                 <w:b w:val="0"/>
                 <w:color w:val="262626"/>
                 <w:sz w:val="16"/>
@@ -12315,7 +12315,7 @@
             <w:r/>
             <w:r>
               <w:rPr>
-                <w:rFonts w:ascii="Noto Sans CJK SC" w:hAnsi="Noto Sans CJK SC" w:eastAsia="Noto Sans CJK SC"/>
+                <w:rFonts w:ascii="Hiragino Sans GB" w:hAnsi="Hiragino Sans GB" w:eastAsia="Hiragino Sans GB"/>
                 <w:b w:val="0"/>
                 <w:color w:val="262626"/>
                 <w:sz w:val="16"/>
@@ -12343,7 +12343,7 @@
             <w:r/>
             <w:r>
               <w:rPr>
-                <w:rFonts w:ascii="Noto Sans CJK SC" w:hAnsi="Noto Sans CJK SC" w:eastAsia="Noto Sans CJK SC"/>
+                <w:rFonts w:ascii="Hiragino Sans GB" w:hAnsi="Hiragino Sans GB" w:eastAsia="Hiragino Sans GB"/>
                 <w:b w:val="0"/>
                 <w:color w:val="262626"/>
                 <w:sz w:val="16"/>
@@ -12372,7 +12372,7 @@
             <w:r/>
             <w:r>
               <w:rPr>
-                <w:rFonts w:ascii="Noto Sans CJK SC" w:hAnsi="Noto Sans CJK SC" w:eastAsia="Noto Sans CJK SC"/>
+                <w:rFonts w:ascii="Hiragino Sans GB" w:hAnsi="Hiragino Sans GB" w:eastAsia="Hiragino Sans GB"/>
                 <w:b w:val="0"/>
                 <w:color w:val="262626"/>
                 <w:sz w:val="16"/>
@@ -12402,7 +12402,7 @@
             <w:r/>
             <w:r>
               <w:rPr>
-                <w:rFonts w:ascii="Noto Sans CJK SC" w:hAnsi="Noto Sans CJK SC" w:eastAsia="Noto Sans CJK SC"/>
+                <w:rFonts w:ascii="Hiragino Sans GB" w:hAnsi="Hiragino Sans GB" w:eastAsia="Hiragino Sans GB"/>
                 <w:b w:val="0"/>
                 <w:color w:val="262626"/>
                 <w:sz w:val="16"/>
@@ -12430,7 +12430,7 @@
             <w:r/>
             <w:r>
               <w:rPr>
-                <w:rFonts w:ascii="Noto Sans CJK SC" w:hAnsi="Noto Sans CJK SC" w:eastAsia="Noto Sans CJK SC"/>
+                <w:rFonts w:ascii="Hiragino Sans GB" w:hAnsi="Hiragino Sans GB" w:eastAsia="Hiragino Sans GB"/>
                 <w:b w:val="0"/>
                 <w:color w:val="262626"/>
                 <w:sz w:val="16"/>
@@ -12459,7 +12459,7 @@
             <w:r/>
             <w:r>
               <w:rPr>
-                <w:rFonts w:ascii="Noto Sans CJK SC" w:hAnsi="Noto Sans CJK SC" w:eastAsia="Noto Sans CJK SC"/>
+                <w:rFonts w:ascii="Hiragino Sans GB" w:hAnsi="Hiragino Sans GB" w:eastAsia="Hiragino Sans GB"/>
                 <w:b w:val="0"/>
                 <w:color w:val="262626"/>
                 <w:sz w:val="16"/>
@@ -12488,7 +12488,7 @@
             <w:r/>
             <w:r>
               <w:rPr>
-                <w:rFonts w:ascii="Noto Sans CJK SC" w:hAnsi="Noto Sans CJK SC" w:eastAsia="Noto Sans CJK SC"/>
+                <w:rFonts w:ascii="Hiragino Sans GB" w:hAnsi="Hiragino Sans GB" w:eastAsia="Hiragino Sans GB"/>
                 <w:b w:val="0"/>
                 <w:color w:val="262626"/>
                 <w:sz w:val="16"/>
@@ -12516,7 +12516,7 @@
             <w:r/>
             <w:r>
               <w:rPr>
-                <w:rFonts w:ascii="Noto Sans CJK SC" w:hAnsi="Noto Sans CJK SC" w:eastAsia="Noto Sans CJK SC"/>
+                <w:rFonts w:ascii="Hiragino Sans GB" w:hAnsi="Hiragino Sans GB" w:eastAsia="Hiragino Sans GB"/>
                 <w:b w:val="0"/>
                 <w:color w:val="262626"/>
                 <w:sz w:val="16"/>
@@ -12545,7 +12545,7 @@
             <w:r/>
             <w:r>
               <w:rPr>
-                <w:rFonts w:ascii="Noto Sans CJK SC" w:hAnsi="Noto Sans CJK SC" w:eastAsia="Noto Sans CJK SC"/>
+                <w:rFonts w:ascii="Hiragino Sans GB" w:hAnsi="Hiragino Sans GB" w:eastAsia="Hiragino Sans GB"/>
                 <w:b w:val="0"/>
                 <w:color w:val="262626"/>
                 <w:sz w:val="16"/>
@@ -12598,7 +12598,7 @@
             </w:pPr>
             <w:r>
               <w:rPr>
-                <w:rFonts w:ascii="Noto Sans CJK SC" w:hAnsi="Noto Sans CJK SC" w:eastAsia="Noto Sans CJK SC"/>
+                <w:rFonts w:ascii="Hiragino Sans GB" w:hAnsi="Hiragino Sans GB" w:eastAsia="Hiragino Sans GB"/>
                 <w:b/>
                 <w:color w:val="1F4E79"/>
                 <w:sz w:val="21"/>
@@ -12613,7 +12613,7 @@
             </w:pPr>
             <w:r>
               <w:rPr>
-                <w:rFonts w:ascii="Noto Sans CJK SC" w:hAnsi="Noto Sans CJK SC" w:eastAsia="Noto Sans CJK SC"/>
+                <w:rFonts w:ascii="Hiragino Sans GB" w:hAnsi="Hiragino Sans GB" w:eastAsia="Hiragino Sans GB"/>
                 <w:color w:val="262626"/>
                 <w:sz w:val="20"/>
               </w:rPr>
@@ -12642,7 +12642,7 @@
       </w:pPr>
       <w:r>
         <w:rPr>
-          <w:rFonts w:ascii="Noto Sans CJK SC" w:hAnsi="Noto Sans CJK SC" w:eastAsia="Noto Sans CJK SC"/>
+          <w:rFonts w:ascii="Hiragino Sans GB" w:hAnsi="Hiragino Sans GB" w:eastAsia="Hiragino Sans GB"/>
           <w:b/>
           <w:color w:val="1F4E79"/>
           <w:sz w:val="32"/>
@@ -12657,7 +12657,7 @@
       </w:pPr>
       <w:r>
         <w:rPr>
-          <w:rFonts w:ascii="Noto Sans CJK SC" w:hAnsi="Noto Sans CJK SC" w:eastAsia="Noto Sans CJK SC"/>
+          <w:rFonts w:ascii="Hiragino Sans GB" w:hAnsi="Hiragino Sans GB" w:eastAsia="Hiragino Sans GB"/>
           <w:b w:val="0"/>
           <w:i w:val="0"/>
           <w:color w:val="262626"/>
@@ -12713,7 +12713,7 @@
             <w:r/>
             <w:r>
               <w:rPr>
-                <w:rFonts w:ascii="Noto Sans CJK SC" w:hAnsi="Noto Sans CJK SC" w:eastAsia="Noto Sans CJK SC"/>
+                <w:rFonts w:ascii="Hiragino Sans GB" w:hAnsi="Hiragino Sans GB" w:eastAsia="Hiragino Sans GB"/>
                 <w:b/>
                 <w:color w:val="262626"/>
                 <w:sz w:val="16"/>
@@ -12743,7 +12743,7 @@
             <w:r/>
             <w:r>
               <w:rPr>
-                <w:rFonts w:ascii="Noto Sans CJK SC" w:hAnsi="Noto Sans CJK SC" w:eastAsia="Noto Sans CJK SC"/>
+                <w:rFonts w:ascii="Hiragino Sans GB" w:hAnsi="Hiragino Sans GB" w:eastAsia="Hiragino Sans GB"/>
                 <w:b/>
                 <w:color w:val="262626"/>
                 <w:sz w:val="16"/>
@@ -12773,7 +12773,7 @@
             <w:r/>
             <w:r>
               <w:rPr>
-                <w:rFonts w:ascii="Noto Sans CJK SC" w:hAnsi="Noto Sans CJK SC" w:eastAsia="Noto Sans CJK SC"/>
+                <w:rFonts w:ascii="Hiragino Sans GB" w:hAnsi="Hiragino Sans GB" w:eastAsia="Hiragino Sans GB"/>
                 <w:b/>
                 <w:color w:val="262626"/>
                 <w:sz w:val="16"/>
@@ -12803,12 +12803,12 @@
             <w:r/>
             <w:r>
               <w:rPr>
-                <w:rFonts w:ascii="Noto Sans CJK SC" w:hAnsi="Noto Sans CJK SC" w:eastAsia="Noto Sans CJK SC"/>
+                <w:rFonts w:ascii="Hiragino Sans GB" w:hAnsi="Hiragino Sans GB" w:eastAsia="Hiragino Sans GB"/>
                 <w:b/>
                 <w:color w:val="262626"/>
                 <w:sz w:val="16"/>
               </w:rPr>
-              <w:t>客户意见</w:t>
+              <w:t>修改意见</w:t>
             </w:r>
           </w:p>
         </w:tc>
@@ -12833,7 +12833,7 @@
             <w:r/>
             <w:r>
               <w:rPr>
-                <w:rFonts w:ascii="Noto Sans CJK SC" w:hAnsi="Noto Sans CJK SC" w:eastAsia="Noto Sans CJK SC"/>
+                <w:rFonts w:ascii="Hiragino Sans GB" w:hAnsi="Hiragino Sans GB" w:eastAsia="Hiragino Sans GB"/>
                 <w:b w:val="0"/>
                 <w:color w:val="262626"/>
                 <w:sz w:val="16"/>
@@ -12861,7 +12861,7 @@
             <w:r/>
             <w:r>
               <w:rPr>
-                <w:rFonts w:ascii="Noto Sans CJK SC" w:hAnsi="Noto Sans CJK SC" w:eastAsia="Noto Sans CJK SC"/>
+                <w:rFonts w:ascii="Hiragino Sans GB" w:hAnsi="Hiragino Sans GB" w:eastAsia="Hiragino Sans GB"/>
                 <w:b w:val="0"/>
                 <w:color w:val="262626"/>
                 <w:sz w:val="16"/>
@@ -12889,7 +12889,7 @@
             <w:r/>
             <w:r>
               <w:rPr>
-                <w:rFonts w:ascii="Noto Sans CJK SC" w:hAnsi="Noto Sans CJK SC" w:eastAsia="Noto Sans CJK SC"/>
+                <w:rFonts w:ascii="Hiragino Sans GB" w:hAnsi="Hiragino Sans GB" w:eastAsia="Hiragino Sans GB"/>
                 <w:b w:val="0"/>
                 <w:color w:val="262626"/>
                 <w:sz w:val="16"/>
@@ -12918,7 +12918,7 @@
             <w:r/>
             <w:r>
               <w:rPr>
-                <w:rFonts w:ascii="Noto Sans CJK SC" w:hAnsi="Noto Sans CJK SC" w:eastAsia="Noto Sans CJK SC"/>
+                <w:rFonts w:ascii="Hiragino Sans GB" w:hAnsi="Hiragino Sans GB" w:eastAsia="Hiragino Sans GB"/>
                 <w:b w:val="0"/>
                 <w:color w:val="262626"/>
                 <w:sz w:val="16"/>
@@ -12947,7 +12947,7 @@
             <w:r/>
             <w:r>
               <w:rPr>
-                <w:rFonts w:ascii="Noto Sans CJK SC" w:hAnsi="Noto Sans CJK SC" w:eastAsia="Noto Sans CJK SC"/>
+                <w:rFonts w:ascii="Hiragino Sans GB" w:hAnsi="Hiragino Sans GB" w:eastAsia="Hiragino Sans GB"/>
                 <w:b w:val="0"/>
                 <w:color w:val="262626"/>
                 <w:sz w:val="16"/>
@@ -12975,7 +12975,7 @@
             <w:r/>
             <w:r>
               <w:rPr>
-                <w:rFonts w:ascii="Noto Sans CJK SC" w:hAnsi="Noto Sans CJK SC" w:eastAsia="Noto Sans CJK SC"/>
+                <w:rFonts w:ascii="Hiragino Sans GB" w:hAnsi="Hiragino Sans GB" w:eastAsia="Hiragino Sans GB"/>
                 <w:b w:val="0"/>
                 <w:color w:val="262626"/>
                 <w:sz w:val="16"/>
@@ -13003,7 +13003,7 @@
             <w:r/>
             <w:r>
               <w:rPr>
-                <w:rFonts w:ascii="Noto Sans CJK SC" w:hAnsi="Noto Sans CJK SC" w:eastAsia="Noto Sans CJK SC"/>
+                <w:rFonts w:ascii="Hiragino Sans GB" w:hAnsi="Hiragino Sans GB" w:eastAsia="Hiragino Sans GB"/>
                 <w:b w:val="0"/>
                 <w:color w:val="262626"/>
                 <w:sz w:val="16"/>
@@ -13032,7 +13032,7 @@
             <w:r/>
             <w:r>
               <w:rPr>
-                <w:rFonts w:ascii="Noto Sans CJK SC" w:hAnsi="Noto Sans CJK SC" w:eastAsia="Noto Sans CJK SC"/>
+                <w:rFonts w:ascii="Hiragino Sans GB" w:hAnsi="Hiragino Sans GB" w:eastAsia="Hiragino Sans GB"/>
                 <w:b w:val="0"/>
                 <w:color w:val="262626"/>
                 <w:sz w:val="16"/>
@@ -13061,7 +13061,7 @@
             <w:r/>
             <w:r>
               <w:rPr>
-                <w:rFonts w:ascii="Noto Sans CJK SC" w:hAnsi="Noto Sans CJK SC" w:eastAsia="Noto Sans CJK SC"/>
+                <w:rFonts w:ascii="Hiragino Sans GB" w:hAnsi="Hiragino Sans GB" w:eastAsia="Hiragino Sans GB"/>
                 <w:b w:val="0"/>
                 <w:color w:val="262626"/>
                 <w:sz w:val="16"/>
@@ -13089,7 +13089,7 @@
             <w:r/>
             <w:r>
               <w:rPr>
-                <w:rFonts w:ascii="Noto Sans CJK SC" w:hAnsi="Noto Sans CJK SC" w:eastAsia="Noto Sans CJK SC"/>
+                <w:rFonts w:ascii="Hiragino Sans GB" w:hAnsi="Hiragino Sans GB" w:eastAsia="Hiragino Sans GB"/>
                 <w:b w:val="0"/>
                 <w:color w:val="262626"/>
                 <w:sz w:val="16"/>
@@ -13117,7 +13117,7 @@
             <w:r/>
             <w:r>
               <w:rPr>
-                <w:rFonts w:ascii="Noto Sans CJK SC" w:hAnsi="Noto Sans CJK SC" w:eastAsia="Noto Sans CJK SC"/>
+                <w:rFonts w:ascii="Hiragino Sans GB" w:hAnsi="Hiragino Sans GB" w:eastAsia="Hiragino Sans GB"/>
                 <w:b w:val="0"/>
                 <w:color w:val="262626"/>
                 <w:sz w:val="16"/>
@@ -13146,7 +13146,7 @@
             <w:r/>
             <w:r>
               <w:rPr>
-                <w:rFonts w:ascii="Noto Sans CJK SC" w:hAnsi="Noto Sans CJK SC" w:eastAsia="Noto Sans CJK SC"/>
+                <w:rFonts w:ascii="Hiragino Sans GB" w:hAnsi="Hiragino Sans GB" w:eastAsia="Hiragino Sans GB"/>
                 <w:b w:val="0"/>
                 <w:color w:val="262626"/>
                 <w:sz w:val="16"/>
@@ -13175,7 +13175,7 @@
             <w:r/>
             <w:r>
               <w:rPr>
-                <w:rFonts w:ascii="Noto Sans CJK SC" w:hAnsi="Noto Sans CJK SC" w:eastAsia="Noto Sans CJK SC"/>
+                <w:rFonts w:ascii="Hiragino Sans GB" w:hAnsi="Hiragino Sans GB" w:eastAsia="Hiragino Sans GB"/>
                 <w:b w:val="0"/>
                 <w:color w:val="262626"/>
                 <w:sz w:val="16"/>
@@ -13203,7 +13203,7 @@
             <w:r/>
             <w:r>
               <w:rPr>
-                <w:rFonts w:ascii="Noto Sans CJK SC" w:hAnsi="Noto Sans CJK SC" w:eastAsia="Noto Sans CJK SC"/>
+                <w:rFonts w:ascii="Hiragino Sans GB" w:hAnsi="Hiragino Sans GB" w:eastAsia="Hiragino Sans GB"/>
                 <w:b w:val="0"/>
                 <w:color w:val="262626"/>
                 <w:sz w:val="16"/>
@@ -13231,7 +13231,7 @@
             <w:r/>
             <w:r>
               <w:rPr>
-                <w:rFonts w:ascii="Noto Sans CJK SC" w:hAnsi="Noto Sans CJK SC" w:eastAsia="Noto Sans CJK SC"/>
+                <w:rFonts w:ascii="Hiragino Sans GB" w:hAnsi="Hiragino Sans GB" w:eastAsia="Hiragino Sans GB"/>
                 <w:b w:val="0"/>
                 <w:color w:val="262626"/>
                 <w:sz w:val="16"/>
@@ -13260,7 +13260,7 @@
             <w:r/>
             <w:r>
               <w:rPr>
-                <w:rFonts w:ascii="Noto Sans CJK SC" w:hAnsi="Noto Sans CJK SC" w:eastAsia="Noto Sans CJK SC"/>
+                <w:rFonts w:ascii="Hiragino Sans GB" w:hAnsi="Hiragino Sans GB" w:eastAsia="Hiragino Sans GB"/>
                 <w:b w:val="0"/>
                 <w:color w:val="262626"/>
                 <w:sz w:val="16"/>
@@ -13289,7 +13289,7 @@
             <w:r/>
             <w:r>
               <w:rPr>
-                <w:rFonts w:ascii="Noto Sans CJK SC" w:hAnsi="Noto Sans CJK SC" w:eastAsia="Noto Sans CJK SC"/>
+                <w:rFonts w:ascii="Hiragino Sans GB" w:hAnsi="Hiragino Sans GB" w:eastAsia="Hiragino Sans GB"/>
                 <w:b w:val="0"/>
                 <w:color w:val="262626"/>
                 <w:sz w:val="16"/>
@@ -13317,7 +13317,7 @@
             <w:r/>
             <w:r>
               <w:rPr>
-                <w:rFonts w:ascii="Noto Sans CJK SC" w:hAnsi="Noto Sans CJK SC" w:eastAsia="Noto Sans CJK SC"/>
+                <w:rFonts w:ascii="Hiragino Sans GB" w:hAnsi="Hiragino Sans GB" w:eastAsia="Hiragino Sans GB"/>
                 <w:b w:val="0"/>
                 <w:color w:val="262626"/>
                 <w:sz w:val="16"/>
@@ -13345,7 +13345,7 @@
             <w:r/>
             <w:r>
               <w:rPr>
-                <w:rFonts w:ascii="Noto Sans CJK SC" w:hAnsi="Noto Sans CJK SC" w:eastAsia="Noto Sans CJK SC"/>
+                <w:rFonts w:ascii="Hiragino Sans GB" w:hAnsi="Hiragino Sans GB" w:eastAsia="Hiragino Sans GB"/>
                 <w:b w:val="0"/>
                 <w:color w:val="262626"/>
                 <w:sz w:val="16"/>
@@ -13374,7 +13374,7 @@
             <w:r/>
             <w:r>
               <w:rPr>
-                <w:rFonts w:ascii="Noto Sans CJK SC" w:hAnsi="Noto Sans CJK SC" w:eastAsia="Noto Sans CJK SC"/>
+                <w:rFonts w:ascii="Hiragino Sans GB" w:hAnsi="Hiragino Sans GB" w:eastAsia="Hiragino Sans GB"/>
                 <w:b w:val="0"/>
                 <w:color w:val="262626"/>
                 <w:sz w:val="16"/>
@@ -13403,7 +13403,7 @@
             <w:r/>
             <w:r>
               <w:rPr>
-                <w:rFonts w:ascii="Noto Sans CJK SC" w:hAnsi="Noto Sans CJK SC" w:eastAsia="Noto Sans CJK SC"/>
+                <w:rFonts w:ascii="Hiragino Sans GB" w:hAnsi="Hiragino Sans GB" w:eastAsia="Hiragino Sans GB"/>
                 <w:b w:val="0"/>
                 <w:color w:val="262626"/>
                 <w:sz w:val="16"/>
@@ -13431,7 +13431,7 @@
             <w:r/>
             <w:r>
               <w:rPr>
-                <w:rFonts w:ascii="Noto Sans CJK SC" w:hAnsi="Noto Sans CJK SC" w:eastAsia="Noto Sans CJK SC"/>
+                <w:rFonts w:ascii="Hiragino Sans GB" w:hAnsi="Hiragino Sans GB" w:eastAsia="Hiragino Sans GB"/>
                 <w:b w:val="0"/>
                 <w:color w:val="262626"/>
                 <w:sz w:val="16"/>
@@ -13459,7 +13459,7 @@
             <w:r/>
             <w:r>
               <w:rPr>
-                <w:rFonts w:ascii="Noto Sans CJK SC" w:hAnsi="Noto Sans CJK SC" w:eastAsia="Noto Sans CJK SC"/>
+                <w:rFonts w:ascii="Hiragino Sans GB" w:hAnsi="Hiragino Sans GB" w:eastAsia="Hiragino Sans GB"/>
                 <w:b w:val="0"/>
                 <w:color w:val="262626"/>
                 <w:sz w:val="16"/>
@@ -13488,7 +13488,7 @@
             <w:r/>
             <w:r>
               <w:rPr>
-                <w:rFonts w:ascii="Noto Sans CJK SC" w:hAnsi="Noto Sans CJK SC" w:eastAsia="Noto Sans CJK SC"/>
+                <w:rFonts w:ascii="Hiragino Sans GB" w:hAnsi="Hiragino Sans GB" w:eastAsia="Hiragino Sans GB"/>
                 <w:b w:val="0"/>
                 <w:color w:val="262626"/>
                 <w:sz w:val="16"/>
@@ -13517,7 +13517,7 @@
             <w:r/>
             <w:r>
               <w:rPr>
-                <w:rFonts w:ascii="Noto Sans CJK SC" w:hAnsi="Noto Sans CJK SC" w:eastAsia="Noto Sans CJK SC"/>
+                <w:rFonts w:ascii="Hiragino Sans GB" w:hAnsi="Hiragino Sans GB" w:eastAsia="Hiragino Sans GB"/>
                 <w:b w:val="0"/>
                 <w:color w:val="262626"/>
                 <w:sz w:val="16"/>
@@ -13545,7 +13545,7 @@
             <w:r/>
             <w:r>
               <w:rPr>
-                <w:rFonts w:ascii="Noto Sans CJK SC" w:hAnsi="Noto Sans CJK SC" w:eastAsia="Noto Sans CJK SC"/>
+                <w:rFonts w:ascii="Hiragino Sans GB" w:hAnsi="Hiragino Sans GB" w:eastAsia="Hiragino Sans GB"/>
                 <w:b w:val="0"/>
                 <w:color w:val="262626"/>
                 <w:sz w:val="16"/>
@@ -13573,7 +13573,7 @@
             <w:r/>
             <w:r>
               <w:rPr>
-                <w:rFonts w:ascii="Noto Sans CJK SC" w:hAnsi="Noto Sans CJK SC" w:eastAsia="Noto Sans CJK SC"/>
+                <w:rFonts w:ascii="Hiragino Sans GB" w:hAnsi="Hiragino Sans GB" w:eastAsia="Hiragino Sans GB"/>
                 <w:b w:val="0"/>
                 <w:color w:val="262626"/>
                 <w:sz w:val="16"/>
@@ -13602,7 +13602,7 @@
             <w:r/>
             <w:r>
               <w:rPr>
-                <w:rFonts w:ascii="Noto Sans CJK SC" w:hAnsi="Noto Sans CJK SC" w:eastAsia="Noto Sans CJK SC"/>
+                <w:rFonts w:ascii="Hiragino Sans GB" w:hAnsi="Hiragino Sans GB" w:eastAsia="Hiragino Sans GB"/>
                 <w:b w:val="0"/>
                 <w:color w:val="262626"/>
                 <w:sz w:val="16"/>
@@ -13632,7 +13632,7 @@
             <w:r/>
             <w:r>
               <w:rPr>
-                <w:rFonts w:ascii="Noto Sans CJK SC" w:hAnsi="Noto Sans CJK SC" w:eastAsia="Noto Sans CJK SC"/>
+                <w:rFonts w:ascii="Hiragino Sans GB" w:hAnsi="Hiragino Sans GB" w:eastAsia="Hiragino Sans GB"/>
                 <w:b w:val="0"/>
                 <w:color w:val="262626"/>
                 <w:sz w:val="16"/>
@@ -13660,7 +13660,7 @@
             <w:r/>
             <w:r>
               <w:rPr>
-                <w:rFonts w:ascii="Noto Sans CJK SC" w:hAnsi="Noto Sans CJK SC" w:eastAsia="Noto Sans CJK SC"/>
+                <w:rFonts w:ascii="Hiragino Sans GB" w:hAnsi="Hiragino Sans GB" w:eastAsia="Hiragino Sans GB"/>
                 <w:b w:val="0"/>
                 <w:color w:val="262626"/>
                 <w:sz w:val="16"/>
@@ -13688,7 +13688,7 @@
             <w:r/>
             <w:r>
               <w:rPr>
-                <w:rFonts w:ascii="Noto Sans CJK SC" w:hAnsi="Noto Sans CJK SC" w:eastAsia="Noto Sans CJK SC"/>
+                <w:rFonts w:ascii="Hiragino Sans GB" w:hAnsi="Hiragino Sans GB" w:eastAsia="Hiragino Sans GB"/>
                 <w:b w:val="0"/>
                 <w:color w:val="262626"/>
                 <w:sz w:val="16"/>
@@ -13717,7 +13717,7 @@
             <w:r/>
             <w:r>
               <w:rPr>
-                <w:rFonts w:ascii="Noto Sans CJK SC" w:hAnsi="Noto Sans CJK SC" w:eastAsia="Noto Sans CJK SC"/>
+                <w:rFonts w:ascii="Hiragino Sans GB" w:hAnsi="Hiragino Sans GB" w:eastAsia="Hiragino Sans GB"/>
                 <w:b w:val="0"/>
                 <w:color w:val="262626"/>
                 <w:sz w:val="16"/>
@@ -13747,7 +13747,7 @@
             <w:r/>
             <w:r>
               <w:rPr>
-                <w:rFonts w:ascii="Noto Sans CJK SC" w:hAnsi="Noto Sans CJK SC" w:eastAsia="Noto Sans CJK SC"/>
+                <w:rFonts w:ascii="Hiragino Sans GB" w:hAnsi="Hiragino Sans GB" w:eastAsia="Hiragino Sans GB"/>
                 <w:b w:val="0"/>
                 <w:color w:val="262626"/>
                 <w:sz w:val="16"/>
@@ -13775,7 +13775,7 @@
             <w:r/>
             <w:r>
               <w:rPr>
-                <w:rFonts w:ascii="Noto Sans CJK SC" w:hAnsi="Noto Sans CJK SC" w:eastAsia="Noto Sans CJK SC"/>
+                <w:rFonts w:ascii="Hiragino Sans GB" w:hAnsi="Hiragino Sans GB" w:eastAsia="Hiragino Sans GB"/>
                 <w:b w:val="0"/>
                 <w:color w:val="262626"/>
                 <w:sz w:val="16"/>
@@ -13803,7 +13803,7 @@
             <w:r/>
             <w:r>
               <w:rPr>
-                <w:rFonts w:ascii="Noto Sans CJK SC" w:hAnsi="Noto Sans CJK SC" w:eastAsia="Noto Sans CJK SC"/>
+                <w:rFonts w:ascii="Hiragino Sans GB" w:hAnsi="Hiragino Sans GB" w:eastAsia="Hiragino Sans GB"/>
                 <w:b w:val="0"/>
                 <w:color w:val="262626"/>
                 <w:sz w:val="16"/>
@@ -13832,7 +13832,7 @@
             <w:r/>
             <w:r>
               <w:rPr>
-                <w:rFonts w:ascii="Noto Sans CJK SC" w:hAnsi="Noto Sans CJK SC" w:eastAsia="Noto Sans CJK SC"/>
+                <w:rFonts w:ascii="Hiragino Sans GB" w:hAnsi="Hiragino Sans GB" w:eastAsia="Hiragino Sans GB"/>
                 <w:b w:val="0"/>
                 <w:color w:val="262626"/>
                 <w:sz w:val="16"/>
@@ -13893,7 +13893,7 @@
             <w:r/>
             <w:r>
               <w:rPr>
-                <w:rFonts w:ascii="Noto Sans CJK SC" w:hAnsi="Noto Sans CJK SC" w:eastAsia="Noto Sans CJK SC"/>
+                <w:rFonts w:ascii="Hiragino Sans GB" w:hAnsi="Hiragino Sans GB" w:eastAsia="Hiragino Sans GB"/>
                 <w:b/>
                 <w:color w:val="262626"/>
                 <w:sz w:val="17"/>
@@ -13923,12 +13923,12 @@
             <w:r/>
             <w:r>
               <w:rPr>
-                <w:rFonts w:ascii="Noto Sans CJK SC" w:hAnsi="Noto Sans CJK SC" w:eastAsia="Noto Sans CJK SC"/>
+                <w:rFonts w:ascii="Hiragino Sans GB" w:hAnsi="Hiragino Sans GB" w:eastAsia="Hiragino Sans GB"/>
                 <w:b/>
                 <w:color w:val="262626"/>
                 <w:sz w:val="17"/>
               </w:rPr>
-              <w:t>客户选择</w:t>
+              <w:t>主播确认</w:t>
             </w:r>
           </w:p>
         </w:tc>
@@ -13953,7 +13953,7 @@
             <w:r/>
             <w:r>
               <w:rPr>
-                <w:rFonts w:ascii="Noto Sans CJK SC" w:hAnsi="Noto Sans CJK SC" w:eastAsia="Noto Sans CJK SC"/>
+                <w:rFonts w:ascii="Hiragino Sans GB" w:hAnsi="Hiragino Sans GB" w:eastAsia="Hiragino Sans GB"/>
                 <w:b w:val="0"/>
                 <w:color w:val="262626"/>
                 <w:sz w:val="17"/>
@@ -13981,7 +13981,7 @@
             <w:r/>
             <w:r>
               <w:rPr>
-                <w:rFonts w:ascii="Noto Sans CJK SC" w:hAnsi="Noto Sans CJK SC" w:eastAsia="Noto Sans CJK SC"/>
+                <w:rFonts w:ascii="Hiragino Sans GB" w:hAnsi="Hiragino Sans GB" w:eastAsia="Hiragino Sans GB"/>
                 <w:b w:val="0"/>
                 <w:color w:val="262626"/>
                 <w:sz w:val="17"/>
@@ -14011,7 +14011,7 @@
             <w:r/>
             <w:r>
               <w:rPr>
-                <w:rFonts w:ascii="Noto Sans CJK SC" w:hAnsi="Noto Sans CJK SC" w:eastAsia="Noto Sans CJK SC"/>
+                <w:rFonts w:ascii="Hiragino Sans GB" w:hAnsi="Hiragino Sans GB" w:eastAsia="Hiragino Sans GB"/>
                 <w:b w:val="0"/>
                 <w:color w:val="262626"/>
                 <w:sz w:val="17"/>
@@ -14039,7 +14039,7 @@
             <w:r/>
             <w:r>
               <w:rPr>
-                <w:rFonts w:ascii="Noto Sans CJK SC" w:hAnsi="Noto Sans CJK SC" w:eastAsia="Noto Sans CJK SC"/>
+                <w:rFonts w:ascii="Hiragino Sans GB" w:hAnsi="Hiragino Sans GB" w:eastAsia="Hiragino Sans GB"/>
                 <w:b w:val="0"/>
                 <w:color w:val="262626"/>
                 <w:sz w:val="17"/>
@@ -14070,7 +14070,7 @@
             <w:r/>
             <w:r>
               <w:rPr>
-                <w:rFonts w:ascii="Noto Sans CJK SC" w:hAnsi="Noto Sans CJK SC" w:eastAsia="Noto Sans CJK SC"/>
+                <w:rFonts w:ascii="Hiragino Sans GB" w:hAnsi="Hiragino Sans GB" w:eastAsia="Hiragino Sans GB"/>
                 <w:b w:val="0"/>
                 <w:color w:val="262626"/>
                 <w:sz w:val="17"/>
@@ -14098,7 +14098,7 @@
             <w:r/>
             <w:r>
               <w:rPr>
-                <w:rFonts w:ascii="Noto Sans CJK SC" w:hAnsi="Noto Sans CJK SC" w:eastAsia="Noto Sans CJK SC"/>
+                <w:rFonts w:ascii="Hiragino Sans GB" w:hAnsi="Hiragino Sans GB" w:eastAsia="Hiragino Sans GB"/>
                 <w:b w:val="0"/>
                 <w:color w:val="262626"/>
                 <w:sz w:val="17"/>
@@ -14128,7 +14128,7 @@
             <w:r/>
             <w:r>
               <w:rPr>
-                <w:rFonts w:ascii="Noto Sans CJK SC" w:hAnsi="Noto Sans CJK SC" w:eastAsia="Noto Sans CJK SC"/>
+                <w:rFonts w:ascii="Hiragino Sans GB" w:hAnsi="Hiragino Sans GB" w:eastAsia="Hiragino Sans GB"/>
                 <w:b w:val="0"/>
                 <w:color w:val="262626"/>
                 <w:sz w:val="17"/>
@@ -14156,7 +14156,7 @@
             <w:r/>
             <w:r>
               <w:rPr>
-                <w:rFonts w:ascii="Noto Sans CJK SC" w:hAnsi="Noto Sans CJK SC" w:eastAsia="Noto Sans CJK SC"/>
+                <w:rFonts w:ascii="Hiragino Sans GB" w:hAnsi="Hiragino Sans GB" w:eastAsia="Hiragino Sans GB"/>
                 <w:b w:val="0"/>
                 <w:color w:val="262626"/>
                 <w:sz w:val="17"/>
@@ -14186,7 +14186,7 @@
       </w:pPr>
       <w:r>
         <w:rPr>
-          <w:rFonts w:ascii="Noto Sans CJK SC" w:hAnsi="Noto Sans CJK SC" w:eastAsia="Noto Sans CJK SC"/>
+          <w:rFonts w:ascii="Hiragino Sans GB" w:hAnsi="Hiragino Sans GB" w:eastAsia="Hiragino Sans GB"/>
           <w:b/>
           <w:color w:val="1F4E79"/>
           <w:sz w:val="32"/>
@@ -14201,13 +14201,13 @@
       </w:pPr>
       <w:r>
         <w:rPr>
-          <w:rFonts w:ascii="Noto Sans CJK SC" w:hAnsi="Noto Sans CJK SC" w:eastAsia="Noto Sans CJK SC"/>
+          <w:rFonts w:ascii="Hiragino Sans GB" w:hAnsi="Hiragino Sans GB" w:eastAsia="Hiragino Sans GB"/>
           <w:b w:val="0"/>
           <w:i w:val="0"/>
           <w:color w:val="262626"/>
           <w:sz w:val="21"/>
         </w:rPr>
-        <w:t>当前设计为 AI 主体执行、人工监督与兜底，不属于完全无人直播。AI 负责标准化、重复性、低风险内容；人工负责高风险、低确定性、价格权益变化和客户特殊问题。</w:t>
+        <w:t>当前设计为 AI 主体执行、人工监督与兜底，不属于完全无人直播。AI 负责标准化、重复性、低风险内容；人工负责高风险、低确定性、价格权益变化和特殊问题。</w:t>
       </w:r>
     </w:p>
     <w:tbl>
@@ -14255,7 +14255,7 @@
             <w:r/>
             <w:r>
               <w:rPr>
-                <w:rFonts w:ascii="Noto Sans CJK SC" w:hAnsi="Noto Sans CJK SC" w:eastAsia="Noto Sans CJK SC"/>
+                <w:rFonts w:ascii="Hiragino Sans GB" w:hAnsi="Hiragino Sans GB" w:eastAsia="Hiragino Sans GB"/>
                 <w:b/>
                 <w:color w:val="262626"/>
                 <w:sz w:val="16"/>
@@ -14285,7 +14285,7 @@
             <w:r/>
             <w:r>
               <w:rPr>
-                <w:rFonts w:ascii="Noto Sans CJK SC" w:hAnsi="Noto Sans CJK SC" w:eastAsia="Noto Sans CJK SC"/>
+                <w:rFonts w:ascii="Hiragino Sans GB" w:hAnsi="Hiragino Sans GB" w:eastAsia="Hiragino Sans GB"/>
                 <w:b/>
                 <w:color w:val="262626"/>
                 <w:sz w:val="16"/>
@@ -14315,7 +14315,7 @@
             <w:r/>
             <w:r>
               <w:rPr>
-                <w:rFonts w:ascii="Noto Sans CJK SC" w:hAnsi="Noto Sans CJK SC" w:eastAsia="Noto Sans CJK SC"/>
+                <w:rFonts w:ascii="Hiragino Sans GB" w:hAnsi="Hiragino Sans GB" w:eastAsia="Hiragino Sans GB"/>
                 <w:b w:val="0"/>
                 <w:color w:val="262626"/>
                 <w:sz w:val="16"/>
@@ -14343,7 +14343,7 @@
             <w:r/>
             <w:r>
               <w:rPr>
-                <w:rFonts w:ascii="Noto Sans CJK SC" w:hAnsi="Noto Sans CJK SC" w:eastAsia="Noto Sans CJK SC"/>
+                <w:rFonts w:ascii="Hiragino Sans GB" w:hAnsi="Hiragino Sans GB" w:eastAsia="Hiragino Sans GB"/>
                 <w:b w:val="0"/>
                 <w:color w:val="262626"/>
                 <w:sz w:val="16"/>
@@ -14373,7 +14373,7 @@
             <w:r/>
             <w:r>
               <w:rPr>
-                <w:rFonts w:ascii="Noto Sans CJK SC" w:hAnsi="Noto Sans CJK SC" w:eastAsia="Noto Sans CJK SC"/>
+                <w:rFonts w:ascii="Hiragino Sans GB" w:hAnsi="Hiragino Sans GB" w:eastAsia="Hiragino Sans GB"/>
                 <w:b w:val="0"/>
                 <w:color w:val="262626"/>
                 <w:sz w:val="16"/>
@@ -14401,7 +14401,7 @@
             <w:r/>
             <w:r>
               <w:rPr>
-                <w:rFonts w:ascii="Noto Sans CJK SC" w:hAnsi="Noto Sans CJK SC" w:eastAsia="Noto Sans CJK SC"/>
+                <w:rFonts w:ascii="Hiragino Sans GB" w:hAnsi="Hiragino Sans GB" w:eastAsia="Hiragino Sans GB"/>
                 <w:b w:val="0"/>
                 <w:color w:val="262626"/>
                 <w:sz w:val="16"/>
@@ -14431,7 +14431,7 @@
             <w:r/>
             <w:r>
               <w:rPr>
-                <w:rFonts w:ascii="Noto Sans CJK SC" w:hAnsi="Noto Sans CJK SC" w:eastAsia="Noto Sans CJK SC"/>
+                <w:rFonts w:ascii="Hiragino Sans GB" w:hAnsi="Hiragino Sans GB" w:eastAsia="Hiragino Sans GB"/>
                 <w:b w:val="0"/>
                 <w:color w:val="262626"/>
                 <w:sz w:val="16"/>
@@ -14459,7 +14459,7 @@
             <w:r/>
             <w:r>
               <w:rPr>
-                <w:rFonts w:ascii="Noto Sans CJK SC" w:hAnsi="Noto Sans CJK SC" w:eastAsia="Noto Sans CJK SC"/>
+                <w:rFonts w:ascii="Hiragino Sans GB" w:hAnsi="Hiragino Sans GB" w:eastAsia="Hiragino Sans GB"/>
                 <w:b w:val="0"/>
                 <w:color w:val="262626"/>
                 <w:sz w:val="16"/>
@@ -14489,7 +14489,7 @@
             <w:r/>
             <w:r>
               <w:rPr>
-                <w:rFonts w:ascii="Noto Sans CJK SC" w:hAnsi="Noto Sans CJK SC" w:eastAsia="Noto Sans CJK SC"/>
+                <w:rFonts w:ascii="Hiragino Sans GB" w:hAnsi="Hiragino Sans GB" w:eastAsia="Hiragino Sans GB"/>
                 <w:b w:val="0"/>
                 <w:color w:val="262626"/>
                 <w:sz w:val="16"/>
@@ -14517,12 +14517,12 @@
             <w:r/>
             <w:r>
               <w:rPr>
-                <w:rFonts w:ascii="Noto Sans CJK SC" w:hAnsi="Noto Sans CJK SC" w:eastAsia="Noto Sans CJK SC"/>
+                <w:rFonts w:ascii="Hiragino Sans GB" w:hAnsi="Hiragino Sans GB" w:eastAsia="Hiragino Sans GB"/>
                 <w:b w:val="0"/>
                 <w:color w:val="262626"/>
                 <w:sz w:val="16"/>
               </w:rPr>
-              <w:t>重要客户、老用户特殊问题、平台违规风险。</w:t>
+              <w:t>重要主播方、老用户特殊问题、平台违规风险。</w:t>
             </w:r>
           </w:p>
         </w:tc>
@@ -14547,7 +14547,7 @@
             <w:r/>
             <w:r>
               <w:rPr>
-                <w:rFonts w:ascii="Noto Sans CJK SC" w:hAnsi="Noto Sans CJK SC" w:eastAsia="Noto Sans CJK SC"/>
+                <w:rFonts w:ascii="Hiragino Sans GB" w:hAnsi="Hiragino Sans GB" w:eastAsia="Hiragino Sans GB"/>
                 <w:b w:val="0"/>
                 <w:color w:val="262626"/>
                 <w:sz w:val="16"/>
@@ -14575,12 +14575,12 @@
             <w:r/>
             <w:r>
               <w:rPr>
-                <w:rFonts w:ascii="Noto Sans CJK SC" w:hAnsi="Noto Sans CJK SC" w:eastAsia="Noto Sans CJK SC"/>
+                <w:rFonts w:ascii="Hiragino Sans GB" w:hAnsi="Hiragino Sans GB" w:eastAsia="Hiragino Sans GB"/>
                 <w:b w:val="0"/>
                 <w:color w:val="262626"/>
                 <w:sz w:val="16"/>
               </w:rPr>
-              <w:t>客户临时活动变更或 AI 输出明显异常。</w:t>
+              <w:t>主播方临时活动变更或 AI 输出明显异常。</w:t>
             </w:r>
           </w:p>
         </w:tc>
@@ -14629,7 +14629,7 @@
             </w:pPr>
             <w:r>
               <w:rPr>
-                <w:rFonts w:ascii="Noto Sans CJK SC" w:hAnsi="Noto Sans CJK SC" w:eastAsia="Noto Sans CJK SC"/>
+                <w:rFonts w:ascii="Hiragino Sans GB" w:hAnsi="Hiragino Sans GB" w:eastAsia="Hiragino Sans GB"/>
                 <w:b/>
                 <w:color w:val="1F4E79"/>
                 <w:sz w:val="21"/>
@@ -14644,7 +14644,7 @@
             </w:pPr>
             <w:r>
               <w:rPr>
-                <w:rFonts w:ascii="Noto Sans CJK SC" w:hAnsi="Noto Sans CJK SC" w:eastAsia="Noto Sans CJK SC"/>
+                <w:rFonts w:ascii="Hiragino Sans GB" w:hAnsi="Hiragino Sans GB" w:eastAsia="Hiragino Sans GB"/>
                 <w:color w:val="262626"/>
                 <w:sz w:val="20"/>
               </w:rPr>
@@ -14707,7 +14707,7 @@
             <w:r/>
             <w:r>
               <w:rPr>
-                <w:rFonts w:ascii="Noto Sans CJK SC" w:hAnsi="Noto Sans CJK SC" w:eastAsia="Noto Sans CJK SC"/>
+                <w:rFonts w:ascii="Hiragino Sans GB" w:hAnsi="Hiragino Sans GB" w:eastAsia="Hiragino Sans GB"/>
                 <w:b/>
                 <w:color w:val="262626"/>
                 <w:sz w:val="17"/>
@@ -14737,7 +14737,7 @@
             <w:r/>
             <w:r>
               <w:rPr>
-                <w:rFonts w:ascii="Noto Sans CJK SC" w:hAnsi="Noto Sans CJK SC" w:eastAsia="Noto Sans CJK SC"/>
+                <w:rFonts w:ascii="Hiragino Sans GB" w:hAnsi="Hiragino Sans GB" w:eastAsia="Hiragino Sans GB"/>
                 <w:b/>
                 <w:color w:val="262626"/>
                 <w:sz w:val="17"/>
@@ -14767,7 +14767,7 @@
             <w:r/>
             <w:r>
               <w:rPr>
-                <w:rFonts w:ascii="Noto Sans CJK SC" w:hAnsi="Noto Sans CJK SC" w:eastAsia="Noto Sans CJK SC"/>
+                <w:rFonts w:ascii="Hiragino Sans GB" w:hAnsi="Hiragino Sans GB" w:eastAsia="Hiragino Sans GB"/>
                 <w:b/>
                 <w:color w:val="262626"/>
                 <w:sz w:val="17"/>
@@ -14797,12 +14797,12 @@
             <w:r/>
             <w:r>
               <w:rPr>
-                <w:rFonts w:ascii="Noto Sans CJK SC" w:hAnsi="Noto Sans CJK SC" w:eastAsia="Noto Sans CJK SC"/>
+                <w:rFonts w:ascii="Hiragino Sans GB" w:hAnsi="Hiragino Sans GB" w:eastAsia="Hiragino Sans GB"/>
                 <w:b/>
                 <w:color w:val="262626"/>
                 <w:sz w:val="17"/>
               </w:rPr>
-              <w:t>客户意见</w:t>
+              <w:t>修改意见</w:t>
             </w:r>
           </w:p>
         </w:tc>
@@ -14827,7 +14827,7 @@
             <w:r/>
             <w:r>
               <w:rPr>
-                <w:rFonts w:ascii="Noto Sans CJK SC" w:hAnsi="Noto Sans CJK SC" w:eastAsia="Noto Sans CJK SC"/>
+                <w:rFonts w:ascii="Hiragino Sans GB" w:hAnsi="Hiragino Sans GB" w:eastAsia="Hiragino Sans GB"/>
                 <w:b w:val="0"/>
                 <w:color w:val="262626"/>
                 <w:sz w:val="17"/>
@@ -14856,7 +14856,7 @@
             <w:r/>
             <w:r>
               <w:rPr>
-                <w:rFonts w:ascii="Noto Sans CJK SC" w:hAnsi="Noto Sans CJK SC" w:eastAsia="Noto Sans CJK SC"/>
+                <w:rFonts w:ascii="Hiragino Sans GB" w:hAnsi="Hiragino Sans GB" w:eastAsia="Hiragino Sans GB"/>
                 <w:b w:val="0"/>
                 <w:color w:val="262626"/>
                 <w:sz w:val="17"/>
@@ -14885,7 +14885,7 @@
             <w:r/>
             <w:r>
               <w:rPr>
-                <w:rFonts w:ascii="Noto Sans CJK SC" w:hAnsi="Noto Sans CJK SC" w:eastAsia="Noto Sans CJK SC"/>
+                <w:rFonts w:ascii="Hiragino Sans GB" w:hAnsi="Hiragino Sans GB" w:eastAsia="Hiragino Sans GB"/>
                 <w:b w:val="0"/>
                 <w:color w:val="262626"/>
                 <w:sz w:val="17"/>
@@ -14914,7 +14914,7 @@
             <w:r/>
             <w:r>
               <w:rPr>
-                <w:rFonts w:ascii="Noto Sans CJK SC" w:hAnsi="Noto Sans CJK SC" w:eastAsia="Noto Sans CJK SC"/>
+                <w:rFonts w:ascii="Hiragino Sans GB" w:hAnsi="Hiragino Sans GB" w:eastAsia="Hiragino Sans GB"/>
                 <w:b w:val="0"/>
                 <w:color w:val="262626"/>
                 <w:sz w:val="17"/>
@@ -14943,7 +14943,7 @@
             <w:r/>
             <w:r>
               <w:rPr>
-                <w:rFonts w:ascii="Noto Sans CJK SC" w:hAnsi="Noto Sans CJK SC" w:eastAsia="Noto Sans CJK SC"/>
+                <w:rFonts w:ascii="Hiragino Sans GB" w:hAnsi="Hiragino Sans GB" w:eastAsia="Hiragino Sans GB"/>
                 <w:b w:val="0"/>
                 <w:color w:val="262626"/>
                 <w:sz w:val="17"/>
@@ -14972,7 +14972,7 @@
             <w:r/>
             <w:r>
               <w:rPr>
-                <w:rFonts w:ascii="Noto Sans CJK SC" w:hAnsi="Noto Sans CJK SC" w:eastAsia="Noto Sans CJK SC"/>
+                <w:rFonts w:ascii="Hiragino Sans GB" w:hAnsi="Hiragino Sans GB" w:eastAsia="Hiragino Sans GB"/>
                 <w:b w:val="0"/>
                 <w:color w:val="262626"/>
                 <w:sz w:val="17"/>
@@ -15001,7 +15001,7 @@
             <w:r/>
             <w:r>
               <w:rPr>
-                <w:rFonts w:ascii="Noto Sans CJK SC" w:hAnsi="Noto Sans CJK SC" w:eastAsia="Noto Sans CJK SC"/>
+                <w:rFonts w:ascii="Hiragino Sans GB" w:hAnsi="Hiragino Sans GB" w:eastAsia="Hiragino Sans GB"/>
                 <w:b w:val="0"/>
                 <w:color w:val="262626"/>
                 <w:sz w:val="17"/>
@@ -15030,7 +15030,7 @@
             <w:r/>
             <w:r>
               <w:rPr>
-                <w:rFonts w:ascii="Noto Sans CJK SC" w:hAnsi="Noto Sans CJK SC" w:eastAsia="Noto Sans CJK SC"/>
+                <w:rFonts w:ascii="Hiragino Sans GB" w:hAnsi="Hiragino Sans GB" w:eastAsia="Hiragino Sans GB"/>
                 <w:b w:val="0"/>
                 <w:color w:val="262626"/>
                 <w:sz w:val="17"/>
@@ -15059,7 +15059,7 @@
             <w:r/>
             <w:r>
               <w:rPr>
-                <w:rFonts w:ascii="Noto Sans CJK SC" w:hAnsi="Noto Sans CJK SC" w:eastAsia="Noto Sans CJK SC"/>
+                <w:rFonts w:ascii="Hiragino Sans GB" w:hAnsi="Hiragino Sans GB" w:eastAsia="Hiragino Sans GB"/>
                 <w:b w:val="0"/>
                 <w:color w:val="262626"/>
                 <w:sz w:val="17"/>
@@ -15088,7 +15088,7 @@
             <w:r/>
             <w:r>
               <w:rPr>
-                <w:rFonts w:ascii="Noto Sans CJK SC" w:hAnsi="Noto Sans CJK SC" w:eastAsia="Noto Sans CJK SC"/>
+                <w:rFonts w:ascii="Hiragino Sans GB" w:hAnsi="Hiragino Sans GB" w:eastAsia="Hiragino Sans GB"/>
                 <w:b w:val="0"/>
                 <w:color w:val="262626"/>
                 <w:sz w:val="17"/>
@@ -15117,7 +15117,7 @@
             <w:r/>
             <w:r>
               <w:rPr>
-                <w:rFonts w:ascii="Noto Sans CJK SC" w:hAnsi="Noto Sans CJK SC" w:eastAsia="Noto Sans CJK SC"/>
+                <w:rFonts w:ascii="Hiragino Sans GB" w:hAnsi="Hiragino Sans GB" w:eastAsia="Hiragino Sans GB"/>
                 <w:b w:val="0"/>
                 <w:color w:val="262626"/>
                 <w:sz w:val="17"/>
@@ -15146,7 +15146,7 @@
             <w:r/>
             <w:r>
               <w:rPr>
-                <w:rFonts w:ascii="Noto Sans CJK SC" w:hAnsi="Noto Sans CJK SC" w:eastAsia="Noto Sans CJK SC"/>
+                <w:rFonts w:ascii="Hiragino Sans GB" w:hAnsi="Hiragino Sans GB" w:eastAsia="Hiragino Sans GB"/>
                 <w:b w:val="0"/>
                 <w:color w:val="262626"/>
                 <w:sz w:val="17"/>
@@ -15175,7 +15175,7 @@
             <w:r/>
             <w:r>
               <w:rPr>
-                <w:rFonts w:ascii="Noto Sans CJK SC" w:hAnsi="Noto Sans CJK SC" w:eastAsia="Noto Sans CJK SC"/>
+                <w:rFonts w:ascii="Hiragino Sans GB" w:hAnsi="Hiragino Sans GB" w:eastAsia="Hiragino Sans GB"/>
                 <w:b w:val="0"/>
                 <w:color w:val="262626"/>
                 <w:sz w:val="17"/>
@@ -15204,7 +15204,7 @@
             <w:r/>
             <w:r>
               <w:rPr>
-                <w:rFonts w:ascii="Noto Sans CJK SC" w:hAnsi="Noto Sans CJK SC" w:eastAsia="Noto Sans CJK SC"/>
+                <w:rFonts w:ascii="Hiragino Sans GB" w:hAnsi="Hiragino Sans GB" w:eastAsia="Hiragino Sans GB"/>
                 <w:b w:val="0"/>
                 <w:color w:val="262626"/>
                 <w:sz w:val="17"/>
@@ -15233,7 +15233,7 @@
             <w:r/>
             <w:r>
               <w:rPr>
-                <w:rFonts w:ascii="Noto Sans CJK SC" w:hAnsi="Noto Sans CJK SC" w:eastAsia="Noto Sans CJK SC"/>
+                <w:rFonts w:ascii="Hiragino Sans GB" w:hAnsi="Hiragino Sans GB" w:eastAsia="Hiragino Sans GB"/>
                 <w:b w:val="0"/>
                 <w:color w:val="262626"/>
                 <w:sz w:val="17"/>
@@ -15262,7 +15262,7 @@
             <w:r/>
             <w:r>
               <w:rPr>
-                <w:rFonts w:ascii="Noto Sans CJK SC" w:hAnsi="Noto Sans CJK SC" w:eastAsia="Noto Sans CJK SC"/>
+                <w:rFonts w:ascii="Hiragino Sans GB" w:hAnsi="Hiragino Sans GB" w:eastAsia="Hiragino Sans GB"/>
                 <w:b w:val="0"/>
                 <w:color w:val="262626"/>
                 <w:sz w:val="17"/>
@@ -15291,7 +15291,7 @@
       </w:pPr>
       <w:r>
         <w:rPr>
-          <w:rFonts w:ascii="Noto Sans CJK SC" w:hAnsi="Noto Sans CJK SC" w:eastAsia="Noto Sans CJK SC"/>
+          <w:rFonts w:ascii="Hiragino Sans GB" w:hAnsi="Hiragino Sans GB" w:eastAsia="Hiragino Sans GB"/>
           <w:b/>
           <w:color w:val="1F4E79"/>
           <w:sz w:val="32"/>
@@ -15306,7 +15306,7 @@
       </w:pPr>
       <w:r>
         <w:rPr>
-          <w:rFonts w:ascii="Noto Sans CJK SC" w:hAnsi="Noto Sans CJK SC" w:eastAsia="Noto Sans CJK SC"/>
+          <w:rFonts w:ascii="Hiragino Sans GB" w:hAnsi="Hiragino Sans GB" w:eastAsia="Hiragino Sans GB"/>
           <w:b w:val="0"/>
           <w:i w:val="0"/>
           <w:color w:val="262626"/>
@@ -15364,7 +15364,7 @@
             <w:r/>
             <w:r>
               <w:rPr>
-                <w:rFonts w:ascii="Noto Sans CJK SC" w:hAnsi="Noto Sans CJK SC" w:eastAsia="Noto Sans CJK SC"/>
+                <w:rFonts w:ascii="Hiragino Sans GB" w:hAnsi="Hiragino Sans GB" w:eastAsia="Hiragino Sans GB"/>
                 <w:b/>
                 <w:color w:val="262626"/>
                 <w:sz w:val="14"/>
@@ -15394,7 +15394,7 @@
             <w:r/>
             <w:r>
               <w:rPr>
-                <w:rFonts w:ascii="Noto Sans CJK SC" w:hAnsi="Noto Sans CJK SC" w:eastAsia="Noto Sans CJK SC"/>
+                <w:rFonts w:ascii="Hiragino Sans GB" w:hAnsi="Hiragino Sans GB" w:eastAsia="Hiragino Sans GB"/>
                 <w:b/>
                 <w:color w:val="262626"/>
                 <w:sz w:val="14"/>
@@ -15424,7 +15424,7 @@
             <w:r/>
             <w:r>
               <w:rPr>
-                <w:rFonts w:ascii="Noto Sans CJK SC" w:hAnsi="Noto Sans CJK SC" w:eastAsia="Noto Sans CJK SC"/>
+                <w:rFonts w:ascii="Hiragino Sans GB" w:hAnsi="Hiragino Sans GB" w:eastAsia="Hiragino Sans GB"/>
                 <w:b/>
                 <w:color w:val="262626"/>
                 <w:sz w:val="14"/>
@@ -15454,7 +15454,7 @@
             <w:r/>
             <w:r>
               <w:rPr>
-                <w:rFonts w:ascii="Noto Sans CJK SC" w:hAnsi="Noto Sans CJK SC" w:eastAsia="Noto Sans CJK SC"/>
+                <w:rFonts w:ascii="Hiragino Sans GB" w:hAnsi="Hiragino Sans GB" w:eastAsia="Hiragino Sans GB"/>
                 <w:b/>
                 <w:color w:val="262626"/>
                 <w:sz w:val="14"/>
@@ -15484,7 +15484,7 @@
             <w:r/>
             <w:r>
               <w:rPr>
-                <w:rFonts w:ascii="Noto Sans CJK SC" w:hAnsi="Noto Sans CJK SC" w:eastAsia="Noto Sans CJK SC"/>
+                <w:rFonts w:ascii="Hiragino Sans GB" w:hAnsi="Hiragino Sans GB" w:eastAsia="Hiragino Sans GB"/>
                 <w:b/>
                 <w:color w:val="262626"/>
                 <w:sz w:val="14"/>
@@ -15514,12 +15514,12 @@
             <w:r/>
             <w:r>
               <w:rPr>
-                <w:rFonts w:ascii="Noto Sans CJK SC" w:hAnsi="Noto Sans CJK SC" w:eastAsia="Noto Sans CJK SC"/>
+                <w:rFonts w:ascii="Hiragino Sans GB" w:hAnsi="Hiragino Sans GB" w:eastAsia="Hiragino Sans GB"/>
                 <w:b/>
                 <w:color w:val="262626"/>
                 <w:sz w:val="14"/>
               </w:rPr>
-              <w:t>客户确认</w:t>
+              <w:t>主播确认</w:t>
             </w:r>
           </w:p>
         </w:tc>
@@ -15544,7 +15544,7 @@
             <w:r/>
             <w:r>
               <w:rPr>
-                <w:rFonts w:ascii="Noto Sans CJK SC" w:hAnsi="Noto Sans CJK SC" w:eastAsia="Noto Sans CJK SC"/>
+                <w:rFonts w:ascii="Hiragino Sans GB" w:hAnsi="Hiragino Sans GB" w:eastAsia="Hiragino Sans GB"/>
                 <w:b w:val="0"/>
                 <w:color w:val="262626"/>
                 <w:sz w:val="14"/>
@@ -15572,7 +15572,7 @@
             <w:r/>
             <w:r>
               <w:rPr>
-                <w:rFonts w:ascii="Noto Sans CJK SC" w:hAnsi="Noto Sans CJK SC" w:eastAsia="Noto Sans CJK SC"/>
+                <w:rFonts w:ascii="Hiragino Sans GB" w:hAnsi="Hiragino Sans GB" w:eastAsia="Hiragino Sans GB"/>
                 <w:b w:val="0"/>
                 <w:color w:val="262626"/>
                 <w:sz w:val="14"/>
@@ -15600,7 +15600,7 @@
             <w:r/>
             <w:r>
               <w:rPr>
-                <w:rFonts w:ascii="Noto Sans CJK SC" w:hAnsi="Noto Sans CJK SC" w:eastAsia="Noto Sans CJK SC"/>
+                <w:rFonts w:ascii="Hiragino Sans GB" w:hAnsi="Hiragino Sans GB" w:eastAsia="Hiragino Sans GB"/>
                 <w:b w:val="0"/>
                 <w:color w:val="262626"/>
                 <w:sz w:val="14"/>
@@ -15628,7 +15628,7 @@
             <w:r/>
             <w:r>
               <w:rPr>
-                <w:rFonts w:ascii="Noto Sans CJK SC" w:hAnsi="Noto Sans CJK SC" w:eastAsia="Noto Sans CJK SC"/>
+                <w:rFonts w:ascii="Hiragino Sans GB" w:hAnsi="Hiragino Sans GB" w:eastAsia="Hiragino Sans GB"/>
                 <w:b w:val="0"/>
                 <w:color w:val="262626"/>
                 <w:sz w:val="14"/>
@@ -15656,7 +15656,7 @@
             <w:r/>
             <w:r>
               <w:rPr>
-                <w:rFonts w:ascii="Noto Sans CJK SC" w:hAnsi="Noto Sans CJK SC" w:eastAsia="Noto Sans CJK SC"/>
+                <w:rFonts w:ascii="Hiragino Sans GB" w:hAnsi="Hiragino Sans GB" w:eastAsia="Hiragino Sans GB"/>
                 <w:b w:val="0"/>
                 <w:color w:val="262626"/>
                 <w:sz w:val="14"/>
@@ -15684,7 +15684,7 @@
             <w:r/>
             <w:r>
               <w:rPr>
-                <w:rFonts w:ascii="Noto Sans CJK SC" w:hAnsi="Noto Sans CJK SC" w:eastAsia="Noto Sans CJK SC"/>
+                <w:rFonts w:ascii="Hiragino Sans GB" w:hAnsi="Hiragino Sans GB" w:eastAsia="Hiragino Sans GB"/>
                 <w:b w:val="0"/>
                 <w:color w:val="262626"/>
                 <w:sz w:val="14"/>
@@ -15714,7 +15714,7 @@
             <w:r/>
             <w:r>
               <w:rPr>
-                <w:rFonts w:ascii="Noto Sans CJK SC" w:hAnsi="Noto Sans CJK SC" w:eastAsia="Noto Sans CJK SC"/>
+                <w:rFonts w:ascii="Hiragino Sans GB" w:hAnsi="Hiragino Sans GB" w:eastAsia="Hiragino Sans GB"/>
                 <w:b w:val="0"/>
                 <w:color w:val="262626"/>
                 <w:sz w:val="14"/>
@@ -15742,7 +15742,7 @@
             <w:r/>
             <w:r>
               <w:rPr>
-                <w:rFonts w:ascii="Noto Sans CJK SC" w:hAnsi="Noto Sans CJK SC" w:eastAsia="Noto Sans CJK SC"/>
+                <w:rFonts w:ascii="Hiragino Sans GB" w:hAnsi="Hiragino Sans GB" w:eastAsia="Hiragino Sans GB"/>
                 <w:b w:val="0"/>
                 <w:color w:val="262626"/>
                 <w:sz w:val="14"/>
@@ -15770,7 +15770,7 @@
             <w:r/>
             <w:r>
               <w:rPr>
-                <w:rFonts w:ascii="Noto Sans CJK SC" w:hAnsi="Noto Sans CJK SC" w:eastAsia="Noto Sans CJK SC"/>
+                <w:rFonts w:ascii="Hiragino Sans GB" w:hAnsi="Hiragino Sans GB" w:eastAsia="Hiragino Sans GB"/>
                 <w:b w:val="0"/>
                 <w:color w:val="262626"/>
                 <w:sz w:val="14"/>
@@ -15798,7 +15798,7 @@
             <w:r/>
             <w:r>
               <w:rPr>
-                <w:rFonts w:ascii="Noto Sans CJK SC" w:hAnsi="Noto Sans CJK SC" w:eastAsia="Noto Sans CJK SC"/>
+                <w:rFonts w:ascii="Hiragino Sans GB" w:hAnsi="Hiragino Sans GB" w:eastAsia="Hiragino Sans GB"/>
                 <w:b w:val="0"/>
                 <w:color w:val="262626"/>
                 <w:sz w:val="14"/>
@@ -15826,7 +15826,7 @@
             <w:r/>
             <w:r>
               <w:rPr>
-                <w:rFonts w:ascii="Noto Sans CJK SC" w:hAnsi="Noto Sans CJK SC" w:eastAsia="Noto Sans CJK SC"/>
+                <w:rFonts w:ascii="Hiragino Sans GB" w:hAnsi="Hiragino Sans GB" w:eastAsia="Hiragino Sans GB"/>
                 <w:b w:val="0"/>
                 <w:color w:val="262626"/>
                 <w:sz w:val="14"/>
@@ -15854,7 +15854,7 @@
             <w:r/>
             <w:r>
               <w:rPr>
-                <w:rFonts w:ascii="Noto Sans CJK SC" w:hAnsi="Noto Sans CJK SC" w:eastAsia="Noto Sans CJK SC"/>
+                <w:rFonts w:ascii="Hiragino Sans GB" w:hAnsi="Hiragino Sans GB" w:eastAsia="Hiragino Sans GB"/>
                 <w:b w:val="0"/>
                 <w:color w:val="262626"/>
                 <w:sz w:val="14"/>
@@ -15884,7 +15884,7 @@
             <w:r/>
             <w:r>
               <w:rPr>
-                <w:rFonts w:ascii="Noto Sans CJK SC" w:hAnsi="Noto Sans CJK SC" w:eastAsia="Noto Sans CJK SC"/>
+                <w:rFonts w:ascii="Hiragino Sans GB" w:hAnsi="Hiragino Sans GB" w:eastAsia="Hiragino Sans GB"/>
                 <w:b w:val="0"/>
                 <w:color w:val="262626"/>
                 <w:sz w:val="14"/>
@@ -15912,7 +15912,7 @@
             <w:r/>
             <w:r>
               <w:rPr>
-                <w:rFonts w:ascii="Noto Sans CJK SC" w:hAnsi="Noto Sans CJK SC" w:eastAsia="Noto Sans CJK SC"/>
+                <w:rFonts w:ascii="Hiragino Sans GB" w:hAnsi="Hiragino Sans GB" w:eastAsia="Hiragino Sans GB"/>
                 <w:b w:val="0"/>
                 <w:color w:val="262626"/>
                 <w:sz w:val="14"/>
@@ -15940,7 +15940,7 @@
             <w:r/>
             <w:r>
               <w:rPr>
-                <w:rFonts w:ascii="Noto Sans CJK SC" w:hAnsi="Noto Sans CJK SC" w:eastAsia="Noto Sans CJK SC"/>
+                <w:rFonts w:ascii="Hiragino Sans GB" w:hAnsi="Hiragino Sans GB" w:eastAsia="Hiragino Sans GB"/>
                 <w:b w:val="0"/>
                 <w:color w:val="262626"/>
                 <w:sz w:val="14"/>
@@ -15968,7 +15968,7 @@
             <w:r/>
             <w:r>
               <w:rPr>
-                <w:rFonts w:ascii="Noto Sans CJK SC" w:hAnsi="Noto Sans CJK SC" w:eastAsia="Noto Sans CJK SC"/>
+                <w:rFonts w:ascii="Hiragino Sans GB" w:hAnsi="Hiragino Sans GB" w:eastAsia="Hiragino Sans GB"/>
                 <w:b w:val="0"/>
                 <w:color w:val="262626"/>
                 <w:sz w:val="14"/>
@@ -15996,7 +15996,7 @@
             <w:r/>
             <w:r>
               <w:rPr>
-                <w:rFonts w:ascii="Noto Sans CJK SC" w:hAnsi="Noto Sans CJK SC" w:eastAsia="Noto Sans CJK SC"/>
+                <w:rFonts w:ascii="Hiragino Sans GB" w:hAnsi="Hiragino Sans GB" w:eastAsia="Hiragino Sans GB"/>
                 <w:b w:val="0"/>
                 <w:color w:val="262626"/>
                 <w:sz w:val="14"/>
@@ -16024,7 +16024,7 @@
             <w:r/>
             <w:r>
               <w:rPr>
-                <w:rFonts w:ascii="Noto Sans CJK SC" w:hAnsi="Noto Sans CJK SC" w:eastAsia="Noto Sans CJK SC"/>
+                <w:rFonts w:ascii="Hiragino Sans GB" w:hAnsi="Hiragino Sans GB" w:eastAsia="Hiragino Sans GB"/>
                 <w:b w:val="0"/>
                 <w:color w:val="262626"/>
                 <w:sz w:val="14"/>
@@ -16088,7 +16088,7 @@
             <w:r/>
             <w:r>
               <w:rPr>
-                <w:rFonts w:ascii="Noto Sans CJK SC" w:hAnsi="Noto Sans CJK SC" w:eastAsia="Noto Sans CJK SC"/>
+                <w:rFonts w:ascii="Hiragino Sans GB" w:hAnsi="Hiragino Sans GB" w:eastAsia="Hiragino Sans GB"/>
                 <w:b/>
                 <w:color w:val="262626"/>
                 <w:sz w:val="17"/>
@@ -16118,7 +16118,7 @@
             <w:r/>
             <w:r>
               <w:rPr>
-                <w:rFonts w:ascii="Noto Sans CJK SC" w:hAnsi="Noto Sans CJK SC" w:eastAsia="Noto Sans CJK SC"/>
+                <w:rFonts w:ascii="Hiragino Sans GB" w:hAnsi="Hiragino Sans GB" w:eastAsia="Hiragino Sans GB"/>
                 <w:b/>
                 <w:color w:val="262626"/>
                 <w:sz w:val="17"/>
@@ -16148,7 +16148,7 @@
             <w:r/>
             <w:r>
               <w:rPr>
-                <w:rFonts w:ascii="Noto Sans CJK SC" w:hAnsi="Noto Sans CJK SC" w:eastAsia="Noto Sans CJK SC"/>
+                <w:rFonts w:ascii="Hiragino Sans GB" w:hAnsi="Hiragino Sans GB" w:eastAsia="Hiragino Sans GB"/>
                 <w:b/>
                 <w:color w:val="262626"/>
                 <w:sz w:val="17"/>
@@ -16178,12 +16178,12 @@
             <w:r/>
             <w:r>
               <w:rPr>
-                <w:rFonts w:ascii="Noto Sans CJK SC" w:hAnsi="Noto Sans CJK SC" w:eastAsia="Noto Sans CJK SC"/>
+                <w:rFonts w:ascii="Hiragino Sans GB" w:hAnsi="Hiragino Sans GB" w:eastAsia="Hiragino Sans GB"/>
                 <w:b/>
                 <w:color w:val="262626"/>
                 <w:sz w:val="17"/>
               </w:rPr>
-              <w:t>客户意见</w:t>
+              <w:t>修改意见</w:t>
             </w:r>
           </w:p>
         </w:tc>
@@ -16208,7 +16208,7 @@
             <w:r/>
             <w:r>
               <w:rPr>
-                <w:rFonts w:ascii="Noto Sans CJK SC" w:hAnsi="Noto Sans CJK SC" w:eastAsia="Noto Sans CJK SC"/>
+                <w:rFonts w:ascii="Hiragino Sans GB" w:hAnsi="Hiragino Sans GB" w:eastAsia="Hiragino Sans GB"/>
                 <w:b w:val="0"/>
                 <w:color w:val="262626"/>
                 <w:sz w:val="17"/>
@@ -16237,7 +16237,7 @@
             <w:r/>
             <w:r>
               <w:rPr>
-                <w:rFonts w:ascii="Noto Sans CJK SC" w:hAnsi="Noto Sans CJK SC" w:eastAsia="Noto Sans CJK SC"/>
+                <w:rFonts w:ascii="Hiragino Sans GB" w:hAnsi="Hiragino Sans GB" w:eastAsia="Hiragino Sans GB"/>
                 <w:b w:val="0"/>
                 <w:color w:val="262626"/>
                 <w:sz w:val="17"/>
@@ -16266,7 +16266,7 @@
             <w:r/>
             <w:r>
               <w:rPr>
-                <w:rFonts w:ascii="Noto Sans CJK SC" w:hAnsi="Noto Sans CJK SC" w:eastAsia="Noto Sans CJK SC"/>
+                <w:rFonts w:ascii="Hiragino Sans GB" w:hAnsi="Hiragino Sans GB" w:eastAsia="Hiragino Sans GB"/>
                 <w:b w:val="0"/>
                 <w:color w:val="262626"/>
                 <w:sz w:val="17"/>
@@ -16295,7 +16295,7 @@
             <w:r/>
             <w:r>
               <w:rPr>
-                <w:rFonts w:ascii="Noto Sans CJK SC" w:hAnsi="Noto Sans CJK SC" w:eastAsia="Noto Sans CJK SC"/>
+                <w:rFonts w:ascii="Hiragino Sans GB" w:hAnsi="Hiragino Sans GB" w:eastAsia="Hiragino Sans GB"/>
                 <w:b w:val="0"/>
                 <w:color w:val="262626"/>
                 <w:sz w:val="17"/>
@@ -16324,7 +16324,7 @@
             <w:r/>
             <w:r>
               <w:rPr>
-                <w:rFonts w:ascii="Noto Sans CJK SC" w:hAnsi="Noto Sans CJK SC" w:eastAsia="Noto Sans CJK SC"/>
+                <w:rFonts w:ascii="Hiragino Sans GB" w:hAnsi="Hiragino Sans GB" w:eastAsia="Hiragino Sans GB"/>
                 <w:b w:val="0"/>
                 <w:color w:val="262626"/>
                 <w:sz w:val="17"/>
@@ -16353,7 +16353,7 @@
             <w:r/>
             <w:r>
               <w:rPr>
-                <w:rFonts w:ascii="Noto Sans CJK SC" w:hAnsi="Noto Sans CJK SC" w:eastAsia="Noto Sans CJK SC"/>
+                <w:rFonts w:ascii="Hiragino Sans GB" w:hAnsi="Hiragino Sans GB" w:eastAsia="Hiragino Sans GB"/>
                 <w:b w:val="0"/>
                 <w:color w:val="262626"/>
                 <w:sz w:val="17"/>
@@ -16382,7 +16382,7 @@
             <w:r/>
             <w:r>
               <w:rPr>
-                <w:rFonts w:ascii="Noto Sans CJK SC" w:hAnsi="Noto Sans CJK SC" w:eastAsia="Noto Sans CJK SC"/>
+                <w:rFonts w:ascii="Hiragino Sans GB" w:hAnsi="Hiragino Sans GB" w:eastAsia="Hiragino Sans GB"/>
                 <w:b w:val="0"/>
                 <w:color w:val="262626"/>
                 <w:sz w:val="17"/>
@@ -16411,7 +16411,7 @@
             <w:r/>
             <w:r>
               <w:rPr>
-                <w:rFonts w:ascii="Noto Sans CJK SC" w:hAnsi="Noto Sans CJK SC" w:eastAsia="Noto Sans CJK SC"/>
+                <w:rFonts w:ascii="Hiragino Sans GB" w:hAnsi="Hiragino Sans GB" w:eastAsia="Hiragino Sans GB"/>
                 <w:b w:val="0"/>
                 <w:color w:val="262626"/>
                 <w:sz w:val="17"/>
@@ -16440,7 +16440,7 @@
             <w:r/>
             <w:r>
               <w:rPr>
-                <w:rFonts w:ascii="Noto Sans CJK SC" w:hAnsi="Noto Sans CJK SC" w:eastAsia="Noto Sans CJK SC"/>
+                <w:rFonts w:ascii="Hiragino Sans GB" w:hAnsi="Hiragino Sans GB" w:eastAsia="Hiragino Sans GB"/>
                 <w:b w:val="0"/>
                 <w:color w:val="262626"/>
                 <w:sz w:val="17"/>
@@ -16469,7 +16469,7 @@
             <w:r/>
             <w:r>
               <w:rPr>
-                <w:rFonts w:ascii="Noto Sans CJK SC" w:hAnsi="Noto Sans CJK SC" w:eastAsia="Noto Sans CJK SC"/>
+                <w:rFonts w:ascii="Hiragino Sans GB" w:hAnsi="Hiragino Sans GB" w:eastAsia="Hiragino Sans GB"/>
                 <w:b w:val="0"/>
                 <w:color w:val="262626"/>
                 <w:sz w:val="17"/>
@@ -16498,7 +16498,7 @@
             <w:r/>
             <w:r>
               <w:rPr>
-                <w:rFonts w:ascii="Noto Sans CJK SC" w:hAnsi="Noto Sans CJK SC" w:eastAsia="Noto Sans CJK SC"/>
+                <w:rFonts w:ascii="Hiragino Sans GB" w:hAnsi="Hiragino Sans GB" w:eastAsia="Hiragino Sans GB"/>
                 <w:b w:val="0"/>
                 <w:color w:val="262626"/>
                 <w:sz w:val="17"/>
@@ -16527,7 +16527,7 @@
             <w:r/>
             <w:r>
               <w:rPr>
-                <w:rFonts w:ascii="Noto Sans CJK SC" w:hAnsi="Noto Sans CJK SC" w:eastAsia="Noto Sans CJK SC"/>
+                <w:rFonts w:ascii="Hiragino Sans GB" w:hAnsi="Hiragino Sans GB" w:eastAsia="Hiragino Sans GB"/>
                 <w:b w:val="0"/>
                 <w:color w:val="262626"/>
                 <w:sz w:val="17"/>
@@ -16556,12 +16556,12 @@
       </w:pPr>
       <w:r>
         <w:rPr>
-          <w:rFonts w:ascii="Noto Sans CJK SC" w:hAnsi="Noto Sans CJK SC" w:eastAsia="Noto Sans CJK SC"/>
+          <w:rFonts w:ascii="Hiragino Sans GB" w:hAnsi="Hiragino Sans GB" w:eastAsia="Hiragino Sans GB"/>
           <w:b/>
           <w:color w:val="1F4E79"/>
           <w:sz w:val="32"/>
         </w:rPr>
-        <w:t>第十二章：需要客户补充的信息</w:t>
+        <w:t>第十二章：需要主播方补充的信息</w:t>
       </w:r>
     </w:p>
     <w:p>
@@ -16571,7 +16571,7 @@
       </w:pPr>
       <w:r>
         <w:rPr>
-          <w:rFonts w:ascii="Noto Sans CJK SC" w:hAnsi="Noto Sans CJK SC" w:eastAsia="Noto Sans CJK SC"/>
+          <w:rFonts w:ascii="Hiragino Sans GB" w:hAnsi="Hiragino Sans GB" w:eastAsia="Hiragino Sans GB"/>
           <w:b w:val="0"/>
           <w:i w:val="0"/>
           <w:color w:val="262626"/>
@@ -16626,7 +16626,7 @@
             <w:r/>
             <w:r>
               <w:rPr>
-                <w:rFonts w:ascii="Noto Sans CJK SC" w:hAnsi="Noto Sans CJK SC" w:eastAsia="Noto Sans CJK SC"/>
+                <w:rFonts w:ascii="Hiragino Sans GB" w:hAnsi="Hiragino Sans GB" w:eastAsia="Hiragino Sans GB"/>
                 <w:b/>
                 <w:color w:val="262626"/>
                 <w:sz w:val="15"/>
@@ -16656,12 +16656,12 @@
             <w:r/>
             <w:r>
               <w:rPr>
-                <w:rFonts w:ascii="Noto Sans CJK SC" w:hAnsi="Noto Sans CJK SC" w:eastAsia="Noto Sans CJK SC"/>
+                <w:rFonts w:ascii="Hiragino Sans GB" w:hAnsi="Hiragino Sans GB" w:eastAsia="Hiragino Sans GB"/>
                 <w:b/>
                 <w:color w:val="262626"/>
                 <w:sz w:val="15"/>
               </w:rPr>
-              <w:t>客户填写</w:t>
+              <w:t>主播方填写</w:t>
             </w:r>
           </w:p>
         </w:tc>
@@ -16686,7 +16686,7 @@
             <w:r/>
             <w:r>
               <w:rPr>
-                <w:rFonts w:ascii="Noto Sans CJK SC" w:hAnsi="Noto Sans CJK SC" w:eastAsia="Noto Sans CJK SC"/>
+                <w:rFonts w:ascii="Hiragino Sans GB" w:hAnsi="Hiragino Sans GB" w:eastAsia="Hiragino Sans GB"/>
                 <w:b/>
                 <w:color w:val="262626"/>
                 <w:sz w:val="15"/>
@@ -16716,7 +16716,7 @@
             <w:r/>
             <w:r>
               <w:rPr>
-                <w:rFonts w:ascii="Noto Sans CJK SC" w:hAnsi="Noto Sans CJK SC" w:eastAsia="Noto Sans CJK SC"/>
+                <w:rFonts w:ascii="Hiragino Sans GB" w:hAnsi="Hiragino Sans GB" w:eastAsia="Hiragino Sans GB"/>
                 <w:b w:val="0"/>
                 <w:color w:val="262626"/>
                 <w:sz w:val="15"/>
@@ -16745,7 +16745,7 @@
             <w:r/>
             <w:r>
               <w:rPr>
-                <w:rFonts w:ascii="Noto Sans CJK SC" w:hAnsi="Noto Sans CJK SC" w:eastAsia="Noto Sans CJK SC"/>
+                <w:rFonts w:ascii="Hiragino Sans GB" w:hAnsi="Hiragino Sans GB" w:eastAsia="Hiragino Sans GB"/>
                 <w:b w:val="0"/>
                 <w:color w:val="262626"/>
                 <w:sz w:val="15"/>
@@ -16772,7 +16772,7 @@
             <w:r/>
             <w:r>
               <w:rPr>
-                <w:rFonts w:ascii="Noto Sans CJK SC" w:hAnsi="Noto Sans CJK SC" w:eastAsia="Noto Sans CJK SC"/>
+                <w:rFonts w:ascii="Hiragino Sans GB" w:hAnsi="Hiragino Sans GB" w:eastAsia="Hiragino Sans GB"/>
                 <w:b w:val="0"/>
                 <w:color w:val="262626"/>
                 <w:sz w:val="15"/>
@@ -16802,7 +16802,7 @@
             <w:r/>
             <w:r>
               <w:rPr>
-                <w:rFonts w:ascii="Noto Sans CJK SC" w:hAnsi="Noto Sans CJK SC" w:eastAsia="Noto Sans CJK SC"/>
+                <w:rFonts w:ascii="Hiragino Sans GB" w:hAnsi="Hiragino Sans GB" w:eastAsia="Hiragino Sans GB"/>
                 <w:b w:val="0"/>
                 <w:color w:val="262626"/>
                 <w:sz w:val="15"/>
@@ -16831,7 +16831,7 @@
             <w:r/>
             <w:r>
               <w:rPr>
-                <w:rFonts w:ascii="Noto Sans CJK SC" w:hAnsi="Noto Sans CJK SC" w:eastAsia="Noto Sans CJK SC"/>
+                <w:rFonts w:ascii="Hiragino Sans GB" w:hAnsi="Hiragino Sans GB" w:eastAsia="Hiragino Sans GB"/>
                 <w:b w:val="0"/>
                 <w:color w:val="262626"/>
                 <w:sz w:val="15"/>
@@ -16858,7 +16858,7 @@
             <w:r/>
             <w:r>
               <w:rPr>
-                <w:rFonts w:ascii="Noto Sans CJK SC" w:hAnsi="Noto Sans CJK SC" w:eastAsia="Noto Sans CJK SC"/>
+                <w:rFonts w:ascii="Hiragino Sans GB" w:hAnsi="Hiragino Sans GB" w:eastAsia="Hiragino Sans GB"/>
                 <w:b w:val="0"/>
                 <w:color w:val="262626"/>
                 <w:sz w:val="15"/>
@@ -16888,7 +16888,7 @@
             <w:r/>
             <w:r>
               <w:rPr>
-                <w:rFonts w:ascii="Noto Sans CJK SC" w:hAnsi="Noto Sans CJK SC" w:eastAsia="Noto Sans CJK SC"/>
+                <w:rFonts w:ascii="Hiragino Sans GB" w:hAnsi="Hiragino Sans GB" w:eastAsia="Hiragino Sans GB"/>
                 <w:b w:val="0"/>
                 <w:color w:val="262626"/>
                 <w:sz w:val="15"/>
@@ -16917,7 +16917,7 @@
             <w:r/>
             <w:r>
               <w:rPr>
-                <w:rFonts w:ascii="Noto Sans CJK SC" w:hAnsi="Noto Sans CJK SC" w:eastAsia="Noto Sans CJK SC"/>
+                <w:rFonts w:ascii="Hiragino Sans GB" w:hAnsi="Hiragino Sans GB" w:eastAsia="Hiragino Sans GB"/>
                 <w:b w:val="0"/>
                 <w:color w:val="262626"/>
                 <w:sz w:val="15"/>
@@ -16944,7 +16944,7 @@
             <w:r/>
             <w:r>
               <w:rPr>
-                <w:rFonts w:ascii="Noto Sans CJK SC" w:hAnsi="Noto Sans CJK SC" w:eastAsia="Noto Sans CJK SC"/>
+                <w:rFonts w:ascii="Hiragino Sans GB" w:hAnsi="Hiragino Sans GB" w:eastAsia="Hiragino Sans GB"/>
                 <w:b w:val="0"/>
                 <w:color w:val="262626"/>
                 <w:sz w:val="15"/>
@@ -16974,7 +16974,7 @@
             <w:r/>
             <w:r>
               <w:rPr>
-                <w:rFonts w:ascii="Noto Sans CJK SC" w:hAnsi="Noto Sans CJK SC" w:eastAsia="Noto Sans CJK SC"/>
+                <w:rFonts w:ascii="Hiragino Sans GB" w:hAnsi="Hiragino Sans GB" w:eastAsia="Hiragino Sans GB"/>
                 <w:b w:val="0"/>
                 <w:color w:val="262626"/>
                 <w:sz w:val="15"/>
@@ -17003,7 +17003,7 @@
             <w:r/>
             <w:r>
               <w:rPr>
-                <w:rFonts w:ascii="Noto Sans CJK SC" w:hAnsi="Noto Sans CJK SC" w:eastAsia="Noto Sans CJK SC"/>
+                <w:rFonts w:ascii="Hiragino Sans GB" w:hAnsi="Hiragino Sans GB" w:eastAsia="Hiragino Sans GB"/>
                 <w:b w:val="0"/>
                 <w:color w:val="262626"/>
                 <w:sz w:val="15"/>
@@ -17030,7 +17030,7 @@
             <w:r/>
             <w:r>
               <w:rPr>
-                <w:rFonts w:ascii="Noto Sans CJK SC" w:hAnsi="Noto Sans CJK SC" w:eastAsia="Noto Sans CJK SC"/>
+                <w:rFonts w:ascii="Hiragino Sans GB" w:hAnsi="Hiragino Sans GB" w:eastAsia="Hiragino Sans GB"/>
                 <w:b w:val="0"/>
                 <w:color w:val="262626"/>
                 <w:sz w:val="15"/>
@@ -17060,7 +17060,7 @@
             <w:r/>
             <w:r>
               <w:rPr>
-                <w:rFonts w:ascii="Noto Sans CJK SC" w:hAnsi="Noto Sans CJK SC" w:eastAsia="Noto Sans CJK SC"/>
+                <w:rFonts w:ascii="Hiragino Sans GB" w:hAnsi="Hiragino Sans GB" w:eastAsia="Hiragino Sans GB"/>
                 <w:b w:val="0"/>
                 <w:color w:val="262626"/>
                 <w:sz w:val="15"/>
@@ -17089,7 +17089,7 @@
             <w:r/>
             <w:r>
               <w:rPr>
-                <w:rFonts w:ascii="Noto Sans CJK SC" w:hAnsi="Noto Sans CJK SC" w:eastAsia="Noto Sans CJK SC"/>
+                <w:rFonts w:ascii="Hiragino Sans GB" w:hAnsi="Hiragino Sans GB" w:eastAsia="Hiragino Sans GB"/>
                 <w:b w:val="0"/>
                 <w:color w:val="262626"/>
                 <w:sz w:val="15"/>
@@ -17116,7 +17116,7 @@
             <w:r/>
             <w:r>
               <w:rPr>
-                <w:rFonts w:ascii="Noto Sans CJK SC" w:hAnsi="Noto Sans CJK SC" w:eastAsia="Noto Sans CJK SC"/>
+                <w:rFonts w:ascii="Hiragino Sans GB" w:hAnsi="Hiragino Sans GB" w:eastAsia="Hiragino Sans GB"/>
                 <w:b w:val="0"/>
                 <w:color w:val="262626"/>
                 <w:sz w:val="15"/>
@@ -17146,7 +17146,7 @@
             <w:r/>
             <w:r>
               <w:rPr>
-                <w:rFonts w:ascii="Noto Sans CJK SC" w:hAnsi="Noto Sans CJK SC" w:eastAsia="Noto Sans CJK SC"/>
+                <w:rFonts w:ascii="Hiragino Sans GB" w:hAnsi="Hiragino Sans GB" w:eastAsia="Hiragino Sans GB"/>
                 <w:b w:val="0"/>
                 <w:color w:val="262626"/>
                 <w:sz w:val="15"/>
@@ -17175,7 +17175,7 @@
             <w:r/>
             <w:r>
               <w:rPr>
-                <w:rFonts w:ascii="Noto Sans CJK SC" w:hAnsi="Noto Sans CJK SC" w:eastAsia="Noto Sans CJK SC"/>
+                <w:rFonts w:ascii="Hiragino Sans GB" w:hAnsi="Hiragino Sans GB" w:eastAsia="Hiragino Sans GB"/>
                 <w:b w:val="0"/>
                 <w:color w:val="262626"/>
                 <w:sz w:val="15"/>
@@ -17202,7 +17202,7 @@
             <w:r/>
             <w:r>
               <w:rPr>
-                <w:rFonts w:ascii="Noto Sans CJK SC" w:hAnsi="Noto Sans CJK SC" w:eastAsia="Noto Sans CJK SC"/>
+                <w:rFonts w:ascii="Hiragino Sans GB" w:hAnsi="Hiragino Sans GB" w:eastAsia="Hiragino Sans GB"/>
                 <w:b w:val="0"/>
                 <w:color w:val="262626"/>
                 <w:sz w:val="15"/>
@@ -17232,7 +17232,7 @@
             <w:r/>
             <w:r>
               <w:rPr>
-                <w:rFonts w:ascii="Noto Sans CJK SC" w:hAnsi="Noto Sans CJK SC" w:eastAsia="Noto Sans CJK SC"/>
+                <w:rFonts w:ascii="Hiragino Sans GB" w:hAnsi="Hiragino Sans GB" w:eastAsia="Hiragino Sans GB"/>
                 <w:b w:val="0"/>
                 <w:color w:val="262626"/>
                 <w:sz w:val="15"/>
@@ -17261,7 +17261,7 @@
             <w:r/>
             <w:r>
               <w:rPr>
-                <w:rFonts w:ascii="Noto Sans CJK SC" w:hAnsi="Noto Sans CJK SC" w:eastAsia="Noto Sans CJK SC"/>
+                <w:rFonts w:ascii="Hiragino Sans GB" w:hAnsi="Hiragino Sans GB" w:eastAsia="Hiragino Sans GB"/>
                 <w:b w:val="0"/>
                 <w:color w:val="262626"/>
                 <w:sz w:val="15"/>
@@ -17288,7 +17288,7 @@
             <w:r/>
             <w:r>
               <w:rPr>
-                <w:rFonts w:ascii="Noto Sans CJK SC" w:hAnsi="Noto Sans CJK SC" w:eastAsia="Noto Sans CJK SC"/>
+                <w:rFonts w:ascii="Hiragino Sans GB" w:hAnsi="Hiragino Sans GB" w:eastAsia="Hiragino Sans GB"/>
                 <w:b w:val="0"/>
                 <w:color w:val="262626"/>
                 <w:sz w:val="15"/>
@@ -17318,7 +17318,7 @@
             <w:r/>
             <w:r>
               <w:rPr>
-                <w:rFonts w:ascii="Noto Sans CJK SC" w:hAnsi="Noto Sans CJK SC" w:eastAsia="Noto Sans CJK SC"/>
+                <w:rFonts w:ascii="Hiragino Sans GB" w:hAnsi="Hiragino Sans GB" w:eastAsia="Hiragino Sans GB"/>
                 <w:b w:val="0"/>
                 <w:color w:val="262626"/>
                 <w:sz w:val="15"/>
@@ -17347,7 +17347,7 @@
             <w:r/>
             <w:r>
               <w:rPr>
-                <w:rFonts w:ascii="Noto Sans CJK SC" w:hAnsi="Noto Sans CJK SC" w:eastAsia="Noto Sans CJK SC"/>
+                <w:rFonts w:ascii="Hiragino Sans GB" w:hAnsi="Hiragino Sans GB" w:eastAsia="Hiragino Sans GB"/>
                 <w:b w:val="0"/>
                 <w:color w:val="262626"/>
                 <w:sz w:val="15"/>
@@ -17374,7 +17374,7 @@
             <w:r/>
             <w:r>
               <w:rPr>
-                <w:rFonts w:ascii="Noto Sans CJK SC" w:hAnsi="Noto Sans CJK SC" w:eastAsia="Noto Sans CJK SC"/>
+                <w:rFonts w:ascii="Hiragino Sans GB" w:hAnsi="Hiragino Sans GB" w:eastAsia="Hiragino Sans GB"/>
                 <w:b w:val="0"/>
                 <w:color w:val="262626"/>
                 <w:sz w:val="15"/>
@@ -17404,7 +17404,7 @@
             <w:r/>
             <w:r>
               <w:rPr>
-                <w:rFonts w:ascii="Noto Sans CJK SC" w:hAnsi="Noto Sans CJK SC" w:eastAsia="Noto Sans CJK SC"/>
+                <w:rFonts w:ascii="Hiragino Sans GB" w:hAnsi="Hiragino Sans GB" w:eastAsia="Hiragino Sans GB"/>
                 <w:b w:val="0"/>
                 <w:color w:val="262626"/>
                 <w:sz w:val="15"/>
@@ -17433,7 +17433,7 @@
             <w:r/>
             <w:r>
               <w:rPr>
-                <w:rFonts w:ascii="Noto Sans CJK SC" w:hAnsi="Noto Sans CJK SC" w:eastAsia="Noto Sans CJK SC"/>
+                <w:rFonts w:ascii="Hiragino Sans GB" w:hAnsi="Hiragino Sans GB" w:eastAsia="Hiragino Sans GB"/>
                 <w:b w:val="0"/>
                 <w:color w:val="262626"/>
                 <w:sz w:val="15"/>
@@ -17460,7 +17460,7 @@
             <w:r/>
             <w:r>
               <w:rPr>
-                <w:rFonts w:ascii="Noto Sans CJK SC" w:hAnsi="Noto Sans CJK SC" w:eastAsia="Noto Sans CJK SC"/>
+                <w:rFonts w:ascii="Hiragino Sans GB" w:hAnsi="Hiragino Sans GB" w:eastAsia="Hiragino Sans GB"/>
                 <w:b w:val="0"/>
                 <w:color w:val="262626"/>
                 <w:sz w:val="15"/>
@@ -17490,7 +17490,7 @@
             <w:r/>
             <w:r>
               <w:rPr>
-                <w:rFonts w:ascii="Noto Sans CJK SC" w:hAnsi="Noto Sans CJK SC" w:eastAsia="Noto Sans CJK SC"/>
+                <w:rFonts w:ascii="Hiragino Sans GB" w:hAnsi="Hiragino Sans GB" w:eastAsia="Hiragino Sans GB"/>
                 <w:b w:val="0"/>
                 <w:color w:val="262626"/>
                 <w:sz w:val="15"/>
@@ -17519,7 +17519,7 @@
             <w:r/>
             <w:r>
               <w:rPr>
-                <w:rFonts w:ascii="Noto Sans CJK SC" w:hAnsi="Noto Sans CJK SC" w:eastAsia="Noto Sans CJK SC"/>
+                <w:rFonts w:ascii="Hiragino Sans GB" w:hAnsi="Hiragino Sans GB" w:eastAsia="Hiragino Sans GB"/>
                 <w:b w:val="0"/>
                 <w:color w:val="262626"/>
                 <w:sz w:val="15"/>
@@ -17546,7 +17546,7 @@
             <w:r/>
             <w:r>
               <w:rPr>
-                <w:rFonts w:ascii="Noto Sans CJK SC" w:hAnsi="Noto Sans CJK SC" w:eastAsia="Noto Sans CJK SC"/>
+                <w:rFonts w:ascii="Hiragino Sans GB" w:hAnsi="Hiragino Sans GB" w:eastAsia="Hiragino Sans GB"/>
                 <w:b w:val="0"/>
                 <w:color w:val="262626"/>
                 <w:sz w:val="15"/>
@@ -17576,7 +17576,7 @@
             <w:r/>
             <w:r>
               <w:rPr>
-                <w:rFonts w:ascii="Noto Sans CJK SC" w:hAnsi="Noto Sans CJK SC" w:eastAsia="Noto Sans CJK SC"/>
+                <w:rFonts w:ascii="Hiragino Sans GB" w:hAnsi="Hiragino Sans GB" w:eastAsia="Hiragino Sans GB"/>
                 <w:b w:val="0"/>
                 <w:color w:val="262626"/>
                 <w:sz w:val="15"/>
@@ -17605,7 +17605,7 @@
             <w:r/>
             <w:r>
               <w:rPr>
-                <w:rFonts w:ascii="Noto Sans CJK SC" w:hAnsi="Noto Sans CJK SC" w:eastAsia="Noto Sans CJK SC"/>
+                <w:rFonts w:ascii="Hiragino Sans GB" w:hAnsi="Hiragino Sans GB" w:eastAsia="Hiragino Sans GB"/>
                 <w:b w:val="0"/>
                 <w:color w:val="262626"/>
                 <w:sz w:val="15"/>
@@ -17632,7 +17632,7 @@
             <w:r/>
             <w:r>
               <w:rPr>
-                <w:rFonts w:ascii="Noto Sans CJK SC" w:hAnsi="Noto Sans CJK SC" w:eastAsia="Noto Sans CJK SC"/>
+                <w:rFonts w:ascii="Hiragino Sans GB" w:hAnsi="Hiragino Sans GB" w:eastAsia="Hiragino Sans GB"/>
                 <w:b w:val="0"/>
                 <w:color w:val="262626"/>
                 <w:sz w:val="15"/>
@@ -17662,7 +17662,7 @@
             <w:r/>
             <w:r>
               <w:rPr>
-                <w:rFonts w:ascii="Noto Sans CJK SC" w:hAnsi="Noto Sans CJK SC" w:eastAsia="Noto Sans CJK SC"/>
+                <w:rFonts w:ascii="Hiragino Sans GB" w:hAnsi="Hiragino Sans GB" w:eastAsia="Hiragino Sans GB"/>
                 <w:b w:val="0"/>
                 <w:color w:val="262626"/>
                 <w:sz w:val="15"/>
@@ -17691,7 +17691,7 @@
             <w:r/>
             <w:r>
               <w:rPr>
-                <w:rFonts w:ascii="Noto Sans CJK SC" w:hAnsi="Noto Sans CJK SC" w:eastAsia="Noto Sans CJK SC"/>
+                <w:rFonts w:ascii="Hiragino Sans GB" w:hAnsi="Hiragino Sans GB" w:eastAsia="Hiragino Sans GB"/>
                 <w:b w:val="0"/>
                 <w:color w:val="262626"/>
                 <w:sz w:val="15"/>
@@ -17718,7 +17718,7 @@
             <w:r/>
             <w:r>
               <w:rPr>
-                <w:rFonts w:ascii="Noto Sans CJK SC" w:hAnsi="Noto Sans CJK SC" w:eastAsia="Noto Sans CJK SC"/>
+                <w:rFonts w:ascii="Hiragino Sans GB" w:hAnsi="Hiragino Sans GB" w:eastAsia="Hiragino Sans GB"/>
                 <w:b w:val="0"/>
                 <w:color w:val="262626"/>
                 <w:sz w:val="15"/>
@@ -17748,7 +17748,7 @@
             <w:r/>
             <w:r>
               <w:rPr>
-                <w:rFonts w:ascii="Noto Sans CJK SC" w:hAnsi="Noto Sans CJK SC" w:eastAsia="Noto Sans CJK SC"/>
+                <w:rFonts w:ascii="Hiragino Sans GB" w:hAnsi="Hiragino Sans GB" w:eastAsia="Hiragino Sans GB"/>
                 <w:b w:val="0"/>
                 <w:color w:val="262626"/>
                 <w:sz w:val="15"/>
@@ -17777,7 +17777,7 @@
             <w:r/>
             <w:r>
               <w:rPr>
-                <w:rFonts w:ascii="Noto Sans CJK SC" w:hAnsi="Noto Sans CJK SC" w:eastAsia="Noto Sans CJK SC"/>
+                <w:rFonts w:ascii="Hiragino Sans GB" w:hAnsi="Hiragino Sans GB" w:eastAsia="Hiragino Sans GB"/>
                 <w:b w:val="0"/>
                 <w:color w:val="262626"/>
                 <w:sz w:val="15"/>
@@ -17804,7 +17804,7 @@
             <w:r/>
             <w:r>
               <w:rPr>
-                <w:rFonts w:ascii="Noto Sans CJK SC" w:hAnsi="Noto Sans CJK SC" w:eastAsia="Noto Sans CJK SC"/>
+                <w:rFonts w:ascii="Hiragino Sans GB" w:hAnsi="Hiragino Sans GB" w:eastAsia="Hiragino Sans GB"/>
                 <w:b w:val="0"/>
                 <w:color w:val="262626"/>
                 <w:sz w:val="15"/>
@@ -17834,7 +17834,7 @@
             <w:r/>
             <w:r>
               <w:rPr>
-                <w:rFonts w:ascii="Noto Sans CJK SC" w:hAnsi="Noto Sans CJK SC" w:eastAsia="Noto Sans CJK SC"/>
+                <w:rFonts w:ascii="Hiragino Sans GB" w:hAnsi="Hiragino Sans GB" w:eastAsia="Hiragino Sans GB"/>
                 <w:b w:val="0"/>
                 <w:color w:val="262626"/>
                 <w:sz w:val="15"/>
@@ -17863,7 +17863,7 @@
             <w:r/>
             <w:r>
               <w:rPr>
-                <w:rFonts w:ascii="Noto Sans CJK SC" w:hAnsi="Noto Sans CJK SC" w:eastAsia="Noto Sans CJK SC"/>
+                <w:rFonts w:ascii="Hiragino Sans GB" w:hAnsi="Hiragino Sans GB" w:eastAsia="Hiragino Sans GB"/>
                 <w:b w:val="0"/>
                 <w:color w:val="262626"/>
                 <w:sz w:val="15"/>
@@ -17890,7 +17890,7 @@
             <w:r/>
             <w:r>
               <w:rPr>
-                <w:rFonts w:ascii="Noto Sans CJK SC" w:hAnsi="Noto Sans CJK SC" w:eastAsia="Noto Sans CJK SC"/>
+                <w:rFonts w:ascii="Hiragino Sans GB" w:hAnsi="Hiragino Sans GB" w:eastAsia="Hiragino Sans GB"/>
                 <w:b w:val="0"/>
                 <w:color w:val="262626"/>
                 <w:sz w:val="15"/>
@@ -17920,7 +17920,7 @@
             <w:r/>
             <w:r>
               <w:rPr>
-                <w:rFonts w:ascii="Noto Sans CJK SC" w:hAnsi="Noto Sans CJK SC" w:eastAsia="Noto Sans CJK SC"/>
+                <w:rFonts w:ascii="Hiragino Sans GB" w:hAnsi="Hiragino Sans GB" w:eastAsia="Hiragino Sans GB"/>
                 <w:b w:val="0"/>
                 <w:color w:val="262626"/>
                 <w:sz w:val="15"/>
@@ -17949,7 +17949,7 @@
             <w:r/>
             <w:r>
               <w:rPr>
-                <w:rFonts w:ascii="Noto Sans CJK SC" w:hAnsi="Noto Sans CJK SC" w:eastAsia="Noto Sans CJK SC"/>
+                <w:rFonts w:ascii="Hiragino Sans GB" w:hAnsi="Hiragino Sans GB" w:eastAsia="Hiragino Sans GB"/>
                 <w:b w:val="0"/>
                 <w:color w:val="262626"/>
                 <w:sz w:val="15"/>
@@ -17976,7 +17976,7 @@
             <w:r/>
             <w:r>
               <w:rPr>
-                <w:rFonts w:ascii="Noto Sans CJK SC" w:hAnsi="Noto Sans CJK SC" w:eastAsia="Noto Sans CJK SC"/>
+                <w:rFonts w:ascii="Hiragino Sans GB" w:hAnsi="Hiragino Sans GB" w:eastAsia="Hiragino Sans GB"/>
                 <w:b w:val="0"/>
                 <w:color w:val="262626"/>
                 <w:sz w:val="15"/>
@@ -18006,7 +18006,7 @@
             <w:r/>
             <w:r>
               <w:rPr>
-                <w:rFonts w:ascii="Noto Sans CJK SC" w:hAnsi="Noto Sans CJK SC" w:eastAsia="Noto Sans CJK SC"/>
+                <w:rFonts w:ascii="Hiragino Sans GB" w:hAnsi="Hiragino Sans GB" w:eastAsia="Hiragino Sans GB"/>
                 <w:b w:val="0"/>
                 <w:color w:val="262626"/>
                 <w:sz w:val="15"/>
@@ -18035,7 +18035,7 @@
             <w:r/>
             <w:r>
               <w:rPr>
-                <w:rFonts w:ascii="Noto Sans CJK SC" w:hAnsi="Noto Sans CJK SC" w:eastAsia="Noto Sans CJK SC"/>
+                <w:rFonts w:ascii="Hiragino Sans GB" w:hAnsi="Hiragino Sans GB" w:eastAsia="Hiragino Sans GB"/>
                 <w:b w:val="0"/>
                 <w:color w:val="262626"/>
                 <w:sz w:val="15"/>
@@ -18062,7 +18062,7 @@
             <w:r/>
             <w:r>
               <w:rPr>
-                <w:rFonts w:ascii="Noto Sans CJK SC" w:hAnsi="Noto Sans CJK SC" w:eastAsia="Noto Sans CJK SC"/>
+                <w:rFonts w:ascii="Hiragino Sans GB" w:hAnsi="Hiragino Sans GB" w:eastAsia="Hiragino Sans GB"/>
                 <w:b w:val="0"/>
                 <w:color w:val="262626"/>
                 <w:sz w:val="15"/>
@@ -18092,7 +18092,7 @@
             <w:r/>
             <w:r>
               <w:rPr>
-                <w:rFonts w:ascii="Noto Sans CJK SC" w:hAnsi="Noto Sans CJK SC" w:eastAsia="Noto Sans CJK SC"/>
+                <w:rFonts w:ascii="Hiragino Sans GB" w:hAnsi="Hiragino Sans GB" w:eastAsia="Hiragino Sans GB"/>
                 <w:b w:val="0"/>
                 <w:color w:val="262626"/>
                 <w:sz w:val="15"/>
@@ -18121,7 +18121,7 @@
             <w:r/>
             <w:r>
               <w:rPr>
-                <w:rFonts w:ascii="Noto Sans CJK SC" w:hAnsi="Noto Sans CJK SC" w:eastAsia="Noto Sans CJK SC"/>
+                <w:rFonts w:ascii="Hiragino Sans GB" w:hAnsi="Hiragino Sans GB" w:eastAsia="Hiragino Sans GB"/>
                 <w:b w:val="0"/>
                 <w:color w:val="262626"/>
                 <w:sz w:val="15"/>
@@ -18148,7 +18148,7 @@
             <w:r/>
             <w:r>
               <w:rPr>
-                <w:rFonts w:ascii="Noto Sans CJK SC" w:hAnsi="Noto Sans CJK SC" w:eastAsia="Noto Sans CJK SC"/>
+                <w:rFonts w:ascii="Hiragino Sans GB" w:hAnsi="Hiragino Sans GB" w:eastAsia="Hiragino Sans GB"/>
                 <w:b w:val="0"/>
                 <w:color w:val="262626"/>
                 <w:sz w:val="15"/>
@@ -18178,12 +18178,12 @@
       </w:pPr>
       <w:r>
         <w:rPr>
-          <w:rFonts w:ascii="Noto Sans CJK SC" w:hAnsi="Noto Sans CJK SC" w:eastAsia="Noto Sans CJK SC"/>
+          <w:rFonts w:ascii="Hiragino Sans GB" w:hAnsi="Hiragino Sans GB" w:eastAsia="Hiragino Sans GB"/>
           <w:b/>
           <w:color w:val="1F4E79"/>
           <w:sz w:val="32"/>
         </w:rPr>
-        <w:t>第十三章：客户最终确认页</w:t>
+        <w:t>第十三章：主播最终确认页</w:t>
       </w:r>
     </w:p>
     <w:p>
@@ -18193,13 +18193,13 @@
       </w:pPr>
       <w:r>
         <w:rPr>
-          <w:rFonts w:ascii="Noto Sans CJK SC" w:hAnsi="Noto Sans CJK SC" w:eastAsia="Noto Sans CJK SC"/>
+          <w:rFonts w:ascii="Hiragino Sans GB" w:hAnsi="Hiragino Sans GB" w:eastAsia="Hiragino Sans GB"/>
           <w:b w:val="0"/>
           <w:i w:val="0"/>
           <w:color w:val="262626"/>
           <w:sz w:val="21"/>
         </w:rPr>
-        <w:t>请客户逐项确认。未确认或需要修改的内容，将作为下一版直播脚本、评论回复、动作语气和人工兜底设计的修改依据。</w:t>
+        <w:t>请主播方逐项确认。未确认或需要修改的内容，将作为下一版直播脚本、评论回复、动作语气和人工兜底设计的修改依据。</w:t>
       </w:r>
     </w:p>
     <w:tbl>
@@ -18249,7 +18249,7 @@
             <w:r/>
             <w:r>
               <w:rPr>
-                <w:rFonts w:ascii="Noto Sans CJK SC" w:hAnsi="Noto Sans CJK SC" w:eastAsia="Noto Sans CJK SC"/>
+                <w:rFonts w:ascii="Hiragino Sans GB" w:hAnsi="Hiragino Sans GB" w:eastAsia="Hiragino Sans GB"/>
                 <w:b/>
                 <w:color w:val="262626"/>
                 <w:sz w:val="16"/>
@@ -18279,7 +18279,7 @@
             <w:r/>
             <w:r>
               <w:rPr>
-                <w:rFonts w:ascii="Noto Sans CJK SC" w:hAnsi="Noto Sans CJK SC" w:eastAsia="Noto Sans CJK SC"/>
+                <w:rFonts w:ascii="Hiragino Sans GB" w:hAnsi="Hiragino Sans GB" w:eastAsia="Hiragino Sans GB"/>
                 <w:b/>
                 <w:color w:val="262626"/>
                 <w:sz w:val="16"/>
@@ -18309,7 +18309,7 @@
             <w:r/>
             <w:r>
               <w:rPr>
-                <w:rFonts w:ascii="Noto Sans CJK SC" w:hAnsi="Noto Sans CJK SC" w:eastAsia="Noto Sans CJK SC"/>
+                <w:rFonts w:ascii="Hiragino Sans GB" w:hAnsi="Hiragino Sans GB" w:eastAsia="Hiragino Sans GB"/>
                 <w:b/>
                 <w:color w:val="262626"/>
                 <w:sz w:val="16"/>
@@ -18339,12 +18339,12 @@
             <w:r/>
             <w:r>
               <w:rPr>
-                <w:rFonts w:ascii="Noto Sans CJK SC" w:hAnsi="Noto Sans CJK SC" w:eastAsia="Noto Sans CJK SC"/>
+                <w:rFonts w:ascii="Hiragino Sans GB" w:hAnsi="Hiragino Sans GB" w:eastAsia="Hiragino Sans GB"/>
                 <w:b/>
                 <w:color w:val="262626"/>
                 <w:sz w:val="16"/>
               </w:rPr>
-              <w:t>客户修改意见</w:t>
+              <w:t>主播方修改意见</w:t>
             </w:r>
           </w:p>
         </w:tc>
@@ -18369,7 +18369,7 @@
             <w:r/>
             <w:r>
               <w:rPr>
-                <w:rFonts w:ascii="Noto Sans CJK SC" w:hAnsi="Noto Sans CJK SC" w:eastAsia="Noto Sans CJK SC"/>
+                <w:rFonts w:ascii="Hiragino Sans GB" w:hAnsi="Hiragino Sans GB" w:eastAsia="Hiragino Sans GB"/>
                 <w:b w:val="0"/>
                 <w:color w:val="262626"/>
                 <w:sz w:val="16"/>
@@ -18398,7 +18398,7 @@
             <w:r/>
             <w:r>
               <w:rPr>
-                <w:rFonts w:ascii="Noto Sans CJK SC" w:hAnsi="Noto Sans CJK SC" w:eastAsia="Noto Sans CJK SC"/>
+                <w:rFonts w:ascii="Hiragino Sans GB" w:hAnsi="Hiragino Sans GB" w:eastAsia="Hiragino Sans GB"/>
                 <w:b w:val="0"/>
                 <w:color w:val="262626"/>
                 <w:sz w:val="16"/>
@@ -18427,7 +18427,7 @@
             <w:r/>
             <w:r>
               <w:rPr>
-                <w:rFonts w:ascii="Noto Sans CJK SC" w:hAnsi="Noto Sans CJK SC" w:eastAsia="Noto Sans CJK SC"/>
+                <w:rFonts w:ascii="Hiragino Sans GB" w:hAnsi="Hiragino Sans GB" w:eastAsia="Hiragino Sans GB"/>
                 <w:b w:val="0"/>
                 <w:color w:val="262626"/>
                 <w:sz w:val="16"/>
@@ -18456,7 +18456,7 @@
             <w:r/>
             <w:r>
               <w:rPr>
-                <w:rFonts w:ascii="Noto Sans CJK SC" w:hAnsi="Noto Sans CJK SC" w:eastAsia="Noto Sans CJK SC"/>
+                <w:rFonts w:ascii="Hiragino Sans GB" w:hAnsi="Hiragino Sans GB" w:eastAsia="Hiragino Sans GB"/>
                 <w:b w:val="0"/>
                 <w:color w:val="262626"/>
                 <w:sz w:val="16"/>
@@ -18485,7 +18485,7 @@
             <w:r/>
             <w:r>
               <w:rPr>
-                <w:rFonts w:ascii="Noto Sans CJK SC" w:hAnsi="Noto Sans CJK SC" w:eastAsia="Noto Sans CJK SC"/>
+                <w:rFonts w:ascii="Hiragino Sans GB" w:hAnsi="Hiragino Sans GB" w:eastAsia="Hiragino Sans GB"/>
                 <w:b w:val="0"/>
                 <w:color w:val="262626"/>
                 <w:sz w:val="16"/>
@@ -18514,7 +18514,7 @@
             <w:r/>
             <w:r>
               <w:rPr>
-                <w:rFonts w:ascii="Noto Sans CJK SC" w:hAnsi="Noto Sans CJK SC" w:eastAsia="Noto Sans CJK SC"/>
+                <w:rFonts w:ascii="Hiragino Sans GB" w:hAnsi="Hiragino Sans GB" w:eastAsia="Hiragino Sans GB"/>
                 <w:b w:val="0"/>
                 <w:color w:val="262626"/>
                 <w:sz w:val="16"/>
@@ -18543,7 +18543,7 @@
             <w:r/>
             <w:r>
               <w:rPr>
-                <w:rFonts w:ascii="Noto Sans CJK SC" w:hAnsi="Noto Sans CJK SC" w:eastAsia="Noto Sans CJK SC"/>
+                <w:rFonts w:ascii="Hiragino Sans GB" w:hAnsi="Hiragino Sans GB" w:eastAsia="Hiragino Sans GB"/>
                 <w:b w:val="0"/>
                 <w:color w:val="262626"/>
                 <w:sz w:val="16"/>
@@ -18572,7 +18572,7 @@
             <w:r/>
             <w:r>
               <w:rPr>
-                <w:rFonts w:ascii="Noto Sans CJK SC" w:hAnsi="Noto Sans CJK SC" w:eastAsia="Noto Sans CJK SC"/>
+                <w:rFonts w:ascii="Hiragino Sans GB" w:hAnsi="Hiragino Sans GB" w:eastAsia="Hiragino Sans GB"/>
                 <w:b w:val="0"/>
                 <w:color w:val="262626"/>
                 <w:sz w:val="16"/>
@@ -18601,7 +18601,7 @@
             <w:r/>
             <w:r>
               <w:rPr>
-                <w:rFonts w:ascii="Noto Sans CJK SC" w:hAnsi="Noto Sans CJK SC" w:eastAsia="Noto Sans CJK SC"/>
+                <w:rFonts w:ascii="Hiragino Sans GB" w:hAnsi="Hiragino Sans GB" w:eastAsia="Hiragino Sans GB"/>
                 <w:b w:val="0"/>
                 <w:color w:val="262626"/>
                 <w:sz w:val="16"/>
@@ -18630,7 +18630,7 @@
             <w:r/>
             <w:r>
               <w:rPr>
-                <w:rFonts w:ascii="Noto Sans CJK SC" w:hAnsi="Noto Sans CJK SC" w:eastAsia="Noto Sans CJK SC"/>
+                <w:rFonts w:ascii="Hiragino Sans GB" w:hAnsi="Hiragino Sans GB" w:eastAsia="Hiragino Sans GB"/>
                 <w:b w:val="0"/>
                 <w:color w:val="262626"/>
                 <w:sz w:val="16"/>
@@ -18659,7 +18659,7 @@
             <w:r/>
             <w:r>
               <w:rPr>
-                <w:rFonts w:ascii="Noto Sans CJK SC" w:hAnsi="Noto Sans CJK SC" w:eastAsia="Noto Sans CJK SC"/>
+                <w:rFonts w:ascii="Hiragino Sans GB" w:hAnsi="Hiragino Sans GB" w:eastAsia="Hiragino Sans GB"/>
                 <w:b w:val="0"/>
                 <w:color w:val="262626"/>
                 <w:sz w:val="16"/>
@@ -18688,7 +18688,7 @@
             <w:r/>
             <w:r>
               <w:rPr>
-                <w:rFonts w:ascii="Noto Sans CJK SC" w:hAnsi="Noto Sans CJK SC" w:eastAsia="Noto Sans CJK SC"/>
+                <w:rFonts w:ascii="Hiragino Sans GB" w:hAnsi="Hiragino Sans GB" w:eastAsia="Hiragino Sans GB"/>
                 <w:b w:val="0"/>
                 <w:color w:val="262626"/>
                 <w:sz w:val="16"/>
@@ -18717,7 +18717,7 @@
             <w:r/>
             <w:r>
               <w:rPr>
-                <w:rFonts w:ascii="Noto Sans CJK SC" w:hAnsi="Noto Sans CJK SC" w:eastAsia="Noto Sans CJK SC"/>
+                <w:rFonts w:ascii="Hiragino Sans GB" w:hAnsi="Hiragino Sans GB" w:eastAsia="Hiragino Sans GB"/>
                 <w:b w:val="0"/>
                 <w:color w:val="262626"/>
                 <w:sz w:val="16"/>
@@ -18746,7 +18746,7 @@
             <w:r/>
             <w:r>
               <w:rPr>
-                <w:rFonts w:ascii="Noto Sans CJK SC" w:hAnsi="Noto Sans CJK SC" w:eastAsia="Noto Sans CJK SC"/>
+                <w:rFonts w:ascii="Hiragino Sans GB" w:hAnsi="Hiragino Sans GB" w:eastAsia="Hiragino Sans GB"/>
                 <w:b w:val="0"/>
                 <w:color w:val="262626"/>
                 <w:sz w:val="16"/>
@@ -18775,7 +18775,7 @@
             <w:r/>
             <w:r>
               <w:rPr>
-                <w:rFonts w:ascii="Noto Sans CJK SC" w:hAnsi="Noto Sans CJK SC" w:eastAsia="Noto Sans CJK SC"/>
+                <w:rFonts w:ascii="Hiragino Sans GB" w:hAnsi="Hiragino Sans GB" w:eastAsia="Hiragino Sans GB"/>
                 <w:b w:val="0"/>
                 <w:color w:val="262626"/>
                 <w:sz w:val="16"/>
@@ -18804,7 +18804,7 @@
             <w:r/>
             <w:r>
               <w:rPr>
-                <w:rFonts w:ascii="Noto Sans CJK SC" w:hAnsi="Noto Sans CJK SC" w:eastAsia="Noto Sans CJK SC"/>
+                <w:rFonts w:ascii="Hiragino Sans GB" w:hAnsi="Hiragino Sans GB" w:eastAsia="Hiragino Sans GB"/>
                 <w:b w:val="0"/>
                 <w:color w:val="262626"/>
                 <w:sz w:val="16"/>
@@ -18833,7 +18833,7 @@
             <w:r/>
             <w:r>
               <w:rPr>
-                <w:rFonts w:ascii="Noto Sans CJK SC" w:hAnsi="Noto Sans CJK SC" w:eastAsia="Noto Sans CJK SC"/>
+                <w:rFonts w:ascii="Hiragino Sans GB" w:hAnsi="Hiragino Sans GB" w:eastAsia="Hiragino Sans GB"/>
                 <w:b w:val="0"/>
                 <w:color w:val="262626"/>
                 <w:sz w:val="16"/>
@@ -18862,7 +18862,7 @@
             <w:r/>
             <w:r>
               <w:rPr>
-                <w:rFonts w:ascii="Noto Sans CJK SC" w:hAnsi="Noto Sans CJK SC" w:eastAsia="Noto Sans CJK SC"/>
+                <w:rFonts w:ascii="Hiragino Sans GB" w:hAnsi="Hiragino Sans GB" w:eastAsia="Hiragino Sans GB"/>
                 <w:b w:val="0"/>
                 <w:color w:val="262626"/>
                 <w:sz w:val="16"/>
@@ -18891,7 +18891,7 @@
             <w:r/>
             <w:r>
               <w:rPr>
-                <w:rFonts w:ascii="Noto Sans CJK SC" w:hAnsi="Noto Sans CJK SC" w:eastAsia="Noto Sans CJK SC"/>
+                <w:rFonts w:ascii="Hiragino Sans GB" w:hAnsi="Hiragino Sans GB" w:eastAsia="Hiragino Sans GB"/>
                 <w:b w:val="0"/>
                 <w:color w:val="262626"/>
                 <w:sz w:val="16"/>
@@ -18920,7 +18920,7 @@
             <w:r/>
             <w:r>
               <w:rPr>
-                <w:rFonts w:ascii="Noto Sans CJK SC" w:hAnsi="Noto Sans CJK SC" w:eastAsia="Noto Sans CJK SC"/>
+                <w:rFonts w:ascii="Hiragino Sans GB" w:hAnsi="Hiragino Sans GB" w:eastAsia="Hiragino Sans GB"/>
                 <w:b w:val="0"/>
                 <w:color w:val="262626"/>
                 <w:sz w:val="16"/>
@@ -18949,7 +18949,7 @@
             <w:r/>
             <w:r>
               <w:rPr>
-                <w:rFonts w:ascii="Noto Sans CJK SC" w:hAnsi="Noto Sans CJK SC" w:eastAsia="Noto Sans CJK SC"/>
+                <w:rFonts w:ascii="Hiragino Sans GB" w:hAnsi="Hiragino Sans GB" w:eastAsia="Hiragino Sans GB"/>
                 <w:b w:val="0"/>
                 <w:color w:val="262626"/>
                 <w:sz w:val="16"/>
@@ -18978,7 +18978,7 @@
             <w:r/>
             <w:r>
               <w:rPr>
-                <w:rFonts w:ascii="Noto Sans CJK SC" w:hAnsi="Noto Sans CJK SC" w:eastAsia="Noto Sans CJK SC"/>
+                <w:rFonts w:ascii="Hiragino Sans GB" w:hAnsi="Hiragino Sans GB" w:eastAsia="Hiragino Sans GB"/>
                 <w:b w:val="0"/>
                 <w:color w:val="262626"/>
                 <w:sz w:val="16"/>
@@ -19007,7 +19007,7 @@
             <w:r/>
             <w:r>
               <w:rPr>
-                <w:rFonts w:ascii="Noto Sans CJK SC" w:hAnsi="Noto Sans CJK SC" w:eastAsia="Noto Sans CJK SC"/>
+                <w:rFonts w:ascii="Hiragino Sans GB" w:hAnsi="Hiragino Sans GB" w:eastAsia="Hiragino Sans GB"/>
                 <w:b w:val="0"/>
                 <w:color w:val="262626"/>
                 <w:sz w:val="16"/>
@@ -19036,7 +19036,7 @@
             <w:r/>
             <w:r>
               <w:rPr>
-                <w:rFonts w:ascii="Noto Sans CJK SC" w:hAnsi="Noto Sans CJK SC" w:eastAsia="Noto Sans CJK SC"/>
+                <w:rFonts w:ascii="Hiragino Sans GB" w:hAnsi="Hiragino Sans GB" w:eastAsia="Hiragino Sans GB"/>
                 <w:b w:val="0"/>
                 <w:color w:val="262626"/>
                 <w:sz w:val="16"/>
@@ -19065,7 +19065,7 @@
             <w:r/>
             <w:r>
               <w:rPr>
-                <w:rFonts w:ascii="Noto Sans CJK SC" w:hAnsi="Noto Sans CJK SC" w:eastAsia="Noto Sans CJK SC"/>
+                <w:rFonts w:ascii="Hiragino Sans GB" w:hAnsi="Hiragino Sans GB" w:eastAsia="Hiragino Sans GB"/>
                 <w:b w:val="0"/>
                 <w:color w:val="262626"/>
                 <w:sz w:val="16"/>
@@ -19094,7 +19094,7 @@
             <w:r/>
             <w:r>
               <w:rPr>
-                <w:rFonts w:ascii="Noto Sans CJK SC" w:hAnsi="Noto Sans CJK SC" w:eastAsia="Noto Sans CJK SC"/>
+                <w:rFonts w:ascii="Hiragino Sans GB" w:hAnsi="Hiragino Sans GB" w:eastAsia="Hiragino Sans GB"/>
                 <w:b w:val="0"/>
                 <w:color w:val="262626"/>
                 <w:sz w:val="16"/>
@@ -19123,7 +19123,7 @@
             <w:r/>
             <w:r>
               <w:rPr>
-                <w:rFonts w:ascii="Noto Sans CJK SC" w:hAnsi="Noto Sans CJK SC" w:eastAsia="Noto Sans CJK SC"/>
+                <w:rFonts w:ascii="Hiragino Sans GB" w:hAnsi="Hiragino Sans GB" w:eastAsia="Hiragino Sans GB"/>
                 <w:b w:val="0"/>
                 <w:color w:val="262626"/>
                 <w:sz w:val="16"/>
@@ -19152,7 +19152,7 @@
             <w:r/>
             <w:r>
               <w:rPr>
-                <w:rFonts w:ascii="Noto Sans CJK SC" w:hAnsi="Noto Sans CJK SC" w:eastAsia="Noto Sans CJK SC"/>
+                <w:rFonts w:ascii="Hiragino Sans GB" w:hAnsi="Hiragino Sans GB" w:eastAsia="Hiragino Sans GB"/>
                 <w:b w:val="0"/>
                 <w:color w:val="262626"/>
                 <w:sz w:val="16"/>
@@ -19181,7 +19181,7 @@
             <w:r/>
             <w:r>
               <w:rPr>
-                <w:rFonts w:ascii="Noto Sans CJK SC" w:hAnsi="Noto Sans CJK SC" w:eastAsia="Noto Sans CJK SC"/>
+                <w:rFonts w:ascii="Hiragino Sans GB" w:hAnsi="Hiragino Sans GB" w:eastAsia="Hiragino Sans GB"/>
                 <w:b w:val="0"/>
                 <w:color w:val="262626"/>
                 <w:sz w:val="16"/>
@@ -19210,7 +19210,7 @@
             <w:r/>
             <w:r>
               <w:rPr>
-                <w:rFonts w:ascii="Noto Sans CJK SC" w:hAnsi="Noto Sans CJK SC" w:eastAsia="Noto Sans CJK SC"/>
+                <w:rFonts w:ascii="Hiragino Sans GB" w:hAnsi="Hiragino Sans GB" w:eastAsia="Hiragino Sans GB"/>
                 <w:b w:val="0"/>
                 <w:color w:val="262626"/>
                 <w:sz w:val="16"/>
@@ -19239,7 +19239,7 @@
             <w:r/>
             <w:r>
               <w:rPr>
-                <w:rFonts w:ascii="Noto Sans CJK SC" w:hAnsi="Noto Sans CJK SC" w:eastAsia="Noto Sans CJK SC"/>
+                <w:rFonts w:ascii="Hiragino Sans GB" w:hAnsi="Hiragino Sans GB" w:eastAsia="Hiragino Sans GB"/>
                 <w:b w:val="0"/>
                 <w:color w:val="262626"/>
                 <w:sz w:val="16"/>
@@ -19268,7 +19268,7 @@
             <w:r/>
             <w:r>
               <w:rPr>
-                <w:rFonts w:ascii="Noto Sans CJK SC" w:hAnsi="Noto Sans CJK SC" w:eastAsia="Noto Sans CJK SC"/>
+                <w:rFonts w:ascii="Hiragino Sans GB" w:hAnsi="Hiragino Sans GB" w:eastAsia="Hiragino Sans GB"/>
                 <w:b w:val="0"/>
                 <w:color w:val="262626"/>
                 <w:sz w:val="16"/>
@@ -19297,7 +19297,7 @@
             <w:r/>
             <w:r>
               <w:rPr>
-                <w:rFonts w:ascii="Noto Sans CJK SC" w:hAnsi="Noto Sans CJK SC" w:eastAsia="Noto Sans CJK SC"/>
+                <w:rFonts w:ascii="Hiragino Sans GB" w:hAnsi="Hiragino Sans GB" w:eastAsia="Hiragino Sans GB"/>
                 <w:b w:val="0"/>
                 <w:color w:val="262626"/>
                 <w:sz w:val="16"/>
@@ -19326,7 +19326,7 @@
             <w:r/>
             <w:r>
               <w:rPr>
-                <w:rFonts w:ascii="Noto Sans CJK SC" w:hAnsi="Noto Sans CJK SC" w:eastAsia="Noto Sans CJK SC"/>
+                <w:rFonts w:ascii="Hiragino Sans GB" w:hAnsi="Hiragino Sans GB" w:eastAsia="Hiragino Sans GB"/>
                 <w:b w:val="0"/>
                 <w:color w:val="262626"/>
                 <w:sz w:val="16"/>
@@ -19355,7 +19355,7 @@
             <w:r/>
             <w:r>
               <w:rPr>
-                <w:rFonts w:ascii="Noto Sans CJK SC" w:hAnsi="Noto Sans CJK SC" w:eastAsia="Noto Sans CJK SC"/>
+                <w:rFonts w:ascii="Hiragino Sans GB" w:hAnsi="Hiragino Sans GB" w:eastAsia="Hiragino Sans GB"/>
                 <w:b w:val="0"/>
                 <w:color w:val="262626"/>
                 <w:sz w:val="16"/>
@@ -19384,7 +19384,7 @@
             <w:r/>
             <w:r>
               <w:rPr>
-                <w:rFonts w:ascii="Noto Sans CJK SC" w:hAnsi="Noto Sans CJK SC" w:eastAsia="Noto Sans CJK SC"/>
+                <w:rFonts w:ascii="Hiragino Sans GB" w:hAnsi="Hiragino Sans GB" w:eastAsia="Hiragino Sans GB"/>
                 <w:b w:val="0"/>
                 <w:color w:val="262626"/>
                 <w:sz w:val="16"/>
@@ -19413,7 +19413,7 @@
             <w:r/>
             <w:r>
               <w:rPr>
-                <w:rFonts w:ascii="Noto Sans CJK SC" w:hAnsi="Noto Sans CJK SC" w:eastAsia="Noto Sans CJK SC"/>
+                <w:rFonts w:ascii="Hiragino Sans GB" w:hAnsi="Hiragino Sans GB" w:eastAsia="Hiragino Sans GB"/>
                 <w:b w:val="0"/>
                 <w:color w:val="262626"/>
                 <w:sz w:val="16"/>
@@ -19442,7 +19442,7 @@
             <w:r/>
             <w:r>
               <w:rPr>
-                <w:rFonts w:ascii="Noto Sans CJK SC" w:hAnsi="Noto Sans CJK SC" w:eastAsia="Noto Sans CJK SC"/>
+                <w:rFonts w:ascii="Hiragino Sans GB" w:hAnsi="Hiragino Sans GB" w:eastAsia="Hiragino Sans GB"/>
                 <w:b w:val="0"/>
                 <w:color w:val="262626"/>
                 <w:sz w:val="16"/>
@@ -19471,7 +19471,7 @@
             <w:r/>
             <w:r>
               <w:rPr>
-                <w:rFonts w:ascii="Noto Sans CJK SC" w:hAnsi="Noto Sans CJK SC" w:eastAsia="Noto Sans CJK SC"/>
+                <w:rFonts w:ascii="Hiragino Sans GB" w:hAnsi="Hiragino Sans GB" w:eastAsia="Hiragino Sans GB"/>
                 <w:b w:val="0"/>
                 <w:color w:val="262626"/>
                 <w:sz w:val="16"/>
@@ -19500,7 +19500,7 @@
             <w:r/>
             <w:r>
               <w:rPr>
-                <w:rFonts w:ascii="Noto Sans CJK SC" w:hAnsi="Noto Sans CJK SC" w:eastAsia="Noto Sans CJK SC"/>
+                <w:rFonts w:ascii="Hiragino Sans GB" w:hAnsi="Hiragino Sans GB" w:eastAsia="Hiragino Sans GB"/>
                 <w:b w:val="0"/>
                 <w:color w:val="262626"/>
                 <w:sz w:val="16"/>
@@ -19529,7 +19529,7 @@
             <w:r/>
             <w:r>
               <w:rPr>
-                <w:rFonts w:ascii="Noto Sans CJK SC" w:hAnsi="Noto Sans CJK SC" w:eastAsia="Noto Sans CJK SC"/>
+                <w:rFonts w:ascii="Hiragino Sans GB" w:hAnsi="Hiragino Sans GB" w:eastAsia="Hiragino Sans GB"/>
                 <w:b w:val="0"/>
                 <w:color w:val="262626"/>
                 <w:sz w:val="16"/>
@@ -19558,7 +19558,7 @@
             <w:r/>
             <w:r>
               <w:rPr>
-                <w:rFonts w:ascii="Noto Sans CJK SC" w:hAnsi="Noto Sans CJK SC" w:eastAsia="Noto Sans CJK SC"/>
+                <w:rFonts w:ascii="Hiragino Sans GB" w:hAnsi="Hiragino Sans GB" w:eastAsia="Hiragino Sans GB"/>
                 <w:b w:val="0"/>
                 <w:color w:val="262626"/>
                 <w:sz w:val="16"/>
@@ -19587,7 +19587,7 @@
             <w:r/>
             <w:r>
               <w:rPr>
-                <w:rFonts w:ascii="Noto Sans CJK SC" w:hAnsi="Noto Sans CJK SC" w:eastAsia="Noto Sans CJK SC"/>
+                <w:rFonts w:ascii="Hiragino Sans GB" w:hAnsi="Hiragino Sans GB" w:eastAsia="Hiragino Sans GB"/>
                 <w:b w:val="0"/>
                 <w:color w:val="262626"/>
                 <w:sz w:val="16"/>
@@ -19616,7 +19616,7 @@
             <w:r/>
             <w:r>
               <w:rPr>
-                <w:rFonts w:ascii="Noto Sans CJK SC" w:hAnsi="Noto Sans CJK SC" w:eastAsia="Noto Sans CJK SC"/>
+                <w:rFonts w:ascii="Hiragino Sans GB" w:hAnsi="Hiragino Sans GB" w:eastAsia="Hiragino Sans GB"/>
                 <w:b w:val="0"/>
                 <w:color w:val="262626"/>
                 <w:sz w:val="16"/>
@@ -19645,7 +19645,7 @@
             <w:r/>
             <w:r>
               <w:rPr>
-                <w:rFonts w:ascii="Noto Sans CJK SC" w:hAnsi="Noto Sans CJK SC" w:eastAsia="Noto Sans CJK SC"/>
+                <w:rFonts w:ascii="Hiragino Sans GB" w:hAnsi="Hiragino Sans GB" w:eastAsia="Hiragino Sans GB"/>
                 <w:b w:val="0"/>
                 <w:color w:val="262626"/>
                 <w:sz w:val="16"/>
@@ -19674,7 +19674,7 @@
             <w:r/>
             <w:r>
               <w:rPr>
-                <w:rFonts w:ascii="Noto Sans CJK SC" w:hAnsi="Noto Sans CJK SC" w:eastAsia="Noto Sans CJK SC"/>
+                <w:rFonts w:ascii="Hiragino Sans GB" w:hAnsi="Hiragino Sans GB" w:eastAsia="Hiragino Sans GB"/>
                 <w:b w:val="0"/>
                 <w:color w:val="262626"/>
                 <w:sz w:val="16"/>
@@ -19703,7 +19703,7 @@
             <w:r/>
             <w:r>
               <w:rPr>
-                <w:rFonts w:ascii="Noto Sans CJK SC" w:hAnsi="Noto Sans CJK SC" w:eastAsia="Noto Sans CJK SC"/>
+                <w:rFonts w:ascii="Hiragino Sans GB" w:hAnsi="Hiragino Sans GB" w:eastAsia="Hiragino Sans GB"/>
                 <w:b w:val="0"/>
                 <w:color w:val="262626"/>
                 <w:sz w:val="16"/>
@@ -19732,7 +19732,7 @@
             <w:r/>
             <w:r>
               <w:rPr>
-                <w:rFonts w:ascii="Noto Sans CJK SC" w:hAnsi="Noto Sans CJK SC" w:eastAsia="Noto Sans CJK SC"/>
+                <w:rFonts w:ascii="Hiragino Sans GB" w:hAnsi="Hiragino Sans GB" w:eastAsia="Hiragino Sans GB"/>
                 <w:b w:val="0"/>
                 <w:color w:val="262626"/>
                 <w:sz w:val="16"/>
@@ -19761,7 +19761,7 @@
             <w:r/>
             <w:r>
               <w:rPr>
-                <w:rFonts w:ascii="Noto Sans CJK SC" w:hAnsi="Noto Sans CJK SC" w:eastAsia="Noto Sans CJK SC"/>
+                <w:rFonts w:ascii="Hiragino Sans GB" w:hAnsi="Hiragino Sans GB" w:eastAsia="Hiragino Sans GB"/>
                 <w:b w:val="0"/>
                 <w:color w:val="262626"/>
                 <w:sz w:val="16"/>
@@ -19790,7 +19790,7 @@
             <w:r/>
             <w:r>
               <w:rPr>
-                <w:rFonts w:ascii="Noto Sans CJK SC" w:hAnsi="Noto Sans CJK SC" w:eastAsia="Noto Sans CJK SC"/>
+                <w:rFonts w:ascii="Hiragino Sans GB" w:hAnsi="Hiragino Sans GB" w:eastAsia="Hiragino Sans GB"/>
                 <w:b w:val="0"/>
                 <w:color w:val="262626"/>
                 <w:sz w:val="16"/>
@@ -19819,7 +19819,7 @@
             <w:r/>
             <w:r>
               <w:rPr>
-                <w:rFonts w:ascii="Noto Sans CJK SC" w:hAnsi="Noto Sans CJK SC" w:eastAsia="Noto Sans CJK SC"/>
+                <w:rFonts w:ascii="Hiragino Sans GB" w:hAnsi="Hiragino Sans GB" w:eastAsia="Hiragino Sans GB"/>
                 <w:b w:val="0"/>
                 <w:color w:val="262626"/>
                 <w:sz w:val="16"/>
@@ -19848,7 +19848,7 @@
             <w:r/>
             <w:r>
               <w:rPr>
-                <w:rFonts w:ascii="Noto Sans CJK SC" w:hAnsi="Noto Sans CJK SC" w:eastAsia="Noto Sans CJK SC"/>
+                <w:rFonts w:ascii="Hiragino Sans GB" w:hAnsi="Hiragino Sans GB" w:eastAsia="Hiragino Sans GB"/>
                 <w:b w:val="0"/>
                 <w:color w:val="262626"/>
                 <w:sz w:val="16"/>
@@ -19877,7 +19877,7 @@
             <w:r/>
             <w:r>
               <w:rPr>
-                <w:rFonts w:ascii="Noto Sans CJK SC" w:hAnsi="Noto Sans CJK SC" w:eastAsia="Noto Sans CJK SC"/>
+                <w:rFonts w:ascii="Hiragino Sans GB" w:hAnsi="Hiragino Sans GB" w:eastAsia="Hiragino Sans GB"/>
                 <w:b w:val="0"/>
                 <w:color w:val="262626"/>
                 <w:sz w:val="16"/>
@@ -19906,7 +19906,7 @@
             <w:r/>
             <w:r>
               <w:rPr>
-                <w:rFonts w:ascii="Noto Sans CJK SC" w:hAnsi="Noto Sans CJK SC" w:eastAsia="Noto Sans CJK SC"/>
+                <w:rFonts w:ascii="Hiragino Sans GB" w:hAnsi="Hiragino Sans GB" w:eastAsia="Hiragino Sans GB"/>
                 <w:b w:val="0"/>
                 <w:color w:val="262626"/>
                 <w:sz w:val="16"/>
@@ -19935,7 +19935,7 @@
             <w:r/>
             <w:r>
               <w:rPr>
-                <w:rFonts w:ascii="Noto Sans CJK SC" w:hAnsi="Noto Sans CJK SC" w:eastAsia="Noto Sans CJK SC"/>
+                <w:rFonts w:ascii="Hiragino Sans GB" w:hAnsi="Hiragino Sans GB" w:eastAsia="Hiragino Sans GB"/>
                 <w:b w:val="0"/>
                 <w:color w:val="262626"/>
                 <w:sz w:val="16"/>
@@ -19964,7 +19964,7 @@
             <w:r/>
             <w:r>
               <w:rPr>
-                <w:rFonts w:ascii="Noto Sans CJK SC" w:hAnsi="Noto Sans CJK SC" w:eastAsia="Noto Sans CJK SC"/>
+                <w:rFonts w:ascii="Hiragino Sans GB" w:hAnsi="Hiragino Sans GB" w:eastAsia="Hiragino Sans GB"/>
                 <w:b w:val="0"/>
                 <w:color w:val="262626"/>
                 <w:sz w:val="16"/>
@@ -20025,7 +20025,7 @@
             <w:r/>
             <w:r>
               <w:rPr>
-                <w:rFonts w:ascii="Noto Sans CJK SC" w:hAnsi="Noto Sans CJK SC" w:eastAsia="Noto Sans CJK SC"/>
+                <w:rFonts w:ascii="Hiragino Sans GB" w:hAnsi="Hiragino Sans GB" w:eastAsia="Hiragino Sans GB"/>
                 <w:b/>
                 <w:color w:val="262626"/>
                 <w:sz w:val="17"/>
@@ -20055,12 +20055,12 @@
             <w:r/>
             <w:r>
               <w:rPr>
-                <w:rFonts w:ascii="Noto Sans CJK SC" w:hAnsi="Noto Sans CJK SC" w:eastAsia="Noto Sans CJK SC"/>
+                <w:rFonts w:ascii="Hiragino Sans GB" w:hAnsi="Hiragino Sans GB" w:eastAsia="Hiragino Sans GB"/>
                 <w:b/>
                 <w:color w:val="262626"/>
                 <w:sz w:val="17"/>
               </w:rPr>
-              <w:t>客户填写</w:t>
+              <w:t>主播方填写</w:t>
             </w:r>
           </w:p>
         </w:tc>
@@ -20085,7 +20085,7 @@
             <w:r/>
             <w:r>
               <w:rPr>
-                <w:rFonts w:ascii="Noto Sans CJK SC" w:hAnsi="Noto Sans CJK SC" w:eastAsia="Noto Sans CJK SC"/>
+                <w:rFonts w:ascii="Hiragino Sans GB" w:hAnsi="Hiragino Sans GB" w:eastAsia="Hiragino Sans GB"/>
                 <w:b w:val="0"/>
                 <w:color w:val="262626"/>
                 <w:sz w:val="17"/>
@@ -20114,7 +20114,7 @@
             <w:r/>
             <w:r>
               <w:rPr>
-                <w:rFonts w:ascii="Noto Sans CJK SC" w:hAnsi="Noto Sans CJK SC" w:eastAsia="Noto Sans CJK SC"/>
+                <w:rFonts w:ascii="Hiragino Sans GB" w:hAnsi="Hiragino Sans GB" w:eastAsia="Hiragino Sans GB"/>
                 <w:b w:val="0"/>
                 <w:color w:val="262626"/>
                 <w:sz w:val="17"/>
@@ -20143,7 +20143,7 @@
             <w:r/>
             <w:r>
               <w:rPr>
-                <w:rFonts w:ascii="Noto Sans CJK SC" w:hAnsi="Noto Sans CJK SC" w:eastAsia="Noto Sans CJK SC"/>
+                <w:rFonts w:ascii="Hiragino Sans GB" w:hAnsi="Hiragino Sans GB" w:eastAsia="Hiragino Sans GB"/>
                 <w:b w:val="0"/>
                 <w:color w:val="262626"/>
                 <w:sz w:val="17"/>
@@ -20172,7 +20172,7 @@
             <w:r/>
             <w:r>
               <w:rPr>
-                <w:rFonts w:ascii="Noto Sans CJK SC" w:hAnsi="Noto Sans CJK SC" w:eastAsia="Noto Sans CJK SC"/>
+                <w:rFonts w:ascii="Hiragino Sans GB" w:hAnsi="Hiragino Sans GB" w:eastAsia="Hiragino Sans GB"/>
                 <w:b w:val="0"/>
                 <w:color w:val="262626"/>
                 <w:sz w:val="17"/>
@@ -20201,7 +20201,7 @@
             <w:r/>
             <w:r>
               <w:rPr>
-                <w:rFonts w:ascii="Noto Sans CJK SC" w:hAnsi="Noto Sans CJK SC" w:eastAsia="Noto Sans CJK SC"/>
+                <w:rFonts w:ascii="Hiragino Sans GB" w:hAnsi="Hiragino Sans GB" w:eastAsia="Hiragino Sans GB"/>
                 <w:b w:val="0"/>
                 <w:color w:val="262626"/>
                 <w:sz w:val="17"/>
@@ -20230,7 +20230,7 @@
             <w:r/>
             <w:r>
               <w:rPr>
-                <w:rFonts w:ascii="Noto Sans CJK SC" w:hAnsi="Noto Sans CJK SC" w:eastAsia="Noto Sans CJK SC"/>
+                <w:rFonts w:ascii="Hiragino Sans GB" w:hAnsi="Hiragino Sans GB" w:eastAsia="Hiragino Sans GB"/>
                 <w:b w:val="0"/>
                 <w:color w:val="262626"/>
                 <w:sz w:val="17"/>
@@ -20259,7 +20259,7 @@
             <w:r/>
             <w:r>
               <w:rPr>
-                <w:rFonts w:ascii="Noto Sans CJK SC" w:hAnsi="Noto Sans CJK SC" w:eastAsia="Noto Sans CJK SC"/>
+                <w:rFonts w:ascii="Hiragino Sans GB" w:hAnsi="Hiragino Sans GB" w:eastAsia="Hiragino Sans GB"/>
                 <w:b w:val="0"/>
                 <w:color w:val="262626"/>
                 <w:sz w:val="17"/>
@@ -20288,7 +20288,7 @@
             <w:r/>
             <w:r>
               <w:rPr>
-                <w:rFonts w:ascii="Noto Sans CJK SC" w:hAnsi="Noto Sans CJK SC" w:eastAsia="Noto Sans CJK SC"/>
+                <w:rFonts w:ascii="Hiragino Sans GB" w:hAnsi="Hiragino Sans GB" w:eastAsia="Hiragino Sans GB"/>
                 <w:b w:val="0"/>
                 <w:color w:val="262626"/>
                 <w:sz w:val="17"/>
@@ -20317,7 +20317,7 @@
             <w:r/>
             <w:r>
               <w:rPr>
-                <w:rFonts w:ascii="Noto Sans CJK SC" w:hAnsi="Noto Sans CJK SC" w:eastAsia="Noto Sans CJK SC"/>
+                <w:rFonts w:ascii="Hiragino Sans GB" w:hAnsi="Hiragino Sans GB" w:eastAsia="Hiragino Sans GB"/>
                 <w:b w:val="0"/>
                 <w:color w:val="262626"/>
                 <w:sz w:val="17"/>
@@ -20346,7 +20346,7 @@
             <w:r/>
             <w:r>
               <w:rPr>
-                <w:rFonts w:ascii="Noto Sans CJK SC" w:hAnsi="Noto Sans CJK SC" w:eastAsia="Noto Sans CJK SC"/>
+                <w:rFonts w:ascii="Hiragino Sans GB" w:hAnsi="Hiragino Sans GB" w:eastAsia="Hiragino Sans GB"/>
                 <w:b w:val="0"/>
                 <w:color w:val="262626"/>
                 <w:sz w:val="17"/>
@@ -20407,7 +20407,7 @@
             <w:r/>
             <w:r>
               <w:rPr>
-                <w:rFonts w:ascii="Noto Sans CJK SC" w:hAnsi="Noto Sans CJK SC" w:eastAsia="Noto Sans CJK SC"/>
+                <w:rFonts w:ascii="Hiragino Sans GB" w:hAnsi="Hiragino Sans GB" w:eastAsia="Hiragino Sans GB"/>
                 <w:b/>
                 <w:color w:val="262626"/>
                 <w:sz w:val="17"/>
@@ -20437,7 +20437,7 @@
             <w:r/>
             <w:r>
               <w:rPr>
-                <w:rFonts w:ascii="Noto Sans CJK SC" w:hAnsi="Noto Sans CJK SC" w:eastAsia="Noto Sans CJK SC"/>
+                <w:rFonts w:ascii="Hiragino Sans GB" w:hAnsi="Hiragino Sans GB" w:eastAsia="Hiragino Sans GB"/>
                 <w:b/>
                 <w:color w:val="262626"/>
                 <w:sz w:val="17"/>
@@ -20467,12 +20467,12 @@
             <w:r/>
             <w:r>
               <w:rPr>
-                <w:rFonts w:ascii="Noto Sans CJK SC" w:hAnsi="Noto Sans CJK SC" w:eastAsia="Noto Sans CJK SC"/>
+                <w:rFonts w:ascii="Hiragino Sans GB" w:hAnsi="Hiragino Sans GB" w:eastAsia="Hiragino Sans GB"/>
                 <w:b w:val="0"/>
                 <w:color w:val="262626"/>
                 <w:sz w:val="17"/>
               </w:rPr>
-              <w:t>客户确认人</w:t>
+              <w:t>主播确认人</w:t>
             </w:r>
           </w:p>
         </w:tc>
@@ -20496,7 +20496,7 @@
             <w:r/>
             <w:r>
               <w:rPr>
-                <w:rFonts w:ascii="Noto Sans CJK SC" w:hAnsi="Noto Sans CJK SC" w:eastAsia="Noto Sans CJK SC"/>
+                <w:rFonts w:ascii="Hiragino Sans GB" w:hAnsi="Hiragino Sans GB" w:eastAsia="Hiragino Sans GB"/>
                 <w:b w:val="0"/>
                 <w:color w:val="262626"/>
                 <w:sz w:val="17"/>
@@ -20525,7 +20525,7 @@
             <w:r/>
             <w:r>
               <w:rPr>
-                <w:rFonts w:ascii="Noto Sans CJK SC" w:hAnsi="Noto Sans CJK SC" w:eastAsia="Noto Sans CJK SC"/>
+                <w:rFonts w:ascii="Hiragino Sans GB" w:hAnsi="Hiragino Sans GB" w:eastAsia="Hiragino Sans GB"/>
                 <w:b w:val="0"/>
                 <w:color w:val="262626"/>
                 <w:sz w:val="17"/>
@@ -20554,7 +20554,7 @@
             <w:r/>
             <w:r>
               <w:rPr>
-                <w:rFonts w:ascii="Noto Sans CJK SC" w:hAnsi="Noto Sans CJK SC" w:eastAsia="Noto Sans CJK SC"/>
+                <w:rFonts w:ascii="Hiragino Sans GB" w:hAnsi="Hiragino Sans GB" w:eastAsia="Hiragino Sans GB"/>
                 <w:b w:val="0"/>
                 <w:color w:val="262626"/>
                 <w:sz w:val="17"/>
@@ -20583,7 +20583,7 @@
             <w:r/>
             <w:r>
               <w:rPr>
-                <w:rFonts w:ascii="Noto Sans CJK SC" w:hAnsi="Noto Sans CJK SC" w:eastAsia="Noto Sans CJK SC"/>
+                <w:rFonts w:ascii="Hiragino Sans GB" w:hAnsi="Hiragino Sans GB" w:eastAsia="Hiragino Sans GB"/>
                 <w:b w:val="0"/>
                 <w:color w:val="262626"/>
                 <w:sz w:val="17"/>
@@ -20612,7 +20612,7 @@
             <w:r/>
             <w:r>
               <w:rPr>
-                <w:rFonts w:ascii="Noto Sans CJK SC" w:hAnsi="Noto Sans CJK SC" w:eastAsia="Noto Sans CJK SC"/>
+                <w:rFonts w:ascii="Hiragino Sans GB" w:hAnsi="Hiragino Sans GB" w:eastAsia="Hiragino Sans GB"/>
                 <w:b w:val="0"/>
                 <w:color w:val="262626"/>
                 <w:sz w:val="17"/>
@@ -20641,7 +20641,7 @@
             <w:r/>
             <w:r>
               <w:rPr>
-                <w:rFonts w:ascii="Noto Sans CJK SC" w:hAnsi="Noto Sans CJK SC" w:eastAsia="Noto Sans CJK SC"/>
+                <w:rFonts w:ascii="Hiragino Sans GB" w:hAnsi="Hiragino Sans GB" w:eastAsia="Hiragino Sans GB"/>
                 <w:b w:val="0"/>
                 <w:color w:val="262626"/>
                 <w:sz w:val="17"/>
@@ -20670,7 +20670,7 @@
             <w:r/>
             <w:r>
               <w:rPr>
-                <w:rFonts w:ascii="Noto Sans CJK SC" w:hAnsi="Noto Sans CJK SC" w:eastAsia="Noto Sans CJK SC"/>
+                <w:rFonts w:ascii="Hiragino Sans GB" w:hAnsi="Hiragino Sans GB" w:eastAsia="Hiragino Sans GB"/>
                 <w:b w:val="0"/>
                 <w:color w:val="262626"/>
                 <w:sz w:val="17"/>
@@ -20700,7 +20700,7 @@
             <w:r/>
             <w:r>
               <w:rPr>
-                <w:rFonts w:ascii="Noto Sans CJK SC" w:hAnsi="Noto Sans CJK SC" w:eastAsia="Noto Sans CJK SC"/>
+                <w:rFonts w:ascii="Hiragino Sans GB" w:hAnsi="Hiragino Sans GB" w:eastAsia="Hiragino Sans GB"/>
                 <w:b w:val="0"/>
                 <w:color w:val="262626"/>
                 <w:sz w:val="17"/>
@@ -20728,12 +20728,12 @@
             <w:r/>
             <w:r>
               <w:rPr>
-                <w:rFonts w:ascii="Noto Sans CJK SC" w:hAnsi="Noto Sans CJK SC" w:eastAsia="Noto Sans CJK SC"/>
+                <w:rFonts w:ascii="Hiragino Sans GB" w:hAnsi="Hiragino Sans GB" w:eastAsia="Hiragino Sans GB"/>
                 <w:b w:val="0"/>
                 <w:color w:val="262626"/>
                 <w:sz w:val="17"/>
               </w:rPr>
-              <w:t>V1.0 客户确认稿</w:t>
+              <w:t>V1.0 主播确认参考稿</w:t>
             </w:r>
           </w:p>
         </w:tc>
@@ -20782,7 +20782,7 @@
             </w:pPr>
             <w:r>
               <w:rPr>
-                <w:rFonts w:ascii="Noto Sans CJK SC" w:hAnsi="Noto Sans CJK SC" w:eastAsia="Noto Sans CJK SC"/>
+                <w:rFonts w:ascii="Hiragino Sans GB" w:hAnsi="Hiragino Sans GB" w:eastAsia="Hiragino Sans GB"/>
                 <w:b/>
                 <w:color w:val="1F4E79"/>
                 <w:sz w:val="21"/>
@@ -20797,11 +20797,11 @@
             </w:pPr>
             <w:r>
               <w:rPr>
-                <w:rFonts w:ascii="Noto Sans CJK SC" w:hAnsi="Noto Sans CJK SC" w:eastAsia="Noto Sans CJK SC"/>
+                <w:rFonts w:ascii="Hiragino Sans GB" w:hAnsi="Hiragino Sans GB" w:eastAsia="Hiragino Sans GB"/>
                 <w:color w:val="262626"/>
                 <w:sz w:val="20"/>
               </w:rPr>
-              <w:t>客户确认本文件后，项目方将以确认后的内容作为数字人直播思路、直播脚本、评论回复、动作语气和人工兜底设计的重要输入。后续重大调整需重新评估工作量、周期和验收边界。</w:t>
+              <w:t>主播确认本文件后，项目方将以确认后的内容作为数字人直播思路、直播脚本、评论回复、动作语气和人工兜底设计的重要输入。后续重大调整需重新评估工作量、周期和验收边界。</w:t>
             </w:r>
           </w:p>
         </w:tc>
@@ -20835,7 +20835,7 @@
     <w:r/>
     <w:r>
       <w:rPr>
-        <w:rFonts w:ascii="Noto Sans CJK SC" w:hAnsi="Noto Sans CJK SC" w:eastAsia="Noto Sans CJK SC"/>
+        <w:rFonts w:ascii="Hiragino Sans GB" w:hAnsi="Hiragino Sans GB" w:eastAsia="Hiragino Sans GB"/>
         <w:color w:val="5B5B5B"/>
         <w:sz w:val="17"/>
       </w:rPr>
@@ -20848,11 +20848,11 @@
     </w:r>
     <w:r>
       <w:rPr>
-        <w:rFonts w:ascii="Noto Sans CJK SC" w:hAnsi="Noto Sans CJK SC" w:eastAsia="Noto Sans CJK SC"/>
+        <w:rFonts w:ascii="Hiragino Sans GB" w:hAnsi="Hiragino Sans GB" w:eastAsia="Hiragino Sans GB"/>
         <w:color w:val="5B5B5B"/>
         <w:sz w:val="17"/>
       </w:rPr>
-      <w:t xml:space="preserve"> 页｜客户确认稿</w:t>
+      <w:t xml:space="preserve"> 页｜主播确认参考稿</w:t>
     </w:r>
   </w:p>
 </w:ftr>
@@ -20868,7 +20868,7 @@
     <w:r/>
     <w:r>
       <w:rPr>
-        <w:rFonts w:ascii="Noto Sans CJK SC" w:hAnsi="Noto Sans CJK SC" w:eastAsia="Noto Sans CJK SC"/>
+        <w:rFonts w:ascii="Hiragino Sans GB" w:hAnsi="Hiragino Sans GB" w:eastAsia="Hiragino Sans GB"/>
         <w:color w:val="5B5B5B"/>
         <w:sz w:val="17"/>
       </w:rPr>
@@ -21245,7 +21245,7 @@
       <w:spacing w:before="0" w:after="100" w:line="276" w:lineRule="auto"/>
     </w:pPr>
     <w:rPr>
-      <w:rFonts w:ascii="Noto Sans CJK SC" w:hAnsi="Noto Sans CJK SC" w:eastAsia="Noto Sans CJK SC"/>
+      <w:rFonts w:ascii="Hiragino Sans GB" w:hAnsi="Hiragino Sans GB" w:eastAsia="Hiragino Sans GB"/>
       <w:b w:val="0"/>
       <w:color w:val="262626"/>
       <w:sz w:val="21"/>
@@ -21310,7 +21310,7 @@
       <w:outlineLvl w:val="0"/>
     </w:pPr>
     <w:rPr>
-      <w:rFonts w:asciiTheme="majorHAnsi" w:eastAsiaTheme="majorEastAsia" w:hAnsiTheme="majorHAnsi" w:cstheme="majorBidi" w:ascii="Noto Sans CJK SC" w:hAnsi="Noto Sans CJK SC" w:eastAsia="Noto Sans CJK SC"/>
+      <w:rFonts w:asciiTheme="majorHAnsi" w:eastAsiaTheme="majorEastAsia" w:hAnsiTheme="majorHAnsi" w:cstheme="majorBidi" w:ascii="Hiragino Sans GB" w:hAnsi="Hiragino Sans GB" w:eastAsia="Hiragino Sans GB"/>
       <w:b/>
       <w:bCs/>
       <w:color w:val="1F4E79"/>
@@ -21334,7 +21334,7 @@
       <w:outlineLvl w:val="1"/>
     </w:pPr>
     <w:rPr>
-      <w:rFonts w:asciiTheme="majorHAnsi" w:eastAsiaTheme="majorEastAsia" w:hAnsiTheme="majorHAnsi" w:cstheme="majorBidi" w:ascii="Noto Sans CJK SC" w:hAnsi="Noto Sans CJK SC" w:eastAsia="Noto Sans CJK SC"/>
+      <w:rFonts w:asciiTheme="majorHAnsi" w:eastAsiaTheme="majorEastAsia" w:hAnsiTheme="majorHAnsi" w:cstheme="majorBidi" w:ascii="Hiragino Sans GB" w:hAnsi="Hiragino Sans GB" w:eastAsia="Hiragino Sans GB"/>
       <w:b/>
       <w:bCs/>
       <w:color w:val="1F4E79"/>
@@ -21358,7 +21358,7 @@
       <w:outlineLvl w:val="2"/>
     </w:pPr>
     <w:rPr>
-      <w:rFonts w:asciiTheme="majorHAnsi" w:eastAsiaTheme="majorEastAsia" w:hAnsiTheme="majorHAnsi" w:cstheme="majorBidi" w:ascii="Noto Sans CJK SC" w:hAnsi="Noto Sans CJK SC" w:eastAsia="Noto Sans CJK SC"/>
+      <w:rFonts w:asciiTheme="majorHAnsi" w:eastAsiaTheme="majorEastAsia" w:hAnsiTheme="majorHAnsi" w:cstheme="majorBidi" w:ascii="Hiragino Sans GB" w:hAnsi="Hiragino Sans GB" w:eastAsia="Hiragino Sans GB"/>
       <w:b/>
       <w:bCs/>
       <w:color w:val="262626"/>
@@ -21782,7 +21782,7 @@
       <w:contextualSpacing/>
     </w:pPr>
     <w:rPr>
-      <w:rFonts w:ascii="Noto Sans CJK SC" w:hAnsi="Noto Sans CJK SC" w:eastAsia="Noto Sans CJK SC"/>
+      <w:rFonts w:ascii="Hiragino Sans GB" w:hAnsi="Hiragino Sans GB" w:eastAsia="Hiragino Sans GB"/>
       <w:sz w:val="20"/>
     </w:rPr>
   </w:style>
@@ -21826,7 +21826,7 @@
       <w:contextualSpacing/>
     </w:pPr>
     <w:rPr>
-      <w:rFonts w:ascii="Noto Sans CJK SC" w:hAnsi="Noto Sans CJK SC" w:eastAsia="Noto Sans CJK SC"/>
+      <w:rFonts w:ascii="Hiragino Sans GB" w:hAnsi="Hiragino Sans GB" w:eastAsia="Hiragino Sans GB"/>
       <w:sz w:val="20"/>
     </w:rPr>
   </w:style>
